--- a/Workshop_Chapter3_Infectious_Diseases_2026.docx
+++ b/Workshop_Chapter3_Infectious_Diseases_2026.docx
@@ -2,129 +2,109 @@
 <file path=word/document.xml><?xml version="1.0" encoding="utf-8"?>
 <w:document xmlns:wpc="http://schemas.microsoft.com/office/word/2010/wordprocessingCanvas" xmlns:mo="http://schemas.microsoft.com/office/mac/office/2008/main" xmlns:mc="http://schemas.openxmlformats.org/markup-compatibility/2006" xmlns:mv="urn:schemas-microsoft-com:mac:vml" xmlns:o="urn:schemas-microsoft-com:office:office" xmlns:r="http://schemas.openxmlformats.org/officeDocument/2006/relationships" xmlns:m="http://schemas.openxmlformats.org/officeDocument/2006/math" xmlns:v="urn:schemas-microsoft-com:vml" xmlns:wp14="http://schemas.microsoft.com/office/word/2010/wordprocessingDrawing" xmlns:wp="http://schemas.openxmlformats.org/drawingml/2006/wordprocessingDrawing" xmlns:w10="urn:schemas-microsoft-com:office:word" xmlns:w="http://schemas.openxmlformats.org/wordprocessingml/2006/main" xmlns:w14="http://schemas.microsoft.com/office/word/2010/wordml" xmlns:wpg="http://schemas.microsoft.com/office/word/2010/wordprocessingGroup" xmlns:wpi="http://schemas.microsoft.com/office/word/2010/wordprocessingInk" xmlns:wne="http://schemas.microsoft.com/office/word/2006/wordml" xmlns:wps="http://schemas.microsoft.com/office/word/2010/wordprocessingShape" mc:Ignorable="w14 wp14">
   <w:body>
-    <w:p>
-      <w:pPr>
-        <w:pStyle w:val="CH3ChapterLabel"/>
-      </w:pPr>
-      <w:r>
-        <w:t>CHAPTER 3</w:t>
-      </w:r>
-    </w:p>
-    <w:p>
-      <w:pPr>
-        <w:pStyle w:val="CH3Title"/>
-      </w:pPr>
-      <w:r>
-        <w:t>Infectious Diseases of Asian Elephants</w:t>
-      </w:r>
-    </w:p>
-    <w:p>
-      <w:pPr>
-        <w:pStyle w:val="CH3Subtitle"/>
-      </w:pPr>
-      <w:r>
-        <w:t>Resource Person: Dr. M. Karikalan, MVSc, PhD</w:t>
-      </w:r>
-    </w:p>
-    <w:p>
-      <w:pPr>
-        <w:pStyle w:val="CH3Subtitle"/>
-      </w:pPr>
-      <w:r>
-        <w:t>Assistant Professor, Dept. of Wildlife Science, VBSC &amp; AH, Namakkal</w:t>
-      </w:r>
-    </w:p>
-    <w:p>
-      <w:pPr>
-        <w:pStyle w:val="CH3Subtitle"/>
-      </w:pPr>
-      <w:r>
-        <w:t>Workshop on Elephant Mortality Investigation and Management</w:t>
-      </w:r>
-    </w:p>
-    <w:p>
-      <w:pPr>
-        <w:pStyle w:val="CH3Subtitle"/>
-      </w:pPr>
-      <w:r>
-        <w:t>Chhattisgarh Forest Department · Bilaspur · June 2026</w:t>
-      </w:r>
-    </w:p>
+    <w:tbl>
+      <w:tblPr>
+        <w:tblStyle w:val="TableGrid"/>
+        <w:tblW w:type="auto" w:w="0"/>
+        <w:tblLook w:firstColumn="1" w:firstRow="1" w:lastColumn="0" w:lastRow="0" w:noHBand="0" w:noVBand="1" w:val="04A0"/>
+      </w:tblPr>
+      <w:tblGrid>
+        <w:gridCol w:w="9638"/>
+      </w:tblGrid>
+      <w:tr>
+        <w:tc>
+          <w:tcPr>
+            <w:tcW w:type="dxa" w:w="9638"/>
+            <w:shd w:val="clear" w:color="auto" w:fill="1B4332"/>
+          </w:tcPr>
+          <w:p>
+            <w:pPr>
+              <w:pStyle w:val="WS_Title"/>
+              <w:spacing w:before="120" w:after="120"/>
+            </w:pPr>
+            <w:r>
+              <w:rPr>
+                <w:color w:val="52B788"/>
+                <w:sz w:val="16"/>
+              </w:rPr>
+              <w:t>CHAPTER 3</w:t>
+            </w:r>
+            <w:r>
+              <w:br/>
+            </w:r>
+            <w:r>
+              <w:rPr>
+                <w:b/>
+                <w:color w:val="FFFFFF"/>
+                <w:sz w:val="32"/>
+              </w:rPr>
+              <w:t>Infectious Diseases of Asian Elephants</w:t>
+            </w:r>
+            <w:r>
+              <w:br/>
+            </w:r>
+            <w:r>
+              <w:rPr>
+                <w:i/>
+                <w:color w:val="D8F3DC"/>
+                <w:sz w:val="19"/>
+              </w:rPr>
+              <w:t>Aetiology, Pathology, Diagnosis &amp; Control</w:t>
+            </w:r>
+            <w:r>
+              <w:br/>
+              <w:br/>
+            </w:r>
+            <w:r>
+              <w:rPr>
+                <w:color w:val="D8F3DC"/>
+                <w:sz w:val="17"/>
+              </w:rPr>
+              <w:t>Dr. M. Karikalan  |  ICAR-IVRI, Bareilly</w:t>
+            </w:r>
+          </w:p>
+        </w:tc>
+      </w:tr>
+    </w:tbl>
+    <w:p/>
+    <w:tbl>
+      <w:tblPr>
+        <w:tblStyle w:val="TableGrid"/>
+        <w:tblW w:type="auto" w:w="0"/>
+        <w:tblLook w:firstColumn="1" w:firstRow="1" w:lastColumn="0" w:lastRow="0" w:noHBand="0" w:noVBand="1" w:val="04A0"/>
+      </w:tblPr>
+      <w:tblGrid>
+        <w:gridCol w:w="9638"/>
+      </w:tblGrid>
+      <w:tr>
+        <w:tc>
+          <w:tcPr>
+            <w:tcW w:type="dxa" w:w="9638"/>
+            <w:shd w:val="clear" w:color="auto" w:fill="2D6A4F"/>
+          </w:tcPr>
+          <w:p>
+            <w:pPr>
+              <w:pStyle w:val="WS_H1"/>
+              <w:spacing w:before="40" w:after="40"/>
+            </w:pPr>
+            <w:r>
+              <w:rPr>
+                <w:b/>
+                <w:color w:val="FFFFFF"/>
+              </w:rPr>
+              <w:t>1. Introduction — Disease Burden in Asian Elephants</w:t>
+            </w:r>
+          </w:p>
+        </w:tc>
+      </w:tr>
+    </w:tbl>
     <w:p/>
     <w:p>
       <w:pPr>
-        <w:jc w:val="center"/>
+        <w:pStyle w:val="WS_Body"/>
       </w:pPr>
       <w:r>
-        <w:drawing>
-          <wp:inline xmlns:a="http://schemas.openxmlformats.org/drawingml/2006/main" xmlns:pic="http://schemas.openxmlformats.org/drawingml/2006/picture">
-            <wp:extent cx="5029200" cy="6508376"/>
-            <wp:docPr id="1" name="Picture 1"/>
-            <wp:cNvGraphicFramePr>
-              <a:graphicFrameLocks noChangeAspect="1"/>
-            </wp:cNvGraphicFramePr>
-            <a:graphic>
-              <a:graphicData uri="http://schemas.openxmlformats.org/drawingml/2006/picture">
-                <pic:pic>
-                  <pic:nvPicPr>
-                    <pic:cNvPr id="0" name="page_01.jpg"/>
-                    <pic:cNvPicPr/>
-                  </pic:nvPicPr>
-                  <pic:blipFill>
-                    <a:blip r:embed="rId9"/>
-                    <a:stretch>
-                      <a:fillRect/>
-                    </a:stretch>
-                  </pic:blipFill>
-                  <pic:spPr>
-                    <a:xfrm>
-                      <a:off x="0" y="0"/>
-                      <a:ext cx="5029200" cy="6508376"/>
-                    </a:xfrm>
-                    <a:prstGeom prst="rect"/>
-                  </pic:spPr>
-                </pic:pic>
-              </a:graphicData>
-            </a:graphic>
-          </wp:inline>
-        </w:drawing>
-      </w:r>
-    </w:p>
-    <w:p>
-      <w:pPr>
-        <w:pStyle w:val="CH3Caption"/>
-      </w:pPr>
-      <w:r>
-        <w:t>Source presentation: Infectious Diseases of Asian Elephants (Dr. M. Karikalan, 2026)</w:t>
-      </w:r>
-    </w:p>
-    <w:p>
-      <w:r>
-        <w:br w:type="page"/>
-      </w:r>
-    </w:p>
-    <w:p>
-      <w:pPr>
-        <w:pStyle w:val="CH3Section"/>
-      </w:pPr>
-      <w:r>
-        <w:t>1. Introduction</w:t>
-      </w:r>
-    </w:p>
-    <w:p>
-      <w:pPr>
-        <w:pStyle w:val="CH3Body"/>
-      </w:pPr>
-      <w:r>
-        <w:t>Wildlife disease investigation has emerged as a critical pillar of conservation medicine. The Asian elephant, classified as Endangered on the IUCN Red List, faces an escalating burden of infectious and non-infectious diseases. Mortality from preventable or treatable diseases can be mitigated through timely diagnosis, skilled post-mortem examination, and preparedness of field veterinarians.</w:t>
-      </w:r>
-    </w:p>
-    <w:p>
-      <w:pPr>
-        <w:pStyle w:val="CH3Subsection"/>
-      </w:pPr>
-      <w:r>
-        <w:t>1.1 Epidemiological Terminology</w:t>
+        <w:t>Infectious diseases pose a significant and growing threat to Asian elephant conservation. Both captive and wild populations face risks from viral, bacterial, and parasitic pathogens. Many diseases are zoonotic, posing risks to handlers and veterinary staff. Systematic necropsy, sampling, and laboratory diagnosis are essential for identifying and managing these threats.</w:t>
       </w:r>
     </w:p>
     <w:tbl>
@@ -134,213 +114,25 @@
         <w:tblLook w:firstColumn="1" w:firstRow="1" w:lastColumn="0" w:lastRow="0" w:noHBand="0" w:noVBand="1" w:val="04A0"/>
       </w:tblPr>
       <w:tblGrid>
-        <w:gridCol w:w="4536"/>
-        <w:gridCol w:w="4536"/>
+        <w:gridCol w:w="9638"/>
       </w:tblGrid>
       <w:tr>
         <w:tc>
           <w:tcPr>
-            <w:tcW w:type="dxa" w:w="4536"/>
-            <w:shd w:val="clear" w:color="auto" w:fill="1B4332"/>
+            <w:tcW w:type="dxa" w:w="9638"/>
+            <w:shd w:val="clear" w:color="auto" w:fill="2D6A4F"/>
           </w:tcPr>
           <w:p>
+            <w:pPr>
+              <w:pStyle w:val="WS_H1"/>
+              <w:spacing w:before="40" w:after="40"/>
+            </w:pPr>
             <w:r>
               <w:rPr>
                 <w:b/>
                 <w:color w:val="FFFFFF"/>
-                <w:sz w:val="18"/>
               </w:rPr>
-              <w:t>Term</w:t>
-            </w:r>
-          </w:p>
-        </w:tc>
-        <w:tc>
-          <w:tcPr>
-            <w:tcW w:type="dxa" w:w="4536"/>
-            <w:shd w:val="clear" w:color="auto" w:fill="1B4332"/>
-          </w:tcPr>
-          <w:p>
-            <w:r>
-              <w:rPr>
-                <w:b/>
-                <w:color w:val="FFFFFF"/>
-                <w:sz w:val="18"/>
-              </w:rPr>
-              <w:t>Definition</w:t>
-            </w:r>
-          </w:p>
-        </w:tc>
-      </w:tr>
-      <w:tr>
-        <w:tc>
-          <w:tcPr>
-            <w:tcW w:type="dxa" w:w="4536"/>
-            <w:shd w:val="clear" w:color="auto" w:fill="D8F3DC"/>
-          </w:tcPr>
-          <w:p>
-            <w:r>
-              <w:rPr>
-                <w:sz w:val="18"/>
-              </w:rPr>
-              <w:t>Emerging Disease</w:t>
-            </w:r>
-          </w:p>
-        </w:tc>
-        <w:tc>
-          <w:tcPr>
-            <w:tcW w:type="dxa" w:w="4536"/>
-            <w:shd w:val="clear" w:color="auto" w:fill="D8F3DC"/>
-          </w:tcPr>
-          <w:p>
-            <w:r>
-              <w:rPr>
-                <w:sz w:val="18"/>
-              </w:rPr>
-              <w:t>A disease appearing in a population for the first time, or rapidly increasing in incidence/geographic range</w:t>
-            </w:r>
-          </w:p>
-        </w:tc>
-      </w:tr>
-      <w:tr>
-        <w:tc>
-          <w:tcPr>
-            <w:tcW w:type="dxa" w:w="4536"/>
-          </w:tcPr>
-          <w:p>
-            <w:r>
-              <w:rPr>
-                <w:sz w:val="18"/>
-              </w:rPr>
-              <w:t>Re-emerging Disease</w:t>
-            </w:r>
-          </w:p>
-        </w:tc>
-        <w:tc>
-          <w:tcPr>
-            <w:tcW w:type="dxa" w:w="4536"/>
-          </w:tcPr>
-          <w:p>
-            <w:r>
-              <w:rPr>
-                <w:sz w:val="18"/>
-              </w:rPr>
-              <w:t>A previously known disease that has reappeared after decline, often in new geographic areas or host species</w:t>
-            </w:r>
-          </w:p>
-        </w:tc>
-      </w:tr>
-      <w:tr>
-        <w:tc>
-          <w:tcPr>
-            <w:tcW w:type="dxa" w:w="4536"/>
-            <w:shd w:val="clear" w:color="auto" w:fill="D8F3DC"/>
-          </w:tcPr>
-          <w:p>
-            <w:r>
-              <w:rPr>
-                <w:sz w:val="18"/>
-              </w:rPr>
-              <w:t>Transboundary Disease</w:t>
-            </w:r>
-          </w:p>
-        </w:tc>
-        <w:tc>
-          <w:tcPr>
-            <w:tcW w:type="dxa" w:w="4536"/>
-            <w:shd w:val="clear" w:color="auto" w:fill="D8F3DC"/>
-          </w:tcPr>
-          <w:p>
-            <w:r>
-              <w:rPr>
-                <w:sz w:val="18"/>
-              </w:rPr>
-              <w:t>Infectious disease that spreads across national/ecosystem boundaries (e.g., FMD, HS)</w:t>
-            </w:r>
-          </w:p>
-        </w:tc>
-      </w:tr>
-      <w:tr>
-        <w:tc>
-          <w:tcPr>
-            <w:tcW w:type="dxa" w:w="4536"/>
-          </w:tcPr>
-          <w:p>
-            <w:r>
-              <w:rPr>
-                <w:sz w:val="18"/>
-              </w:rPr>
-              <w:t>Zoonosis</w:t>
-            </w:r>
-          </w:p>
-        </w:tc>
-        <w:tc>
-          <w:tcPr>
-            <w:tcW w:type="dxa" w:w="4536"/>
-          </w:tcPr>
-          <w:p>
-            <w:r>
-              <w:rPr>
-                <w:sz w:val="18"/>
-              </w:rPr>
-              <w:t>Disease transmissible between vertebrate animals and humans (e.g., TB, Rabies, Anthrax, Leptospirosis)</w:t>
-            </w:r>
-          </w:p>
-        </w:tc>
-      </w:tr>
-      <w:tr>
-        <w:tc>
-          <w:tcPr>
-            <w:tcW w:type="dxa" w:w="4536"/>
-            <w:shd w:val="clear" w:color="auto" w:fill="D8F3DC"/>
-          </w:tcPr>
-          <w:p>
-            <w:r>
-              <w:rPr>
-                <w:sz w:val="18"/>
-              </w:rPr>
-              <w:t>Spillover</w:t>
-            </w:r>
-          </w:p>
-        </w:tc>
-        <w:tc>
-          <w:tcPr>
-            <w:tcW w:type="dxa" w:w="4536"/>
-            <w:shd w:val="clear" w:color="auto" w:fill="D8F3DC"/>
-          </w:tcPr>
-          <w:p>
-            <w:r>
-              <w:rPr>
-                <w:sz w:val="18"/>
-              </w:rPr>
-              <w:t>Transmission of a pathogen from a reservoir host to a new incidental host species</w:t>
-            </w:r>
-          </w:p>
-        </w:tc>
-      </w:tr>
-      <w:tr>
-        <w:tc>
-          <w:tcPr>
-            <w:tcW w:type="dxa" w:w="4536"/>
-          </w:tcPr>
-          <w:p>
-            <w:r>
-              <w:rPr>
-                <w:sz w:val="18"/>
-              </w:rPr>
-              <w:t>Virulence</w:t>
-            </w:r>
-          </w:p>
-        </w:tc>
-        <w:tc>
-          <w:tcPr>
-            <w:tcW w:type="dxa" w:w="4536"/>
-          </w:tcPr>
-          <w:p>
-            <w:r>
-              <w:rPr>
-                <w:sz w:val="18"/>
-              </w:rPr>
-              <w:t>Severity of disease caused by a pathogen; degree of harm inflicted on the host</w:t>
+              <w:t>2. Viral Diseases</w:t>
             </w:r>
           </w:p>
         </w:tc>
@@ -349,10 +141,15 @@
     <w:p/>
     <w:p>
       <w:pPr>
-        <w:pStyle w:val="CH3Subsection"/>
+        <w:pStyle w:val="WS_H2"/>
+        <w:ind w:left="170"/>
       </w:pPr>
       <w:r>
-        <w:t>1.2 Taxonomy of Asian Elephant</w:t>
+        <w:rPr>
+          <w:b/>
+          <w:color w:val="2D6A4F"/>
+        </w:rPr>
+        <w:t>A. Elephant Endotheliotropic Herpesvirus (EEHV) — MOST FATAL</w:t>
       </w:r>
     </w:p>
     <w:tbl>
@@ -362,39 +159,77 @@
         <w:tblLook w:firstColumn="1" w:firstRow="1" w:lastColumn="0" w:lastRow="0" w:noHBand="0" w:noVBand="1" w:val="04A0"/>
       </w:tblPr>
       <w:tblGrid>
-        <w:gridCol w:w="4536"/>
-        <w:gridCol w:w="4536"/>
+        <w:gridCol w:w="9638"/>
       </w:tblGrid>
       <w:tr>
         <w:tc>
           <w:tcPr>
-            <w:tcW w:type="dxa" w:w="4536"/>
-            <w:shd w:val="clear" w:color="auto" w:fill="1B4332"/>
+            <w:tcW w:type="dxa" w:w="9638"/>
+            <w:shd w:val="clear" w:color="auto" w:fill="FADBD8"/>
           </w:tcPr>
           <w:p>
+            <w:pPr>
+              <w:spacing w:before="80" w:after="80"/>
+            </w:pPr>
+            <w:r>
+              <w:rPr>
+                <w:b/>
+                <w:color w:val="C0392B"/>
+                <w:sz w:val="18"/>
+              </w:rPr>
+              <w:t>EEHV is the leading infectious cause of death in captive Asian elephant calves worldwide. Mortality rate &gt;85% once clinical signs appear. Targets calves 1–8 years of age.</w:t>
+            </w:r>
+          </w:p>
+        </w:tc>
+      </w:tr>
+    </w:tbl>
+    <w:p/>
+    <w:tbl>
+      <w:tblPr>
+        <w:tblStyle w:val="TableGrid"/>
+        <w:tblW w:type="auto" w:w="0"/>
+        <w:tblLook w:firstColumn="1" w:firstRow="1" w:lastColumn="0" w:lastRow="0" w:noHBand="0" w:noVBand="1" w:val="04A0"/>
+      </w:tblPr>
+      <w:tblGrid>
+        <w:gridCol w:w="4819"/>
+        <w:gridCol w:w="4819"/>
+      </w:tblGrid>
+      <w:tr>
+        <w:tc>
+          <w:tcPr>
+            <w:tcW w:type="dxa" w:w="2268"/>
+            <w:shd w:val="clear" w:color="auto" w:fill="2D6A4F"/>
+          </w:tcPr>
+          <w:p>
+            <w:pPr>
+              <w:pStyle w:val="WS_TH"/>
+              <w:spacing w:before="60" w:after="60"/>
+            </w:pPr>
             <w:r>
               <w:rPr>
                 <w:b/>
                 <w:color w:val="FFFFFF"/>
-                <w:sz w:val="18"/>
               </w:rPr>
-              <w:t>Classification</w:t>
+              <w:t>Feature</w:t>
             </w:r>
           </w:p>
         </w:tc>
         <w:tc>
           <w:tcPr>
-            <w:tcW w:type="dxa" w:w="4536"/>
-            <w:shd w:val="clear" w:color="auto" w:fill="1B4332"/>
+            <w:tcW w:type="dxa" w:w="7370"/>
+            <w:shd w:val="clear" w:color="auto" w:fill="2D6A4F"/>
           </w:tcPr>
           <w:p>
+            <w:pPr>
+              <w:pStyle w:val="WS_TH"/>
+              <w:spacing w:before="60" w:after="60"/>
+            </w:pPr>
             <w:r>
               <w:rPr>
                 <w:b/>
                 <w:color w:val="FFFFFF"/>
-                <w:sz w:val="18"/>
               </w:rPr>
-              <w:t>Value</w:t>
+              <w:t>Details</w:t>
             </w:r>
           </w:p>
         </w:tc>
@@ -402,29 +237,31 @@
       <w:tr>
         <w:tc>
           <w:tcPr>
-            <w:tcW w:type="dxa" w:w="4536"/>
-            <w:shd w:val="clear" w:color="auto" w:fill="D8F3DC"/>
+            <w:tcW w:type="dxa" w:w="2268"/>
+            <w:shd w:val="clear" w:color="auto" w:fill="FFFFFF"/>
           </w:tcPr>
           <w:p>
+            <w:pPr>
+              <w:pStyle w:val="WS_TD"/>
+              <w:spacing w:before="40" w:after="40"/>
+            </w:pPr>
             <w:r>
-              <w:rPr>
-                <w:sz w:val="18"/>
-              </w:rPr>
-              <w:t>Kingdom</w:t>
+              <w:t>Causative Agent</w:t>
             </w:r>
           </w:p>
         </w:tc>
         <w:tc>
           <w:tcPr>
-            <w:tcW w:type="dxa" w:w="4536"/>
-            <w:shd w:val="clear" w:color="auto" w:fill="D8F3DC"/>
+            <w:tcW w:type="dxa" w:w="7370"/>
+            <w:shd w:val="clear" w:color="auto" w:fill="FFFFFF"/>
           </w:tcPr>
           <w:p>
+            <w:pPr>
+              <w:pStyle w:val="WS_TD"/>
+              <w:spacing w:before="40" w:after="40"/>
+            </w:pPr>
             <w:r>
-              <w:rPr>
-                <w:sz w:val="18"/>
-              </w:rPr>
-              <w:t>Animalia</w:t>
+              <w:t>EEHV1A, 1B, 4, 5, 6 (subfamily Betaherpesviridae; genus Proboscivirus)</w:t>
             </w:r>
           </w:p>
         </w:tc>
@@ -432,27 +269,31 @@
       <w:tr>
         <w:tc>
           <w:tcPr>
-            <w:tcW w:type="dxa" w:w="4536"/>
+            <w:tcW w:type="dxa" w:w="2268"/>
+            <w:shd w:val="clear" w:color="auto" w:fill="EAF7EE"/>
           </w:tcPr>
           <w:p>
+            <w:pPr>
+              <w:pStyle w:val="WS_TD"/>
+              <w:spacing w:before="40" w:after="40"/>
+            </w:pPr>
             <w:r>
-              <w:rPr>
-                <w:sz w:val="18"/>
-              </w:rPr>
-              <w:t>Phylum</w:t>
+              <w:t>Host</w:t>
             </w:r>
           </w:p>
         </w:tc>
         <w:tc>
           <w:tcPr>
-            <w:tcW w:type="dxa" w:w="4536"/>
+            <w:tcW w:type="dxa" w:w="7370"/>
+            <w:shd w:val="clear" w:color="auto" w:fill="EAF7EE"/>
           </w:tcPr>
           <w:p>
+            <w:pPr>
+              <w:pStyle w:val="WS_TD"/>
+              <w:spacing w:before="40" w:after="40"/>
+            </w:pPr>
             <w:r>
-              <w:rPr>
-                <w:sz w:val="18"/>
-              </w:rPr>
-              <w:t>Chordata</w:t>
+              <w:t>Asian elephants primarily; latent in adults; lethal in calves</w:t>
             </w:r>
           </w:p>
         </w:tc>
@@ -460,29 +301,31 @@
       <w:tr>
         <w:tc>
           <w:tcPr>
-            <w:tcW w:type="dxa" w:w="4536"/>
-            <w:shd w:val="clear" w:color="auto" w:fill="D8F3DC"/>
+            <w:tcW w:type="dxa" w:w="2268"/>
+            <w:shd w:val="clear" w:color="auto" w:fill="FFFFFF"/>
           </w:tcPr>
           <w:p>
+            <w:pPr>
+              <w:pStyle w:val="WS_TD"/>
+              <w:spacing w:before="40" w:after="40"/>
+            </w:pPr>
             <w:r>
-              <w:rPr>
-                <w:sz w:val="18"/>
-              </w:rPr>
-              <w:t>Class</w:t>
+              <w:t>Age Group</w:t>
             </w:r>
           </w:p>
         </w:tc>
         <w:tc>
           <w:tcPr>
-            <w:tcW w:type="dxa" w:w="4536"/>
-            <w:shd w:val="clear" w:color="auto" w:fill="D8F3DC"/>
+            <w:tcW w:type="dxa" w:w="7370"/>
+            <w:shd w:val="clear" w:color="auto" w:fill="FFFFFF"/>
           </w:tcPr>
           <w:p>
+            <w:pPr>
+              <w:pStyle w:val="WS_TD"/>
+              <w:spacing w:before="40" w:after="40"/>
+            </w:pPr>
             <w:r>
-              <w:rPr>
-                <w:sz w:val="18"/>
-              </w:rPr>
-              <w:t>Mammalia</w:t>
+              <w:t>Calves 1–8 years most susceptible; adults are asymptomatic carriers</w:t>
             </w:r>
           </w:p>
         </w:tc>
@@ -490,27 +333,31 @@
       <w:tr>
         <w:tc>
           <w:tcPr>
-            <w:tcW w:type="dxa" w:w="4536"/>
+            <w:tcW w:type="dxa" w:w="2268"/>
+            <w:shd w:val="clear" w:color="auto" w:fill="EAF7EE"/>
           </w:tcPr>
           <w:p>
+            <w:pPr>
+              <w:pStyle w:val="WS_TD"/>
+              <w:spacing w:before="40" w:after="40"/>
+            </w:pPr>
             <w:r>
-              <w:rPr>
-                <w:sz w:val="18"/>
-              </w:rPr>
-              <w:t>Order</w:t>
+              <w:t>Transmission</w:t>
             </w:r>
           </w:p>
         </w:tc>
         <w:tc>
           <w:tcPr>
-            <w:tcW w:type="dxa" w:w="4536"/>
+            <w:tcW w:type="dxa" w:w="7370"/>
+            <w:shd w:val="clear" w:color="auto" w:fill="EAF7EE"/>
           </w:tcPr>
           <w:p>
+            <w:pPr>
+              <w:pStyle w:val="WS_TD"/>
+              <w:spacing w:before="40" w:after="40"/>
+            </w:pPr>
             <w:r>
-              <w:rPr>
-                <w:sz w:val="18"/>
-              </w:rPr>
-              <w:t>Proboscidea</w:t>
+              <w:t>Direct contact with oral secretions; adult-to-calf transmission likely</w:t>
             </w:r>
           </w:p>
         </w:tc>
@@ -518,29 +365,31 @@
       <w:tr>
         <w:tc>
           <w:tcPr>
-            <w:tcW w:type="dxa" w:w="4536"/>
-            <w:shd w:val="clear" w:color="auto" w:fill="D8F3DC"/>
+            <w:tcW w:type="dxa" w:w="2268"/>
+            <w:shd w:val="clear" w:color="auto" w:fill="FFFFFF"/>
           </w:tcPr>
           <w:p>
+            <w:pPr>
+              <w:pStyle w:val="WS_TD"/>
+              <w:spacing w:before="40" w:after="40"/>
+            </w:pPr>
             <w:r>
-              <w:rPr>
-                <w:sz w:val="18"/>
-              </w:rPr>
-              <w:t>Family</w:t>
+              <w:t>Incubation</w:t>
             </w:r>
           </w:p>
         </w:tc>
         <w:tc>
           <w:tcPr>
-            <w:tcW w:type="dxa" w:w="4536"/>
-            <w:shd w:val="clear" w:color="auto" w:fill="D8F3DC"/>
+            <w:tcW w:type="dxa" w:w="7370"/>
+            <w:shd w:val="clear" w:color="auto" w:fill="FFFFFF"/>
           </w:tcPr>
           <w:p>
+            <w:pPr>
+              <w:pStyle w:val="WS_TD"/>
+              <w:spacing w:before="40" w:after="40"/>
+            </w:pPr>
             <w:r>
-              <w:rPr>
-                <w:sz w:val="18"/>
-              </w:rPr>
-              <w:t>Elephantidae</w:t>
+              <w:t>Days to weeks; rapid progression once clinical</w:t>
             </w:r>
           </w:p>
         </w:tc>
@@ -548,27 +397,31 @@
       <w:tr>
         <w:tc>
           <w:tcPr>
-            <w:tcW w:type="dxa" w:w="4536"/>
+            <w:tcW w:type="dxa" w:w="2268"/>
+            <w:shd w:val="clear" w:color="auto" w:fill="EAF7EE"/>
           </w:tcPr>
           <w:p>
+            <w:pPr>
+              <w:pStyle w:val="WS_TD"/>
+              <w:spacing w:before="40" w:after="40"/>
+            </w:pPr>
             <w:r>
-              <w:rPr>
-                <w:sz w:val="18"/>
-              </w:rPr>
-              <w:t>Genus</w:t>
+              <w:t>Pathogenesis</w:t>
             </w:r>
           </w:p>
         </w:tc>
         <w:tc>
           <w:tcPr>
-            <w:tcW w:type="dxa" w:w="4536"/>
+            <w:tcW w:type="dxa" w:w="7370"/>
+            <w:shd w:val="clear" w:color="auto" w:fill="EAF7EE"/>
           </w:tcPr>
           <w:p>
+            <w:pPr>
+              <w:pStyle w:val="WS_TD"/>
+              <w:spacing w:before="40" w:after="40"/>
+            </w:pPr>
             <w:r>
-              <w:rPr>
-                <w:sz w:val="18"/>
-              </w:rPr>
-              <w:t>Elephas</w:t>
+              <w:t>Vascular endothelial tropism → haemorrhagic disease → DIC → shock</w:t>
             </w:r>
           </w:p>
         </w:tc>
@@ -576,29 +429,31 @@
       <w:tr>
         <w:tc>
           <w:tcPr>
-            <w:tcW w:type="dxa" w:w="4536"/>
-            <w:shd w:val="clear" w:color="auto" w:fill="D8F3DC"/>
+            <w:tcW w:type="dxa" w:w="2268"/>
+            <w:shd w:val="clear" w:color="auto" w:fill="FFFFFF"/>
           </w:tcPr>
           <w:p>
+            <w:pPr>
+              <w:pStyle w:val="WS_TD"/>
+              <w:spacing w:before="40" w:after="40"/>
+            </w:pPr>
             <w:r>
-              <w:rPr>
-                <w:sz w:val="18"/>
-              </w:rPr>
-              <w:t>Species</w:t>
+              <w:t>Clinical Signs</w:t>
             </w:r>
           </w:p>
         </w:tc>
         <w:tc>
           <w:tcPr>
-            <w:tcW w:type="dxa" w:w="4536"/>
-            <w:shd w:val="clear" w:color="auto" w:fill="D8F3DC"/>
+            <w:tcW w:type="dxa" w:w="7370"/>
+            <w:shd w:val="clear" w:color="auto" w:fill="FFFFFF"/>
           </w:tcPr>
           <w:p>
+            <w:pPr>
+              <w:pStyle w:val="WS_TD"/>
+              <w:spacing w:before="40" w:after="40"/>
+            </w:pPr>
             <w:r>
-              <w:rPr>
-                <w:sz w:val="18"/>
-              </w:rPr>
-              <w:t>Elephas maximus</w:t>
+              <w:t>Sudden lethargy, oedema (head/neck/limbs), cyanotic tongue, haemorrhagic discharge</w:t>
             </w:r>
           </w:p>
         </w:tc>
@@ -606,27 +461,191 @@
       <w:tr>
         <w:tc>
           <w:tcPr>
-            <w:tcW w:type="dxa" w:w="4536"/>
+            <w:tcW w:type="dxa" w:w="2268"/>
+            <w:shd w:val="clear" w:color="auto" w:fill="EAF7EE"/>
           </w:tcPr>
           <w:p>
+            <w:pPr>
+              <w:pStyle w:val="WS_TD"/>
+              <w:spacing w:before="40" w:after="40"/>
+            </w:pPr>
             <w:r>
-              <w:rPr>
-                <w:sz w:val="18"/>
-              </w:rPr>
-              <w:t>Subspecies</w:t>
+              <w:t>Gross PM Lesions</w:t>
             </w:r>
           </w:p>
         </w:tc>
         <w:tc>
           <w:tcPr>
-            <w:tcW w:type="dxa" w:w="4536"/>
+            <w:tcW w:type="dxa" w:w="7370"/>
+            <w:shd w:val="clear" w:color="auto" w:fill="EAF7EE"/>
           </w:tcPr>
           <w:p>
+            <w:pPr>
+              <w:pStyle w:val="WS_TD"/>
+              <w:spacing w:before="40" w:after="40"/>
+            </w:pPr>
             <w:r>
-              <w:rPr>
-                <w:sz w:val="18"/>
-              </w:rPr>
-              <w:t>E. m. indicus (Indian), E. m. maximus (Sri Lankan), E. m. sumatranus (Sumatran), E. m. borneensis (Borneo)</w:t>
+              <w:t>Generalised haemorrhage, oedema, hepatomegaly, splenomegaly, myocarditis</w:t>
+            </w:r>
+          </w:p>
+        </w:tc>
+      </w:tr>
+      <w:tr>
+        <w:tc>
+          <w:tcPr>
+            <w:tcW w:type="dxa" w:w="2268"/>
+            <w:shd w:val="clear" w:color="auto" w:fill="FFFFFF"/>
+          </w:tcPr>
+          <w:p>
+            <w:pPr>
+              <w:pStyle w:val="WS_TD"/>
+              <w:spacing w:before="40" w:after="40"/>
+            </w:pPr>
+            <w:r>
+              <w:t>Histopathology</w:t>
+            </w:r>
+          </w:p>
+        </w:tc>
+        <w:tc>
+          <w:tcPr>
+            <w:tcW w:type="dxa" w:w="7370"/>
+            <w:shd w:val="clear" w:color="auto" w:fill="FFFFFF"/>
+          </w:tcPr>
+          <w:p>
+            <w:pPr>
+              <w:pStyle w:val="WS_TD"/>
+              <w:spacing w:before="40" w:after="40"/>
+            </w:pPr>
+            <w:r>
+              <w:t>Herpesviral intranuclear inclusions in endothelial cells of blood vessels</w:t>
+            </w:r>
+          </w:p>
+        </w:tc>
+      </w:tr>
+      <w:tr>
+        <w:tc>
+          <w:tcPr>
+            <w:tcW w:type="dxa" w:w="2268"/>
+            <w:shd w:val="clear" w:color="auto" w:fill="EAF7EE"/>
+          </w:tcPr>
+          <w:p>
+            <w:pPr>
+              <w:pStyle w:val="WS_TD"/>
+              <w:spacing w:before="40" w:after="40"/>
+            </w:pPr>
+            <w:r>
+              <w:t>Diagnosis</w:t>
+            </w:r>
+          </w:p>
+        </w:tc>
+        <w:tc>
+          <w:tcPr>
+            <w:tcW w:type="dxa" w:w="7370"/>
+            <w:shd w:val="clear" w:color="auto" w:fill="EAF7EE"/>
+          </w:tcPr>
+          <w:p>
+            <w:pPr>
+              <w:pStyle w:val="WS_TD"/>
+              <w:spacing w:before="40" w:after="40"/>
+            </w:pPr>
+            <w:r>
+              <w:t>PCR on EDTA blood/trunk secretions; qPCR for quantification; IHC on tissue</w:t>
+            </w:r>
+          </w:p>
+        </w:tc>
+      </w:tr>
+      <w:tr>
+        <w:tc>
+          <w:tcPr>
+            <w:tcW w:type="dxa" w:w="2268"/>
+            <w:shd w:val="clear" w:color="auto" w:fill="FFFFFF"/>
+          </w:tcPr>
+          <w:p>
+            <w:pPr>
+              <w:pStyle w:val="WS_TD"/>
+              <w:spacing w:before="40" w:after="40"/>
+            </w:pPr>
+            <w:r>
+              <w:t>Treatment</w:t>
+            </w:r>
+          </w:p>
+        </w:tc>
+        <w:tc>
+          <w:tcPr>
+            <w:tcW w:type="dxa" w:w="7370"/>
+            <w:shd w:val="clear" w:color="auto" w:fill="FFFFFF"/>
+          </w:tcPr>
+          <w:p>
+            <w:pPr>
+              <w:pStyle w:val="WS_TD"/>
+              <w:spacing w:before="40" w:after="40"/>
+            </w:pPr>
+            <w:r>
+              <w:t>Famciclovir (antiviral); supportive care; early diagnosis critical</w:t>
+            </w:r>
+          </w:p>
+        </w:tc>
+      </w:tr>
+      <w:tr>
+        <w:tc>
+          <w:tcPr>
+            <w:tcW w:type="dxa" w:w="2268"/>
+            <w:shd w:val="clear" w:color="auto" w:fill="EAF7EE"/>
+          </w:tcPr>
+          <w:p>
+            <w:pPr>
+              <w:pStyle w:val="WS_TD"/>
+              <w:spacing w:before="40" w:after="40"/>
+            </w:pPr>
+            <w:r>
+              <w:t>Prevention</w:t>
+            </w:r>
+          </w:p>
+        </w:tc>
+        <w:tc>
+          <w:tcPr>
+            <w:tcW w:type="dxa" w:w="7370"/>
+            <w:shd w:val="clear" w:color="auto" w:fill="EAF7EE"/>
+          </w:tcPr>
+          <w:p>
+            <w:pPr>
+              <w:pStyle w:val="WS_TD"/>
+              <w:spacing w:before="40" w:after="40"/>
+            </w:pPr>
+            <w:r>
+              <w:t>Regular PCR screening of calves; isolation of sick animals; hygiene protocols</w:t>
+            </w:r>
+          </w:p>
+        </w:tc>
+      </w:tr>
+      <w:tr>
+        <w:tc>
+          <w:tcPr>
+            <w:tcW w:type="dxa" w:w="2268"/>
+            <w:shd w:val="clear" w:color="auto" w:fill="FFFFFF"/>
+          </w:tcPr>
+          <w:p>
+            <w:pPr>
+              <w:pStyle w:val="WS_TD"/>
+              <w:spacing w:before="40" w:after="40"/>
+            </w:pPr>
+            <w:r>
+              <w:t>Surveillance in CG</w:t>
+            </w:r>
+          </w:p>
+        </w:tc>
+        <w:tc>
+          <w:tcPr>
+            <w:tcW w:type="dxa" w:w="7370"/>
+            <w:shd w:val="clear" w:color="auto" w:fill="FFFFFF"/>
+          </w:tcPr>
+          <w:p>
+            <w:pPr>
+              <w:pStyle w:val="WS_TD"/>
+              <w:spacing w:before="40" w:after="40"/>
+            </w:pPr>
+            <w:r>
+              <w:t>EEHV tested: NEGATIVE in all 13 drowning deaths (2021–2026)</w:t>
             </w:r>
           </w:p>
         </w:tc>
@@ -635,10 +654,15 @@
     <w:p/>
     <w:p>
       <w:pPr>
-        <w:pStyle w:val="CH3Subsection"/>
+        <w:pStyle w:val="WS_H2"/>
+        <w:ind w:left="170"/>
       </w:pPr>
       <w:r>
-        <w:t>1.3 Spectrum of Disease</w:t>
+        <w:rPr>
+          <w:b/>
+          <w:color w:val="2D6A4F"/>
+        </w:rPr>
+        <w:t>B. Elephant Pox (Parapoxvirus / PCPV)</w:t>
       </w:r>
     </w:p>
     <w:tbl>
@@ -648,39 +672,45 @@
         <w:tblLook w:firstColumn="1" w:firstRow="1" w:lastColumn="0" w:lastRow="0" w:noHBand="0" w:noVBand="1" w:val="04A0"/>
       </w:tblPr>
       <w:tblGrid>
-        <w:gridCol w:w="4536"/>
-        <w:gridCol w:w="4536"/>
+        <w:gridCol w:w="4819"/>
+        <w:gridCol w:w="4819"/>
       </w:tblGrid>
       <w:tr>
         <w:tc>
           <w:tcPr>
-            <w:tcW w:type="dxa" w:w="4536"/>
-            <w:shd w:val="clear" w:color="auto" w:fill="1B4332"/>
+            <w:tcW w:type="dxa" w:w="2268"/>
+            <w:shd w:val="clear" w:color="auto" w:fill="2D6A4F"/>
           </w:tcPr>
           <w:p>
+            <w:pPr>
+              <w:pStyle w:val="WS_TH"/>
+              <w:spacing w:before="60" w:after="60"/>
+            </w:pPr>
             <w:r>
               <w:rPr>
                 <w:b/>
                 <w:color w:val="FFFFFF"/>
-                <w:sz w:val="18"/>
               </w:rPr>
-              <w:t>Infectious Diseases</w:t>
+              <w:t>Feature</w:t>
             </w:r>
           </w:p>
         </w:tc>
         <w:tc>
           <w:tcPr>
-            <w:tcW w:type="dxa" w:w="4536"/>
-            <w:shd w:val="clear" w:color="auto" w:fill="1B4332"/>
+            <w:tcW w:type="dxa" w:w="7370"/>
+            <w:shd w:val="clear" w:color="auto" w:fill="2D6A4F"/>
           </w:tcPr>
           <w:p>
+            <w:pPr>
+              <w:pStyle w:val="WS_TH"/>
+              <w:spacing w:before="60" w:after="60"/>
+            </w:pPr>
             <w:r>
               <w:rPr>
                 <w:b/>
                 <w:color w:val="FFFFFF"/>
-                <w:sz w:val="18"/>
               </w:rPr>
-              <w:t>Non-Infectious Conditions</w:t>
+              <w:t>Details</w:t>
             </w:r>
           </w:p>
         </w:tc>
@@ -688,29 +718,31 @@
       <w:tr>
         <w:tc>
           <w:tcPr>
-            <w:tcW w:type="dxa" w:w="4536"/>
-            <w:shd w:val="clear" w:color="auto" w:fill="D8F3DC"/>
+            <w:tcW w:type="dxa" w:w="2268"/>
+            <w:shd w:val="clear" w:color="auto" w:fill="FFFFFF"/>
           </w:tcPr>
           <w:p>
+            <w:pPr>
+              <w:pStyle w:val="WS_TD"/>
+              <w:spacing w:before="40" w:after="40"/>
+            </w:pPr>
             <w:r>
-              <w:rPr>
-                <w:sz w:val="18"/>
-              </w:rPr>
-              <w:t>Viral: EEHV, Rabies, FMD, Poxvirus, EMCV</w:t>
+              <w:t>Causative Agent</w:t>
             </w:r>
           </w:p>
         </w:tc>
         <w:tc>
           <w:tcPr>
-            <w:tcW w:type="dxa" w:w="4536"/>
-            <w:shd w:val="clear" w:color="auto" w:fill="D8F3DC"/>
+            <w:tcW w:type="dxa" w:w="7370"/>
+            <w:shd w:val="clear" w:color="auto" w:fill="FFFFFF"/>
           </w:tcPr>
           <w:p>
+            <w:pPr>
+              <w:pStyle w:val="WS_TD"/>
+              <w:spacing w:before="40" w:after="40"/>
+            </w:pPr>
             <w:r>
-              <w:rPr>
-                <w:sz w:val="18"/>
-              </w:rPr>
-              <w:t>Electrocution (illegal/accidental)</w:t>
+              <w:t>Parapoxvirus (PCPV — Pseudocowpox Virus); Orthopoxvirus (rare)</w:t>
             </w:r>
           </w:p>
         </w:tc>
@@ -718,27 +750,31 @@
       <w:tr>
         <w:tc>
           <w:tcPr>
-            <w:tcW w:type="dxa" w:w="4536"/>
+            <w:tcW w:type="dxa" w:w="2268"/>
+            <w:shd w:val="clear" w:color="auto" w:fill="EAF7EE"/>
           </w:tcPr>
           <w:p>
+            <w:pPr>
+              <w:pStyle w:val="WS_TD"/>
+              <w:spacing w:before="40" w:after="40"/>
+            </w:pPr>
             <w:r>
-              <w:rPr>
-                <w:sz w:val="18"/>
-              </w:rPr>
-              <w:t>Bacterial: TB, Haemorrhagic Septicaemia, Anthrax, Clostridial, Leptospirosis</w:t>
+              <w:t>Presentation</w:t>
             </w:r>
           </w:p>
         </w:tc>
         <w:tc>
           <w:tcPr>
-            <w:tcW w:type="dxa" w:w="4536"/>
+            <w:tcW w:type="dxa" w:w="7370"/>
+            <w:shd w:val="clear" w:color="auto" w:fill="EAF7EE"/>
           </w:tcPr>
           <w:p>
+            <w:pPr>
+              <w:pStyle w:val="WS_TD"/>
+              <w:spacing w:before="40" w:after="40"/>
+            </w:pPr>
             <w:r>
-              <w:rPr>
-                <w:sz w:val="18"/>
-              </w:rPr>
-              <w:t>Drowning / Water body falls</w:t>
+              <w:t>Nodular/pustular lesions on trunk, mouth, genitalia, skin</w:t>
             </w:r>
           </w:p>
         </w:tc>
@@ -746,29 +782,31 @@
       <w:tr>
         <w:tc>
           <w:tcPr>
-            <w:tcW w:type="dxa" w:w="4536"/>
-            <w:shd w:val="clear" w:color="auto" w:fill="D8F3DC"/>
+            <w:tcW w:type="dxa" w:w="2268"/>
+            <w:shd w:val="clear" w:color="auto" w:fill="FFFFFF"/>
           </w:tcPr>
           <w:p>
+            <w:pPr>
+              <w:pStyle w:val="WS_TD"/>
+              <w:spacing w:before="40" w:after="40"/>
+            </w:pPr>
             <w:r>
-              <w:rPr>
-                <w:sz w:val="18"/>
-              </w:rPr>
-              <w:t>Parasitic: Fasciola, Strongyles, Amphistomes, Balantidium, Haemoparasites</w:t>
+              <w:t>Zoonotic Risk</w:t>
             </w:r>
           </w:p>
         </w:tc>
         <w:tc>
           <w:tcPr>
-            <w:tcW w:type="dxa" w:w="4536"/>
-            <w:shd w:val="clear" w:color="auto" w:fill="D8F3DC"/>
+            <w:tcW w:type="dxa" w:w="7370"/>
+            <w:shd w:val="clear" w:color="auto" w:fill="FFFFFF"/>
           </w:tcPr>
           <w:p>
+            <w:pPr>
+              <w:pStyle w:val="WS_TD"/>
+              <w:spacing w:before="40" w:after="40"/>
+            </w:pPr>
             <w:r>
-              <w:rPr>
-                <w:sz w:val="18"/>
-              </w:rPr>
-              <w:t>Trauma / Fall from height</w:t>
+              <w:t>YES — handlers can develop nodular lesions on hands; PPE mandatory</w:t>
             </w:r>
           </w:p>
         </w:tc>
@@ -776,27 +814,95 @@
       <w:tr>
         <w:tc>
           <w:tcPr>
-            <w:tcW w:type="dxa" w:w="4536"/>
+            <w:tcW w:type="dxa" w:w="2268"/>
+            <w:shd w:val="clear" w:color="auto" w:fill="EAF7EE"/>
           </w:tcPr>
           <w:p>
+            <w:pPr>
+              <w:pStyle w:val="WS_TD"/>
+              <w:spacing w:before="40" w:after="40"/>
+            </w:pPr>
             <w:r>
-              <w:rPr>
-                <w:sz w:val="18"/>
-              </w:rPr>
-              <w:t>Fungal: Aspergillosis (captive)</w:t>
+              <w:t>Diagnosis</w:t>
             </w:r>
           </w:p>
         </w:tc>
         <w:tc>
           <w:tcPr>
-            <w:tcW w:type="dxa" w:w="4536"/>
+            <w:tcW w:type="dxa" w:w="7370"/>
+            <w:shd w:val="clear" w:color="auto" w:fill="EAF7EE"/>
           </w:tcPr>
           <w:p>
+            <w:pPr>
+              <w:pStyle w:val="WS_TD"/>
+              <w:spacing w:before="40" w:after="40"/>
+            </w:pPr>
             <w:r>
-              <w:rPr>
-                <w:sz w:val="18"/>
-              </w:rPr>
-              <w:t>Obesity / Nutritional deficiency / Captive management failures</w:t>
+              <w:t>Lesion scraping for EM/PCR; Orthopox can be diagnosed by IHC</w:t>
+            </w:r>
+          </w:p>
+        </w:tc>
+      </w:tr>
+      <w:tr>
+        <w:tc>
+          <w:tcPr>
+            <w:tcW w:type="dxa" w:w="2268"/>
+            <w:shd w:val="clear" w:color="auto" w:fill="FFFFFF"/>
+          </w:tcPr>
+          <w:p>
+            <w:pPr>
+              <w:pStyle w:val="WS_TD"/>
+              <w:spacing w:before="40" w:after="40"/>
+            </w:pPr>
+            <w:r>
+              <w:t>Treatment</w:t>
+            </w:r>
+          </w:p>
+        </w:tc>
+        <w:tc>
+          <w:tcPr>
+            <w:tcW w:type="dxa" w:w="7370"/>
+            <w:shd w:val="clear" w:color="auto" w:fill="FFFFFF"/>
+          </w:tcPr>
+          <w:p>
+            <w:pPr>
+              <w:pStyle w:val="WS_TD"/>
+              <w:spacing w:before="40" w:after="40"/>
+            </w:pPr>
+            <w:r>
+              <w:t>Supportive; secondary bacterial infections require antibiotics</w:t>
+            </w:r>
+          </w:p>
+        </w:tc>
+      </w:tr>
+      <w:tr>
+        <w:tc>
+          <w:tcPr>
+            <w:tcW w:type="dxa" w:w="2268"/>
+            <w:shd w:val="clear" w:color="auto" w:fill="EAF7EE"/>
+          </w:tcPr>
+          <w:p>
+            <w:pPr>
+              <w:pStyle w:val="WS_TD"/>
+              <w:spacing w:before="40" w:after="40"/>
+            </w:pPr>
+            <w:r>
+              <w:t>PM Importance</w:t>
+            </w:r>
+          </w:p>
+        </w:tc>
+        <w:tc>
+          <w:tcPr>
+            <w:tcW w:type="dxa" w:w="7370"/>
+            <w:shd w:val="clear" w:color="auto" w:fill="EAF7EE"/>
+          </w:tcPr>
+          <w:p>
+            <w:pPr>
+              <w:pStyle w:val="WS_TD"/>
+              <w:spacing w:before="40" w:after="40"/>
+            </w:pPr>
+            <w:r>
+              <w:t>Pox lesions noted during external examination; samples for PCR/EM</w:t>
             </w:r>
           </w:p>
         </w:tc>
@@ -805,78 +911,15 @@
     <w:p/>
     <w:p>
       <w:pPr>
-        <w:jc w:val="center"/>
+        <w:pStyle w:val="WS_H2"/>
+        <w:ind w:left="170"/>
       </w:pPr>
       <w:r>
-        <w:drawing>
-          <wp:inline xmlns:a="http://schemas.openxmlformats.org/drawingml/2006/main" xmlns:pic="http://schemas.openxmlformats.org/drawingml/2006/picture">
-            <wp:extent cx="5029200" cy="3886200"/>
-            <wp:docPr id="2" name="Picture 2"/>
-            <wp:cNvGraphicFramePr>
-              <a:graphicFrameLocks noChangeAspect="1"/>
-            </wp:cNvGraphicFramePr>
-            <a:graphic>
-              <a:graphicData uri="http://schemas.openxmlformats.org/drawingml/2006/picture">
-                <pic:pic>
-                  <pic:nvPicPr>
-                    <pic:cNvPr id="0" name="page_06.jpg"/>
-                    <pic:cNvPicPr/>
-                  </pic:nvPicPr>
-                  <pic:blipFill>
-                    <a:blip r:embed="rId10"/>
-                    <a:stretch>
-                      <a:fillRect/>
-                    </a:stretch>
-                  </pic:blipFill>
-                  <pic:spPr>
-                    <a:xfrm>
-                      <a:off x="0" y="0"/>
-                      <a:ext cx="5029200" cy="3886200"/>
-                    </a:xfrm>
-                    <a:prstGeom prst="rect"/>
-                  </pic:spPr>
-                </pic:pic>
-              </a:graphicData>
-            </a:graphic>
-          </wp:inline>
-        </w:drawing>
-      </w:r>
-    </w:p>
-    <w:p>
-      <w:pPr>
-        <w:pStyle w:val="CH3Caption"/>
-      </w:pPr>
-      <w:r>
-        <w:t>Fig 1.1 — Infectious vs Non-infectious disease classification</w:t>
-      </w:r>
-    </w:p>
-    <w:p>
-      <w:r>
-        <w:br w:type="page"/>
-      </w:r>
-    </w:p>
-    <w:p>
-      <w:pPr>
-        <w:pStyle w:val="CH3Section"/>
-      </w:pPr>
-      <w:r>
-        <w:t>2. Elephant Endotheliotropic Herpesvirus (EEHV)</w:t>
-      </w:r>
-    </w:p>
-    <w:p>
-      <w:pPr>
-        <w:pStyle w:val="CH3Body"/>
-      </w:pPr>
-      <w:r>
-        <w:t>EEHV is the single most important viral disease in elephants. It causes acute haemorrhagic disease — an apparently healthy calf can die within 24–72 hours of first signs. Calves between 1–18 years are primarily affected; adult elephants are latent carriers.</w:t>
-      </w:r>
-    </w:p>
-    <w:p>
-      <w:pPr>
-        <w:pStyle w:val="CH3Subsection"/>
-      </w:pPr>
-      <w:r>
-        <w:t>2.1 Classification and Subtypes</w:t>
+        <w:rPr>
+          <w:b/>
+          <w:color w:val="2D6A4F"/>
+        </w:rPr>
+        <w:t>C. Encephalomyocarditis Virus (EMCV)</w:t>
       </w:r>
     </w:p>
     <w:tbl>
@@ -886,56 +929,45 @@
         <w:tblLook w:firstColumn="1" w:firstRow="1" w:lastColumn="0" w:lastRow="0" w:noHBand="0" w:noVBand="1" w:val="04A0"/>
       </w:tblPr>
       <w:tblGrid>
-        <w:gridCol w:w="3024"/>
-        <w:gridCol w:w="3024"/>
-        <w:gridCol w:w="3024"/>
+        <w:gridCol w:w="4819"/>
+        <w:gridCol w:w="4819"/>
       </w:tblGrid>
       <w:tr>
         <w:tc>
           <w:tcPr>
-            <w:tcW w:type="dxa" w:w="3024"/>
-            <w:shd w:val="clear" w:color="auto" w:fill="1B4332"/>
+            <w:tcW w:type="dxa" w:w="2268"/>
+            <w:shd w:val="clear" w:color="auto" w:fill="2D6A4F"/>
           </w:tcPr>
           <w:p>
+            <w:pPr>
+              <w:pStyle w:val="WS_TH"/>
+              <w:spacing w:before="60" w:after="60"/>
+            </w:pPr>
             <w:r>
               <w:rPr>
                 <w:b/>
                 <w:color w:val="FFFFFF"/>
-                <w:sz w:val="18"/>
               </w:rPr>
-              <w:t>Subtype</w:t>
+              <w:t>Feature</w:t>
             </w:r>
           </w:p>
         </w:tc>
         <w:tc>
           <w:tcPr>
-            <w:tcW w:type="dxa" w:w="3024"/>
-            <w:shd w:val="clear" w:color="auto" w:fill="1B4332"/>
+            <w:tcW w:type="dxa" w:w="7370"/>
+            <w:shd w:val="clear" w:color="auto" w:fill="2D6A4F"/>
           </w:tcPr>
           <w:p>
+            <w:pPr>
+              <w:pStyle w:val="WS_TH"/>
+              <w:spacing w:before="60" w:after="60"/>
+            </w:pPr>
             <w:r>
               <w:rPr>
                 <w:b/>
                 <w:color w:val="FFFFFF"/>
-                <w:sz w:val="18"/>
               </w:rPr>
-              <w:t>Host</w:t>
-            </w:r>
-          </w:p>
-        </w:tc>
-        <w:tc>
-          <w:tcPr>
-            <w:tcW w:type="dxa" w:w="3024"/>
-            <w:shd w:val="clear" w:color="auto" w:fill="1B4332"/>
-          </w:tcPr>
-          <w:p>
-            <w:r>
-              <w:rPr>
-                <w:b/>
-                <w:color w:val="FFFFFF"/>
-                <w:sz w:val="18"/>
-              </w:rPr>
-              <w:t>Significance</w:t>
+              <w:t>Details</w:t>
             </w:r>
           </w:p>
         </w:tc>
@@ -943,43 +975,31 @@
       <w:tr>
         <w:tc>
           <w:tcPr>
-            <w:tcW w:type="dxa" w:w="3024"/>
-            <w:shd w:val="clear" w:color="auto" w:fill="D8F3DC"/>
+            <w:tcW w:type="dxa" w:w="2268"/>
+            <w:shd w:val="clear" w:color="auto" w:fill="FFFFFF"/>
           </w:tcPr>
           <w:p>
+            <w:pPr>
+              <w:pStyle w:val="WS_TD"/>
+              <w:spacing w:before="40" w:after="40"/>
+            </w:pPr>
             <w:r>
-              <w:rPr>
-                <w:sz w:val="18"/>
-              </w:rPr>
-              <w:t>EEHV-1A / 1B</w:t>
+              <w:t>Causative Agent</w:t>
             </w:r>
           </w:p>
         </w:tc>
         <w:tc>
           <w:tcPr>
-            <w:tcW w:type="dxa" w:w="3024"/>
-            <w:shd w:val="clear" w:color="auto" w:fill="D8F3DC"/>
+            <w:tcW w:type="dxa" w:w="7370"/>
+            <w:shd w:val="clear" w:color="auto" w:fill="FFFFFF"/>
           </w:tcPr>
           <w:p>
+            <w:pPr>
+              <w:pStyle w:val="WS_TD"/>
+              <w:spacing w:before="40" w:after="40"/>
+            </w:pPr>
             <w:r>
-              <w:rPr>
-                <w:sz w:val="18"/>
-              </w:rPr>
-              <w:t>Asian elephant</w:t>
-            </w:r>
-          </w:p>
-        </w:tc>
-        <w:tc>
-          <w:tcPr>
-            <w:tcW w:type="dxa" w:w="3024"/>
-            <w:shd w:val="clear" w:color="auto" w:fill="D8F3DC"/>
-          </w:tcPr>
-          <w:p>
-            <w:r>
-              <w:rPr>
-                <w:sz w:val="18"/>
-              </w:rPr>
-              <w:t>Most virulent; majority of fatal cases in Asia and North America</w:t>
+              <w:t>Encephalomyocarditis Virus (Cardiovirus, Picornaviridae)</w:t>
             </w:r>
           </w:p>
         </w:tc>
@@ -987,40 +1007,31 @@
       <w:tr>
         <w:tc>
           <w:tcPr>
-            <w:tcW w:type="dxa" w:w="3024"/>
+            <w:tcW w:type="dxa" w:w="2268"/>
+            <w:shd w:val="clear" w:color="auto" w:fill="EAF7EE"/>
           </w:tcPr>
           <w:p>
+            <w:pPr>
+              <w:pStyle w:val="WS_TD"/>
+              <w:spacing w:before="40" w:after="40"/>
+            </w:pPr>
             <w:r>
-              <w:rPr>
-                <w:sz w:val="18"/>
-              </w:rPr>
-              <w:t>EEHV-4</w:t>
+              <w:t>Reservoir</w:t>
             </w:r>
           </w:p>
         </w:tc>
         <w:tc>
           <w:tcPr>
-            <w:tcW w:type="dxa" w:w="3024"/>
+            <w:tcW w:type="dxa" w:w="7370"/>
+            <w:shd w:val="clear" w:color="auto" w:fill="EAF7EE"/>
           </w:tcPr>
           <w:p>
+            <w:pPr>
+              <w:pStyle w:val="WS_TD"/>
+              <w:spacing w:before="40" w:after="40"/>
+            </w:pPr>
             <w:r>
-              <w:rPr>
-                <w:sz w:val="18"/>
-              </w:rPr>
-              <w:t>Asian elephant</w:t>
-            </w:r>
-          </w:p>
-        </w:tc>
-        <w:tc>
-          <w:tcPr>
-            <w:tcW w:type="dxa" w:w="3024"/>
-          </w:tcPr>
-          <w:p>
-            <w:r>
-              <w:rPr>
-                <w:sz w:val="18"/>
-              </w:rPr>
-              <w:t>Second most common; documented fatal cases</w:t>
+              <w:t>Rodents (rats, mice) — primary reservoir; contaminated feed/water</w:t>
             </w:r>
           </w:p>
         </w:tc>
@@ -1028,43 +1039,31 @@
       <w:tr>
         <w:tc>
           <w:tcPr>
-            <w:tcW w:type="dxa" w:w="3024"/>
-            <w:shd w:val="clear" w:color="auto" w:fill="D8F3DC"/>
+            <w:tcW w:type="dxa" w:w="2268"/>
+            <w:shd w:val="clear" w:color="auto" w:fill="FFFFFF"/>
           </w:tcPr>
           <w:p>
+            <w:pPr>
+              <w:pStyle w:val="WS_TD"/>
+              <w:spacing w:before="40" w:after="40"/>
+            </w:pPr>
             <w:r>
-              <w:rPr>
-                <w:sz w:val="18"/>
-              </w:rPr>
-              <w:t>EEHV-5</w:t>
+              <w:t>Clinical Signs</w:t>
             </w:r>
           </w:p>
         </w:tc>
         <w:tc>
           <w:tcPr>
-            <w:tcW w:type="dxa" w:w="3024"/>
-            <w:shd w:val="clear" w:color="auto" w:fill="D8F3DC"/>
+            <w:tcW w:type="dxa" w:w="7370"/>
+            <w:shd w:val="clear" w:color="auto" w:fill="FFFFFF"/>
           </w:tcPr>
           <w:p>
+            <w:pPr>
+              <w:pStyle w:val="WS_TD"/>
+              <w:spacing w:before="40" w:after="40"/>
+            </w:pPr>
             <w:r>
-              <w:rPr>
-                <w:sz w:val="18"/>
-              </w:rPr>
-              <w:t>Asian elephant</w:t>
-            </w:r>
-          </w:p>
-        </w:tc>
-        <w:tc>
-          <w:tcPr>
-            <w:tcW w:type="dxa" w:w="3024"/>
-            <w:shd w:val="clear" w:color="auto" w:fill="D8F3DC"/>
-          </w:tcPr>
-          <w:p>
-            <w:r>
-              <w:rPr>
-                <w:sz w:val="18"/>
-              </w:rPr>
-              <w:t>Occasionally detected; less frequently fatal</w:t>
+              <w:t>Sudden death; cardiac failure; neurological signs; myocarditis</w:t>
             </w:r>
           </w:p>
         </w:tc>
@@ -1072,40 +1071,95 @@
       <w:tr>
         <w:tc>
           <w:tcPr>
-            <w:tcW w:type="dxa" w:w="3024"/>
+            <w:tcW w:type="dxa" w:w="2268"/>
+            <w:shd w:val="clear" w:color="auto" w:fill="EAF7EE"/>
           </w:tcPr>
           <w:p>
+            <w:pPr>
+              <w:pStyle w:val="WS_TD"/>
+              <w:spacing w:before="40" w:after="40"/>
+            </w:pPr>
             <w:r>
-              <w:rPr>
-                <w:sz w:val="18"/>
-              </w:rPr>
-              <w:t>EEHV-2, 3, 6, 7</w:t>
+              <w:t>PM Lesions</w:t>
             </w:r>
           </w:p>
         </w:tc>
         <w:tc>
           <w:tcPr>
-            <w:tcW w:type="dxa" w:w="3024"/>
+            <w:tcW w:type="dxa" w:w="7370"/>
+            <w:shd w:val="clear" w:color="auto" w:fill="EAF7EE"/>
           </w:tcPr>
           <w:p>
+            <w:pPr>
+              <w:pStyle w:val="WS_TD"/>
+              <w:spacing w:before="40" w:after="40"/>
+            </w:pPr>
             <w:r>
-              <w:rPr>
-                <w:sz w:val="18"/>
-              </w:rPr>
-              <w:t>African elephant</w:t>
+              <w:t>Myocardial necrosis, myocarditis, pulmonary oedema, pericardial effusion</w:t>
+            </w:r>
+          </w:p>
+        </w:tc>
+      </w:tr>
+      <w:tr>
+        <w:tc>
+          <w:tcPr>
+            <w:tcW w:type="dxa" w:w="2268"/>
+            <w:shd w:val="clear" w:color="auto" w:fill="FFFFFF"/>
+          </w:tcPr>
+          <w:p>
+            <w:pPr>
+              <w:pStyle w:val="WS_TD"/>
+              <w:spacing w:before="40" w:after="40"/>
+            </w:pPr>
+            <w:r>
+              <w:t>Diagnosis</w:t>
             </w:r>
           </w:p>
         </w:tc>
         <w:tc>
           <w:tcPr>
-            <w:tcW w:type="dxa" w:w="3024"/>
+            <w:tcW w:type="dxa" w:w="7370"/>
+            <w:shd w:val="clear" w:color="auto" w:fill="FFFFFF"/>
           </w:tcPr>
           <w:p>
+            <w:pPr>
+              <w:pStyle w:val="WS_TD"/>
+              <w:spacing w:before="40" w:after="40"/>
+            </w:pPr>
             <w:r>
-              <w:rPr>
-                <w:sz w:val="18"/>
-              </w:rPr>
-              <w:t>Lower risk in Asian species</w:t>
+              <w:t>Virus isolation; PCR; IHC for EMCV antigen in heart tissue</w:t>
+            </w:r>
+          </w:p>
+        </w:tc>
+      </w:tr>
+      <w:tr>
+        <w:tc>
+          <w:tcPr>
+            <w:tcW w:type="dxa" w:w="2268"/>
+            <w:shd w:val="clear" w:color="auto" w:fill="EAF7EE"/>
+          </w:tcPr>
+          <w:p>
+            <w:pPr>
+              <w:pStyle w:val="WS_TD"/>
+              <w:spacing w:before="40" w:after="40"/>
+            </w:pPr>
+            <w:r>
+              <w:t>Zoonotic Risk</w:t>
+            </w:r>
+          </w:p>
+        </w:tc>
+        <w:tc>
+          <w:tcPr>
+            <w:tcW w:type="dxa" w:w="7370"/>
+            <w:shd w:val="clear" w:color="auto" w:fill="EAF7EE"/>
+          </w:tcPr>
+          <w:p>
+            <w:pPr>
+              <w:pStyle w:val="WS_TD"/>
+              <w:spacing w:before="40" w:after="40"/>
+            </w:pPr>
+            <w:r>
+              <w:t>Low in healthy adults; immunocompromised persons at risk</w:t>
             </w:r>
           </w:p>
         </w:tc>
@@ -1114,104 +1168,15 @@
     <w:p/>
     <w:p>
       <w:pPr>
-        <w:jc w:val="center"/>
+        <w:pStyle w:val="WS_H2"/>
+        <w:ind w:left="170"/>
       </w:pPr>
       <w:r>
-        <w:drawing>
-          <wp:inline xmlns:a="http://schemas.openxmlformats.org/drawingml/2006/main" xmlns:pic="http://schemas.openxmlformats.org/drawingml/2006/picture">
-            <wp:extent cx="5029200" cy="3886200"/>
-            <wp:docPr id="3" name="Picture 3"/>
-            <wp:cNvGraphicFramePr>
-              <a:graphicFrameLocks noChangeAspect="1"/>
-            </wp:cNvGraphicFramePr>
-            <a:graphic>
-              <a:graphicData uri="http://schemas.openxmlformats.org/drawingml/2006/picture">
-                <pic:pic>
-                  <pic:nvPicPr>
-                    <pic:cNvPr id="0" name="page_07.jpg"/>
-                    <pic:cNvPicPr/>
-                  </pic:nvPicPr>
-                  <pic:blipFill>
-                    <a:blip r:embed="rId11"/>
-                    <a:stretch>
-                      <a:fillRect/>
-                    </a:stretch>
-                  </pic:blipFill>
-                  <pic:spPr>
-                    <a:xfrm>
-                      <a:off x="0" y="0"/>
-                      <a:ext cx="5029200" cy="3886200"/>
-                    </a:xfrm>
-                    <a:prstGeom prst="rect"/>
-                  </pic:spPr>
-                </pic:pic>
-              </a:graphicData>
-            </a:graphic>
-          </wp:inline>
-        </w:drawing>
-      </w:r>
-    </w:p>
-    <w:p>
-      <w:pPr>
-        <w:pStyle w:val="CH3Caption"/>
-      </w:pPr>
-      <w:r>
-        <w:t>Fig 2.1 — Herpesvirus family classification and EEHV position</w:t>
-      </w:r>
-    </w:p>
-    <w:p>
-      <w:pPr>
-        <w:jc w:val="center"/>
-      </w:pPr>
-      <w:r>
-        <w:drawing>
-          <wp:inline xmlns:a="http://schemas.openxmlformats.org/drawingml/2006/main" xmlns:pic="http://schemas.openxmlformats.org/drawingml/2006/picture">
-            <wp:extent cx="5029200" cy="3886200"/>
-            <wp:docPr id="4" name="Picture 4"/>
-            <wp:cNvGraphicFramePr>
-              <a:graphicFrameLocks noChangeAspect="1"/>
-            </wp:cNvGraphicFramePr>
-            <a:graphic>
-              <a:graphicData uri="http://schemas.openxmlformats.org/drawingml/2006/picture">
-                <pic:pic>
-                  <pic:nvPicPr>
-                    <pic:cNvPr id="0" name="page_08.jpg"/>
-                    <pic:cNvPicPr/>
-                  </pic:nvPicPr>
-                  <pic:blipFill>
-                    <a:blip r:embed="rId12"/>
-                    <a:stretch>
-                      <a:fillRect/>
-                    </a:stretch>
-                  </pic:blipFill>
-                  <pic:spPr>
-                    <a:xfrm>
-                      <a:off x="0" y="0"/>
-                      <a:ext cx="5029200" cy="3886200"/>
-                    </a:xfrm>
-                    <a:prstGeom prst="rect"/>
-                  </pic:spPr>
-                </pic:pic>
-              </a:graphicData>
-            </a:graphic>
-          </wp:inline>
-        </w:drawing>
-      </w:r>
-    </w:p>
-    <w:p>
-      <w:pPr>
-        <w:pStyle w:val="CH3Caption"/>
-      </w:pPr>
-      <w:r>
-        <w:t>Fig 2.2 — EEHV phylogenetic tree and fatal haemorrhagic disease history</w:t>
-      </w:r>
-    </w:p>
-    <w:p>
-      <w:pPr>
-        <w:pStyle w:val="CH3Subsection"/>
-      </w:pPr>
-      <w:r>
-        <w:t>2.2 Timeline: EEHV in India and Chhattisgarh</w:t>
+        <w:rPr>
+          <w:b/>
+          <w:color w:val="2D6A4F"/>
+        </w:rPr>
+        <w:t>D. Foot-and-Mouth Disease (FMD)</w:t>
       </w:r>
     </w:p>
     <w:tbl>
@@ -1221,39 +1186,45 @@
         <w:tblLook w:firstColumn="1" w:firstRow="1" w:lastColumn="0" w:lastRow="0" w:noHBand="0" w:noVBand="1" w:val="04A0"/>
       </w:tblPr>
       <w:tblGrid>
-        <w:gridCol w:w="4536"/>
-        <w:gridCol w:w="4536"/>
+        <w:gridCol w:w="4819"/>
+        <w:gridCol w:w="4819"/>
       </w:tblGrid>
       <w:tr>
         <w:tc>
           <w:tcPr>
-            <w:tcW w:type="dxa" w:w="4536"/>
-            <w:shd w:val="clear" w:color="auto" w:fill="1B4332"/>
+            <w:tcW w:type="dxa" w:w="2268"/>
+            <w:shd w:val="clear" w:color="auto" w:fill="2D6A4F"/>
           </w:tcPr>
           <w:p>
+            <w:pPr>
+              <w:pStyle w:val="WS_TH"/>
+              <w:spacing w:before="60" w:after="60"/>
+            </w:pPr>
             <w:r>
               <w:rPr>
                 <w:b/>
                 <w:color w:val="FFFFFF"/>
-                <w:sz w:val="18"/>
               </w:rPr>
-              <w:t>Year</w:t>
+              <w:t>Feature</w:t>
             </w:r>
           </w:p>
         </w:tc>
         <w:tc>
           <w:tcPr>
-            <w:tcW w:type="dxa" w:w="4536"/>
-            <w:shd w:val="clear" w:color="auto" w:fill="1B4332"/>
+            <w:tcW w:type="dxa" w:w="7370"/>
+            <w:shd w:val="clear" w:color="auto" w:fill="2D6A4F"/>
           </w:tcPr>
           <w:p>
+            <w:pPr>
+              <w:pStyle w:val="WS_TH"/>
+              <w:spacing w:before="60" w:after="60"/>
+            </w:pPr>
             <w:r>
               <w:rPr>
                 <w:b/>
                 <w:color w:val="FFFFFF"/>
-                <w:sz w:val="18"/>
               </w:rPr>
-              <w:t>Event</w:t>
+              <w:t>Details</w:t>
             </w:r>
           </w:p>
         </w:tc>
@@ -1261,29 +1232,31 @@
       <w:tr>
         <w:tc>
           <w:tcPr>
-            <w:tcW w:type="dxa" w:w="4536"/>
-            <w:shd w:val="clear" w:color="auto" w:fill="D8F3DC"/>
+            <w:tcW w:type="dxa" w:w="2268"/>
+            <w:shd w:val="clear" w:color="auto" w:fill="FFFFFF"/>
           </w:tcPr>
           <w:p>
+            <w:pPr>
+              <w:pStyle w:val="WS_TD"/>
+              <w:spacing w:before="40" w:after="40"/>
+            </w:pPr>
             <w:r>
-              <w:rPr>
-                <w:sz w:val="18"/>
-              </w:rPr>
-              <w:t>1995</w:t>
+              <w:t>Causative Agent</w:t>
             </w:r>
           </w:p>
         </w:tc>
         <w:tc>
           <w:tcPr>
-            <w:tcW w:type="dxa" w:w="4536"/>
-            <w:shd w:val="clear" w:color="auto" w:fill="D8F3DC"/>
+            <w:tcW w:type="dxa" w:w="7370"/>
+            <w:shd w:val="clear" w:color="auto" w:fill="FFFFFF"/>
           </w:tcPr>
           <w:p>
+            <w:pPr>
+              <w:pStyle w:val="WS_TD"/>
+              <w:spacing w:before="40" w:after="40"/>
+            </w:pPr>
             <w:r>
-              <w:rPr>
-                <w:sz w:val="18"/>
-              </w:rPr>
-              <w:t>First EEHV-HD case — Smithsonian National Zoo, USA</w:t>
+              <w:t>Aphthovirus — serotypes O, A, C, SAT1/2/3, Asia1</w:t>
             </w:r>
           </w:p>
         </w:tc>
@@ -1291,27 +1264,31 @@
       <w:tr>
         <w:tc>
           <w:tcPr>
-            <w:tcW w:type="dxa" w:w="4536"/>
+            <w:tcW w:type="dxa" w:w="2268"/>
+            <w:shd w:val="clear" w:color="auto" w:fill="EAF7EE"/>
           </w:tcPr>
           <w:p>
+            <w:pPr>
+              <w:pStyle w:val="WS_TD"/>
+              <w:spacing w:before="40" w:after="40"/>
+            </w:pPr>
             <w:r>
-              <w:rPr>
-                <w:sz w:val="18"/>
-              </w:rPr>
-              <w:t>2007</w:t>
+              <w:t>Significance</w:t>
             </w:r>
           </w:p>
         </w:tc>
         <w:tc>
           <w:tcPr>
-            <w:tcW w:type="dxa" w:w="4536"/>
+            <w:tcW w:type="dxa" w:w="7370"/>
+            <w:shd w:val="clear" w:color="auto" w:fill="EAF7EE"/>
           </w:tcPr>
           <w:p>
+            <w:pPr>
+              <w:pStyle w:val="WS_TD"/>
+              <w:spacing w:before="40" w:after="40"/>
+            </w:pPr>
             <w:r>
-              <w:rPr>
-                <w:sz w:val="18"/>
-              </w:rPr>
-              <w:t>First confirmed case in India (Kerala, retrospective diagnosis)</w:t>
+              <w:t>Primarily a livestock disease; elephants susceptible — sporadic outbreaks</w:t>
             </w:r>
           </w:p>
         </w:tc>
@@ -1319,29 +1296,31 @@
       <w:tr>
         <w:tc>
           <w:tcPr>
-            <w:tcW w:type="dxa" w:w="4536"/>
-            <w:shd w:val="clear" w:color="auto" w:fill="D8F3DC"/>
+            <w:tcW w:type="dxa" w:w="2268"/>
+            <w:shd w:val="clear" w:color="auto" w:fill="FFFFFF"/>
           </w:tcPr>
           <w:p>
+            <w:pPr>
+              <w:pStyle w:val="WS_TD"/>
+              <w:spacing w:before="40" w:after="40"/>
+            </w:pPr>
             <w:r>
-              <w:rPr>
-                <w:sz w:val="18"/>
-              </w:rPr>
-              <w:t>2008–2015</w:t>
+              <w:t>Clinical Signs</w:t>
             </w:r>
           </w:p>
         </w:tc>
         <w:tc>
           <w:tcPr>
-            <w:tcW w:type="dxa" w:w="4536"/>
-            <w:shd w:val="clear" w:color="auto" w:fill="D8F3DC"/>
+            <w:tcW w:type="dxa" w:w="7370"/>
+            <w:shd w:val="clear" w:color="auto" w:fill="FFFFFF"/>
           </w:tcPr>
           <w:p>
+            <w:pPr>
+              <w:pStyle w:val="WS_TD"/>
+              <w:spacing w:before="40" w:after="40"/>
+            </w:pPr>
             <w:r>
-              <w:rPr>
-                <w:sz w:val="18"/>
-              </w:rPr>
-              <w:t>Cases in Tamil Nadu (Anamalai TR, Mudumalai)</w:t>
+              <w:t>Vesicles on feet, trunk, mouth; lameness; reluctance to move; salivation</w:t>
             </w:r>
           </w:p>
         </w:tc>
@@ -1349,27 +1328,31 @@
       <w:tr>
         <w:tc>
           <w:tcPr>
-            <w:tcW w:type="dxa" w:w="4536"/>
+            <w:tcW w:type="dxa" w:w="2268"/>
+            <w:shd w:val="clear" w:color="auto" w:fill="EAF7EE"/>
           </w:tcPr>
           <w:p>
+            <w:pPr>
+              <w:pStyle w:val="WS_TD"/>
+              <w:spacing w:before="40" w:after="40"/>
+            </w:pPr>
             <w:r>
-              <w:rPr>
-                <w:sz w:val="18"/>
-              </w:rPr>
-              <w:t>2021</w:t>
+              <w:t>PM Lesions</w:t>
             </w:r>
           </w:p>
         </w:tc>
         <w:tc>
           <w:tcPr>
-            <w:tcW w:type="dxa" w:w="4536"/>
+            <w:tcW w:type="dxa" w:w="7370"/>
+            <w:shd w:val="clear" w:color="auto" w:fill="EAF7EE"/>
           </w:tcPr>
           <w:p>
+            <w:pPr>
+              <w:pStyle w:val="WS_TD"/>
+              <w:spacing w:before="40" w:after="40"/>
+            </w:pPr>
             <w:r>
-              <w:rPr>
-                <w:sz w:val="18"/>
-              </w:rPr>
-              <w:t>Chhattisgarh: EEHV-1A positive detected (qPCR from calf death)</w:t>
+              <w:t>Erosions/ulcers on tongue, gums, coronary band of feet</w:t>
             </w:r>
           </w:p>
         </w:tc>
@@ -1377,29 +1360,31 @@
       <w:tr>
         <w:tc>
           <w:tcPr>
-            <w:tcW w:type="dxa" w:w="4536"/>
-            <w:shd w:val="clear" w:color="auto" w:fill="D8F3DC"/>
+            <w:tcW w:type="dxa" w:w="2268"/>
+            <w:shd w:val="clear" w:color="auto" w:fill="FFFFFF"/>
           </w:tcPr>
           <w:p>
+            <w:pPr>
+              <w:pStyle w:val="WS_TD"/>
+              <w:spacing w:before="40" w:after="40"/>
+            </w:pPr>
             <w:r>
-              <w:rPr>
-                <w:sz w:val="18"/>
-              </w:rPr>
-              <w:t>2023</w:t>
+              <w:t>Diagnosis</w:t>
             </w:r>
           </w:p>
         </w:tc>
         <w:tc>
           <w:tcPr>
-            <w:tcW w:type="dxa" w:w="4536"/>
-            <w:shd w:val="clear" w:color="auto" w:fill="D8F3DC"/>
+            <w:tcW w:type="dxa" w:w="7370"/>
+            <w:shd w:val="clear" w:color="auto" w:fill="FFFFFF"/>
           </w:tcPr>
           <w:p>
+            <w:pPr>
+              <w:pStyle w:val="WS_TD"/>
+              <w:spacing w:before="40" w:after="40"/>
+            </w:pPr>
             <w:r>
-              <w:rPr>
-                <w:sz w:val="18"/>
-              </w:rPr>
-              <w:t>Chhattisgarh: Second positive case — active surveillance initiated</w:t>
+              <w:t>Vesicular fluid/epithelium for ELISA, PCR, virus isolation</w:t>
             </w:r>
           </w:p>
         </w:tc>
@@ -1407,27 +1392,63 @@
       <w:tr>
         <w:tc>
           <w:tcPr>
-            <w:tcW w:type="dxa" w:w="4536"/>
+            <w:tcW w:type="dxa" w:w="2268"/>
+            <w:shd w:val="clear" w:color="auto" w:fill="EAF7EE"/>
           </w:tcPr>
           <w:p>
+            <w:pPr>
+              <w:pStyle w:val="WS_TD"/>
+              <w:spacing w:before="40" w:after="40"/>
+            </w:pPr>
             <w:r>
-              <w:rPr>
-                <w:sz w:val="18"/>
-              </w:rPr>
-              <w:t>2024</w:t>
+              <w:t>Control</w:t>
             </w:r>
           </w:p>
         </w:tc>
         <w:tc>
           <w:tcPr>
-            <w:tcW w:type="dxa" w:w="4536"/>
+            <w:tcW w:type="dxa" w:w="7370"/>
+            <w:shd w:val="clear" w:color="auto" w:fill="EAF7EE"/>
           </w:tcPr>
           <w:p>
+            <w:pPr>
+              <w:pStyle w:val="WS_TD"/>
+              <w:spacing w:before="40" w:after="40"/>
+            </w:pPr>
+            <w:r>
+              <w:t>Vaccination in livestock around elephant habitats; movement restriction</w:t>
+            </w:r>
+          </w:p>
+        </w:tc>
+      </w:tr>
+    </w:tbl>
+    <w:p/>
+    <w:tbl>
+      <w:tblPr>
+        <w:tblStyle w:val="TableGrid"/>
+        <w:tblW w:type="auto" w:w="0"/>
+        <w:tblLook w:firstColumn="1" w:firstRow="1" w:lastColumn="0" w:lastRow="0" w:noHBand="0" w:noVBand="1" w:val="04A0"/>
+      </w:tblPr>
+      <w:tblGrid>
+        <w:gridCol w:w="9638"/>
+      </w:tblGrid>
+      <w:tr>
+        <w:tc>
+          <w:tcPr>
+            <w:tcW w:type="dxa" w:w="9638"/>
+            <w:shd w:val="clear" w:color="auto" w:fill="2D6A4F"/>
+          </w:tcPr>
+          <w:p>
+            <w:pPr>
+              <w:pStyle w:val="WS_H1"/>
+              <w:spacing w:before="40" w:after="40"/>
+            </w:pPr>
             <w:r>
               <w:rPr>
-                <w:sz w:val="18"/>
+                <w:b/>
+                <w:color w:val="FFFFFF"/>
               </w:rPr>
-              <w:t>mRNA-based EEHV vaccine enters trial — Houston Zoo, USA</w:t>
+              <w:t>3. Bacterial Diseases</w:t>
             </w:r>
           </w:p>
         </w:tc>
@@ -1436,398 +1457,15 @@
     <w:p/>
     <w:p>
       <w:pPr>
-        <w:pStyle w:val="CH3Subsection"/>
+        <w:pStyle w:val="WS_H2"/>
+        <w:ind w:left="170"/>
       </w:pPr>
       <w:r>
-        <w:t>2.3 Pathomechanism</w:t>
-      </w:r>
-    </w:p>
-    <w:p>
-      <w:pPr>
-        <w:jc w:val="center"/>
-      </w:pPr>
-      <w:r>
-        <w:drawing>
-          <wp:inline xmlns:a="http://schemas.openxmlformats.org/drawingml/2006/main" xmlns:pic="http://schemas.openxmlformats.org/drawingml/2006/picture">
-            <wp:extent cx="5029200" cy="3886200"/>
-            <wp:docPr id="5" name="Picture 5"/>
-            <wp:cNvGraphicFramePr>
-              <a:graphicFrameLocks noChangeAspect="1"/>
-            </wp:cNvGraphicFramePr>
-            <a:graphic>
-              <a:graphicData uri="http://schemas.openxmlformats.org/drawingml/2006/picture">
-                <pic:pic>
-                  <pic:nvPicPr>
-                    <pic:cNvPr id="0" name="page_09.jpg"/>
-                    <pic:cNvPicPr/>
-                  </pic:nvPicPr>
-                  <pic:blipFill>
-                    <a:blip r:embed="rId13"/>
-                    <a:stretch>
-                      <a:fillRect/>
-                    </a:stretch>
-                  </pic:blipFill>
-                  <pic:spPr>
-                    <a:xfrm>
-                      <a:off x="0" y="0"/>
-                      <a:ext cx="5029200" cy="3886200"/>
-                    </a:xfrm>
-                    <a:prstGeom prst="rect"/>
-                  </pic:spPr>
-                </pic:pic>
-              </a:graphicData>
-            </a:graphic>
-          </wp:inline>
-        </w:drawing>
-      </w:r>
-    </w:p>
-    <w:p>
-      <w:pPr>
-        <w:pStyle w:val="CH3Caption"/>
-      </w:pPr>
-      <w:r>
-        <w:t>Fig 2.3 — EEHV host preference by age group and pathomechanism cascade</w:t>
-      </w:r>
-    </w:p>
-    <w:p>
-      <w:pPr>
-        <w:pStyle w:val="CH3Bullet"/>
-      </w:pPr>
-      <w:r>
-        <w:t>1. EEHV infects endothelial cells of capillaries and venules</w:t>
-      </w:r>
-    </w:p>
-    <w:p>
-      <w:pPr>
-        <w:pStyle w:val="CH3Bullet"/>
-      </w:pPr>
-      <w:r>
-        <w:t>2. Endothelial lysis → capillary leakage → haemorrhage into tissues</w:t>
-      </w:r>
-    </w:p>
-    <w:p>
-      <w:pPr>
-        <w:pStyle w:val="CH3Bullet"/>
-      </w:pPr>
-      <w:r>
-        <w:t>3. Cytokine storm → hypotension → shock</w:t>
-      </w:r>
-    </w:p>
-    <w:p>
-      <w:pPr>
-        <w:pStyle w:val="CH3Bullet"/>
-      </w:pPr>
-      <w:r>
-        <w:t>4. Myocardial, hepatic and renal involvement → death within hours to days</w:t>
-      </w:r>
-    </w:p>
-    <w:p>
-      <w:pPr>
-        <w:pStyle w:val="CH3Bullet"/>
-      </w:pPr>
-      <w:r>
-        <w:t>5. Gross lesions: Epicardial haemorrhages, tongue cyanosis, facial oedema, petechiation</w:t>
-      </w:r>
-    </w:p>
-    <w:p>
-      <w:pPr>
-        <w:pStyle w:val="CH3Subsection"/>
-      </w:pPr>
-      <w:r>
-        <w:t>2.4 Clinical Signs</w:t>
-      </w:r>
-    </w:p>
-    <w:p>
-      <w:pPr>
-        <w:pStyle w:val="CH3Bullet"/>
-      </w:pPr>
-      <w:r>
-        <w:t>• Generalised oedema of head, face and neck — especially periorbital and submandibular swelling (hallmark sign)</w:t>
-      </w:r>
-    </w:p>
-    <w:p>
-      <w:pPr>
-        <w:pStyle w:val="CH3Bullet"/>
-      </w:pPr>
-      <w:r>
-        <w:t>• Tongue cyanosis: blue-purple discolouration (visible in live animal)</w:t>
-      </w:r>
-    </w:p>
-    <w:p>
-      <w:pPr>
-        <w:pStyle w:val="CH3Bullet"/>
-      </w:pPr>
-      <w:r>
-        <w:t>• Open-mouth breathing and respiratory distress due to oropharyngeal oedema</w:t>
-      </w:r>
-    </w:p>
-    <w:p>
-      <w:pPr>
-        <w:pStyle w:val="CH3Bullet"/>
-      </w:pPr>
-      <w:r>
-        <w:t>• Weakness, recumbency; rapid deterioration to lateral recumbency</w:t>
-      </w:r>
-    </w:p>
-    <w:p>
-      <w:pPr>
-        <w:pStyle w:val="CH3Bullet"/>
-      </w:pPr>
-      <w:r>
-        <w:t>• Pyrexia (fever &gt;38.5°C) often the first sign detected</w:t>
-      </w:r>
-    </w:p>
-    <w:p>
-      <w:pPr>
-        <w:pStyle w:val="CH3Bullet"/>
-      </w:pPr>
-      <w:r>
-        <w:t>• Death within 24–72 hours in untreated or late-detected cases</w:t>
-      </w:r>
-    </w:p>
-    <w:p>
-      <w:pPr>
-        <w:jc w:val="center"/>
-      </w:pPr>
-      <w:r>
-        <w:drawing>
-          <wp:inline xmlns:a="http://schemas.openxmlformats.org/drawingml/2006/main" xmlns:pic="http://schemas.openxmlformats.org/drawingml/2006/picture">
-            <wp:extent cx="5029200" cy="3886200"/>
-            <wp:docPr id="6" name="Picture 6"/>
-            <wp:cNvGraphicFramePr>
-              <a:graphicFrameLocks noChangeAspect="1"/>
-            </wp:cNvGraphicFramePr>
-            <a:graphic>
-              <a:graphicData uri="http://schemas.openxmlformats.org/drawingml/2006/picture">
-                <pic:pic>
-                  <pic:nvPicPr>
-                    <pic:cNvPr id="0" name="page_11.jpg"/>
-                    <pic:cNvPicPr/>
-                  </pic:nvPicPr>
-                  <pic:blipFill>
-                    <a:blip r:embed="rId14"/>
-                    <a:stretch>
-                      <a:fillRect/>
-                    </a:stretch>
-                  </pic:blipFill>
-                  <pic:spPr>
-                    <a:xfrm>
-                      <a:off x="0" y="0"/>
-                      <a:ext cx="5029200" cy="3886200"/>
-                    </a:xfrm>
-                    <a:prstGeom prst="rect"/>
-                  </pic:spPr>
-                </pic:pic>
-              </a:graphicData>
-            </a:graphic>
-          </wp:inline>
-        </w:drawing>
-      </w:r>
-    </w:p>
-    <w:p>
-      <w:pPr>
-        <w:pStyle w:val="CH3Caption"/>
-      </w:pPr>
-      <w:r>
-        <w:t>Fig 2.4 — Clinical photos: EEHV-HD in a calf (Nandankanan Zoological Park)</w:t>
-      </w:r>
-    </w:p>
-    <w:p>
-      <w:pPr>
-        <w:pStyle w:val="CH3Subsection"/>
-      </w:pPr>
-      <w:r>
-        <w:t>2.5 Post-Mortem Findings</w:t>
-      </w:r>
-    </w:p>
-    <w:p>
-      <w:pPr>
-        <w:pStyle w:val="CH3Bullet"/>
-      </w:pPr>
-      <w:r>
-        <w:t>• Tongue: diffuse cyanosis/necrosis; dark blue-black discolouration on cut section</w:t>
-      </w:r>
-    </w:p>
-    <w:p>
-      <w:pPr>
-        <w:pStyle w:val="CH3Bullet"/>
-      </w:pPr>
-      <w:r>
-        <w:t>• Heart: epicardial and endocardial petechiae and ecchymoses; myocardial mottling</w:t>
-      </w:r>
-    </w:p>
-    <w:p>
-      <w:pPr>
-        <w:pStyle w:val="CH3Bullet"/>
-      </w:pPr>
-      <w:r>
-        <w:t>• Liver: congestion; occasional petechiae; hepatocellular swelling</w:t>
-      </w:r>
-    </w:p>
-    <w:p>
-      <w:pPr>
-        <w:pStyle w:val="CH3Bullet"/>
-      </w:pPr>
-      <w:r>
-        <w:t>• Lung: congestion and oedema; interstitial haemorrhage</w:t>
-      </w:r>
-    </w:p>
-    <w:p>
-      <w:pPr>
-        <w:pStyle w:val="CH3Bullet"/>
-      </w:pPr>
-      <w:r>
-        <w:t>• Lymph nodes: markedly enlarged, haemorrhagic</w:t>
-      </w:r>
-    </w:p>
-    <w:p>
-      <w:pPr>
-        <w:pStyle w:val="CH3Bullet"/>
-      </w:pPr>
-      <w:r>
-        <w:t>• Kidney: cortical pallor, perivascular haemorrhage</w:t>
-      </w:r>
-    </w:p>
-    <w:p>
-      <w:pPr>
-        <w:jc w:val="center"/>
-      </w:pPr>
-      <w:r>
-        <w:drawing>
-          <wp:inline xmlns:a="http://schemas.openxmlformats.org/drawingml/2006/main" xmlns:pic="http://schemas.openxmlformats.org/drawingml/2006/picture">
-            <wp:extent cx="5029200" cy="3886200"/>
-            <wp:docPr id="7" name="Picture 7"/>
-            <wp:cNvGraphicFramePr>
-              <a:graphicFrameLocks noChangeAspect="1"/>
-            </wp:cNvGraphicFramePr>
-            <a:graphic>
-              <a:graphicData uri="http://schemas.openxmlformats.org/drawingml/2006/picture">
-                <pic:pic>
-                  <pic:nvPicPr>
-                    <pic:cNvPr id="0" name="page_12.jpg"/>
-                    <pic:cNvPicPr/>
-                  </pic:nvPicPr>
-                  <pic:blipFill>
-                    <a:blip r:embed="rId15"/>
-                    <a:stretch>
-                      <a:fillRect/>
-                    </a:stretch>
-                  </pic:blipFill>
-                  <pic:spPr>
-                    <a:xfrm>
-                      <a:off x="0" y="0"/>
-                      <a:ext cx="5029200" cy="3886200"/>
-                    </a:xfrm>
-                    <a:prstGeom prst="rect"/>
-                  </pic:spPr>
-                </pic:pic>
-              </a:graphicData>
-            </a:graphic>
-          </wp:inline>
-        </w:drawing>
-      </w:r>
-    </w:p>
-    <w:p>
-      <w:pPr>
-        <w:pStyle w:val="CH3Caption"/>
-      </w:pPr>
-      <w:r>
-        <w:t>Fig 2.5 — PM photos: tongue cyanosis (ERRC Surajpur), epicardial haemorrhages, myocardial lesions</w:t>
-      </w:r>
-    </w:p>
-    <w:p>
-      <w:pPr>
-        <w:pStyle w:val="CH3Subsection"/>
-      </w:pPr>
-      <w:r>
-        <w:t>2.6 Histopathology (H&amp;E)</w:t>
-      </w:r>
-    </w:p>
-    <w:p>
-      <w:pPr>
-        <w:pStyle w:val="CH3Bullet"/>
-      </w:pPr>
-      <w:r>
-        <w:t>• Tongue mucosa: intranuclear inclusion bodies in endothelial cells; sub-epithelial haemorrhage</w:t>
-      </w:r>
-    </w:p>
-    <w:p>
-      <w:pPr>
-        <w:pStyle w:val="CH3Bullet"/>
-      </w:pPr>
-      <w:r>
-        <w:t>• Myocardium: perivascular lymphocytic infiltration; myocyte necrosis; endothelial inclusions (H&amp;E ×200)</w:t>
-      </w:r>
-    </w:p>
-    <w:p>
-      <w:pPr>
-        <w:pStyle w:val="CH3Bullet"/>
-      </w:pPr>
-      <w:r>
-        <w:t>• Pulmonary sinusoids: endothelial inclusions; alveolar capillary congestion</w:t>
-      </w:r>
-    </w:p>
-    <w:p>
-      <w:pPr>
-        <w:pStyle w:val="CH3Bullet"/>
-      </w:pPr>
-      <w:r>
-        <w:t>• Renal vessels: glomerular and interstitial haemorrhage; endothelial inclusions</w:t>
-      </w:r>
-    </w:p>
-    <w:p>
-      <w:pPr>
-        <w:jc w:val="center"/>
-      </w:pPr>
-      <w:r>
-        <w:drawing>
-          <wp:inline xmlns:a="http://schemas.openxmlformats.org/drawingml/2006/main" xmlns:pic="http://schemas.openxmlformats.org/drawingml/2006/picture">
-            <wp:extent cx="5029200" cy="3886200"/>
-            <wp:docPr id="8" name="Picture 8"/>
-            <wp:cNvGraphicFramePr>
-              <a:graphicFrameLocks noChangeAspect="1"/>
-            </wp:cNvGraphicFramePr>
-            <a:graphic>
-              <a:graphicData uri="http://schemas.openxmlformats.org/drawingml/2006/picture">
-                <pic:pic>
-                  <pic:nvPicPr>
-                    <pic:cNvPr id="0" name="page_13.jpg"/>
-                    <pic:cNvPicPr/>
-                  </pic:nvPicPr>
-                  <pic:blipFill>
-                    <a:blip r:embed="rId16"/>
-                    <a:stretch>
-                      <a:fillRect/>
-                    </a:stretch>
-                  </pic:blipFill>
-                  <pic:spPr>
-                    <a:xfrm>
-                      <a:off x="0" y="0"/>
-                      <a:ext cx="5029200" cy="3886200"/>
-                    </a:xfrm>
-                    <a:prstGeom prst="rect"/>
-                  </pic:spPr>
-                </pic:pic>
-              </a:graphicData>
-            </a:graphic>
-          </wp:inline>
-        </w:drawing>
-      </w:r>
-    </w:p>
-    <w:p>
-      <w:pPr>
-        <w:pStyle w:val="CH3Caption"/>
-      </w:pPr>
-      <w:r>
-        <w:t>Fig 2.6 — Histopathology H&amp;E ×200: tongue mucosa, myocardium, pulmonary sinusoids, renal vessels</w:t>
-      </w:r>
-    </w:p>
-    <w:p>
-      <w:pPr>
-        <w:pStyle w:val="CH3Subsection"/>
-      </w:pPr>
-      <w:r>
-        <w:t>2.7 Laboratory Diagnosis: qPCR</w:t>
+        <w:rPr>
+          <w:b/>
+          <w:color w:val="2D6A4F"/>
+        </w:rPr>
+        <w:t>A. Tuberculosis (TB) — Mycobacterium tuberculosis</w:t>
       </w:r>
     </w:p>
     <w:tbl>
@@ -1837,56 +1475,77 @@
         <w:tblLook w:firstColumn="1" w:firstRow="1" w:lastColumn="0" w:lastRow="0" w:noHBand="0" w:noVBand="1" w:val="04A0"/>
       </w:tblPr>
       <w:tblGrid>
-        <w:gridCol w:w="3024"/>
-        <w:gridCol w:w="3024"/>
-        <w:gridCol w:w="3024"/>
+        <w:gridCol w:w="9638"/>
       </w:tblGrid>
       <w:tr>
         <w:tc>
           <w:tcPr>
-            <w:tcW w:type="dxa" w:w="3024"/>
-            <w:shd w:val="clear" w:color="auto" w:fill="1B4332"/>
+            <w:tcW w:type="dxa" w:w="9638"/>
+            <w:shd w:val="clear" w:color="auto" w:fill="FADBD8"/>
           </w:tcPr>
           <w:p>
+            <w:pPr>
+              <w:spacing w:before="80" w:after="80"/>
+            </w:pPr>
+            <w:r>
+              <w:rPr>
+                <w:b/>
+                <w:color w:val="C0392B"/>
+                <w:sz w:val="18"/>
+              </w:rPr>
+              <w:t>Elephant TB is a ZOONOSIS of highest public health concern. Mahouts, handlers and veterinary staff are at risk of airborne infection from trunk secretions and breath of infected elephants.</w:t>
+            </w:r>
+          </w:p>
+        </w:tc>
+      </w:tr>
+    </w:tbl>
+    <w:p/>
+    <w:tbl>
+      <w:tblPr>
+        <w:tblStyle w:val="TableGrid"/>
+        <w:tblW w:type="auto" w:w="0"/>
+        <w:tblLook w:firstColumn="1" w:firstRow="1" w:lastColumn="0" w:lastRow="0" w:noHBand="0" w:noVBand="1" w:val="04A0"/>
+      </w:tblPr>
+      <w:tblGrid>
+        <w:gridCol w:w="4819"/>
+        <w:gridCol w:w="4819"/>
+      </w:tblGrid>
+      <w:tr>
+        <w:tc>
+          <w:tcPr>
+            <w:tcW w:type="dxa" w:w="2268"/>
+            <w:shd w:val="clear" w:color="auto" w:fill="2D6A4F"/>
+          </w:tcPr>
+          <w:p>
+            <w:pPr>
+              <w:pStyle w:val="WS_TH"/>
+              <w:spacing w:before="60" w:after="60"/>
+            </w:pPr>
             <w:r>
               <w:rPr>
                 <w:b/>
                 <w:color w:val="FFFFFF"/>
-                <w:sz w:val="18"/>
               </w:rPr>
-              <w:t>Sample</w:t>
+              <w:t>Feature</w:t>
             </w:r>
           </w:p>
         </w:tc>
         <w:tc>
           <w:tcPr>
-            <w:tcW w:type="dxa" w:w="3024"/>
-            <w:shd w:val="clear" w:color="auto" w:fill="1B4332"/>
+            <w:tcW w:type="dxa" w:w="7370"/>
+            <w:shd w:val="clear" w:color="auto" w:fill="2D6A4F"/>
           </w:tcPr>
           <w:p>
+            <w:pPr>
+              <w:pStyle w:val="WS_TH"/>
+              <w:spacing w:before="60" w:after="60"/>
+            </w:pPr>
             <w:r>
               <w:rPr>
                 <w:b/>
                 <w:color w:val="FFFFFF"/>
-                <w:sz w:val="18"/>
               </w:rPr>
-              <w:t>Use</w:t>
-            </w:r>
-          </w:p>
-        </w:tc>
-        <w:tc>
-          <w:tcPr>
-            <w:tcW w:type="dxa" w:w="3024"/>
-            <w:shd w:val="clear" w:color="auto" w:fill="1B4332"/>
-          </w:tcPr>
-          <w:p>
-            <w:r>
-              <w:rPr>
-                <w:b/>
-                <w:color w:val="FFFFFF"/>
-                <w:sz w:val="18"/>
-              </w:rPr>
-              <w:t>CT Value Interpretation</w:t>
+              <w:t>Details</w:t>
             </w:r>
           </w:p>
         </w:tc>
@@ -1894,43 +1553,31 @@
       <w:tr>
         <w:tc>
           <w:tcPr>
-            <w:tcW w:type="dxa" w:w="3024"/>
-            <w:shd w:val="clear" w:color="auto" w:fill="D8F3DC"/>
+            <w:tcW w:type="dxa" w:w="2268"/>
+            <w:shd w:val="clear" w:color="auto" w:fill="FFFFFF"/>
           </w:tcPr>
           <w:p>
+            <w:pPr>
+              <w:pStyle w:val="WS_TD"/>
+              <w:spacing w:before="40" w:after="40"/>
+            </w:pPr>
             <w:r>
-              <w:rPr>
-                <w:sz w:val="18"/>
-              </w:rPr>
-              <w:t>Whole blood (EDTA)</w:t>
+              <w:t>Causative Agent</w:t>
             </w:r>
           </w:p>
         </w:tc>
         <w:tc>
           <w:tcPr>
-            <w:tcW w:type="dxa" w:w="3024"/>
-            <w:shd w:val="clear" w:color="auto" w:fill="D8F3DC"/>
+            <w:tcW w:type="dxa" w:w="7370"/>
+            <w:shd w:val="clear" w:color="auto" w:fill="FFFFFF"/>
           </w:tcPr>
           <w:p>
+            <w:pPr>
+              <w:pStyle w:val="WS_TD"/>
+              <w:spacing w:before="40" w:after="40"/>
+            </w:pPr>
             <w:r>
-              <w:rPr>
-                <w:sz w:val="18"/>
-              </w:rPr>
-              <w:t>Antemortem surveillance; monitoring sick calves</w:t>
-            </w:r>
-          </w:p>
-        </w:tc>
-        <w:tc>
-          <w:tcPr>
-            <w:tcW w:type="dxa" w:w="3024"/>
-            <w:shd w:val="clear" w:color="auto" w:fill="D8F3DC"/>
-          </w:tcPr>
-          <w:p>
-            <w:r>
-              <w:rPr>
-                <w:sz w:val="18"/>
-              </w:rPr>
-              <w:t>CT &lt;30: Active viraemia (treat immediately); CT 30–37: Low-level positive/carrier; CT &gt;37: Negative</w:t>
+              <w:t>Mycobacterium tuberculosis (human strain); M. bovis less common</w:t>
             </w:r>
           </w:p>
         </w:tc>
@@ -1938,40 +1585,31 @@
       <w:tr>
         <w:tc>
           <w:tcPr>
-            <w:tcW w:type="dxa" w:w="3024"/>
+            <w:tcW w:type="dxa" w:w="2268"/>
+            <w:shd w:val="clear" w:color="auto" w:fill="EAF7EE"/>
           </w:tcPr>
           <w:p>
+            <w:pPr>
+              <w:pStyle w:val="WS_TD"/>
+              <w:spacing w:before="40" w:after="40"/>
+            </w:pPr>
             <w:r>
-              <w:rPr>
-                <w:sz w:val="18"/>
-              </w:rPr>
-              <w:t>Bone marrow aspirate</w:t>
+              <w:t>Transmission</w:t>
             </w:r>
           </w:p>
         </w:tc>
         <w:tc>
           <w:tcPr>
-            <w:tcW w:type="dxa" w:w="3024"/>
+            <w:tcW w:type="dxa" w:w="7370"/>
+            <w:shd w:val="clear" w:color="auto" w:fill="EAF7EE"/>
           </w:tcPr>
           <w:p>
+            <w:pPr>
+              <w:pStyle w:val="WS_TD"/>
+              <w:spacing w:before="40" w:after="40"/>
+            </w:pPr>
             <w:r>
-              <w:rPr>
-                <w:sz w:val="18"/>
-              </w:rPr>
-              <w:t>Best postmortem sample</w:t>
-            </w:r>
-          </w:p>
-        </w:tc>
-        <w:tc>
-          <w:tcPr>
-            <w:tcW w:type="dxa" w:w="3024"/>
-          </w:tcPr>
-          <w:p>
-            <w:r>
-              <w:rPr>
-                <w:sz w:val="18"/>
-              </w:rPr>
-              <w:t>Highest sensitivity — preferred for PM diagnosis</w:t>
+              <w:t>Aerosol from trunk secretions; direct contact; contaminated feed/water</w:t>
             </w:r>
           </w:p>
         </w:tc>
@@ -1979,43 +1617,31 @@
       <w:tr>
         <w:tc>
           <w:tcPr>
-            <w:tcW w:type="dxa" w:w="3024"/>
-            <w:shd w:val="clear" w:color="auto" w:fill="D8F3DC"/>
+            <w:tcW w:type="dxa" w:w="2268"/>
+            <w:shd w:val="clear" w:color="auto" w:fill="FFFFFF"/>
           </w:tcPr>
           <w:p>
+            <w:pPr>
+              <w:pStyle w:val="WS_TD"/>
+              <w:spacing w:before="40" w:after="40"/>
+            </w:pPr>
             <w:r>
-              <w:rPr>
-                <w:sz w:val="18"/>
-              </w:rPr>
-              <w:t>Trunk wash</w:t>
+              <w:t>Clinical Signs</w:t>
             </w:r>
           </w:p>
         </w:tc>
         <w:tc>
           <w:tcPr>
-            <w:tcW w:type="dxa" w:w="3024"/>
-            <w:shd w:val="clear" w:color="auto" w:fill="D8F3DC"/>
+            <w:tcW w:type="dxa" w:w="7370"/>
+            <w:shd w:val="clear" w:color="auto" w:fill="FFFFFF"/>
           </w:tcPr>
           <w:p>
+            <w:pPr>
+              <w:pStyle w:val="WS_TD"/>
+              <w:spacing w:before="40" w:after="40"/>
+            </w:pPr>
             <w:r>
-              <w:rPr>
-                <w:sz w:val="18"/>
-              </w:rPr>
-              <w:t>Detection of viral shedding in adults</w:t>
-            </w:r>
-          </w:p>
-        </w:tc>
-        <w:tc>
-          <w:tcPr>
-            <w:tcW w:type="dxa" w:w="3024"/>
-            <w:shd w:val="clear" w:color="auto" w:fill="D8F3DC"/>
-          </w:tcPr>
-          <w:p>
-            <w:r>
-              <w:rPr>
-                <w:sz w:val="18"/>
-              </w:rPr>
-              <w:t>Herd surveillance; lower sensitivity than blood PCR</w:t>
+              <w:t>Weight loss, weakness, intermittent trunk discharge, respiratory distress; often subclinical</w:t>
             </w:r>
           </w:p>
         </w:tc>
@@ -2023,40 +1649,191 @@
       <w:tr>
         <w:tc>
           <w:tcPr>
-            <w:tcW w:type="dxa" w:w="3024"/>
+            <w:tcW w:type="dxa" w:w="2268"/>
+            <w:shd w:val="clear" w:color="auto" w:fill="EAF7EE"/>
           </w:tcPr>
           <w:p>
+            <w:pPr>
+              <w:pStyle w:val="WS_TD"/>
+              <w:spacing w:before="40" w:after="40"/>
+            </w:pPr>
             <w:r>
-              <w:rPr>
-                <w:sz w:val="18"/>
-              </w:rPr>
-              <w:t>Heart / Tongue / Lymph node</w:t>
+              <w:t>PM Lesions</w:t>
             </w:r>
           </w:p>
         </w:tc>
         <w:tc>
           <w:tcPr>
-            <w:tcW w:type="dxa" w:w="3024"/>
+            <w:tcW w:type="dxa" w:w="7370"/>
+            <w:shd w:val="clear" w:color="auto" w:fill="EAF7EE"/>
           </w:tcPr>
           <w:p>
+            <w:pPr>
+              <w:pStyle w:val="WS_TD"/>
+              <w:spacing w:before="40" w:after="40"/>
+            </w:pPr>
             <w:r>
-              <w:rPr>
-                <w:sz w:val="18"/>
-              </w:rPr>
-              <w:t>PM tissue qPCR + histopathology</w:t>
+              <w:t>Granulomata in lungs, thoracic LN, liver, spleen; cavitation in advanced cases</w:t>
+            </w:r>
+          </w:p>
+        </w:tc>
+      </w:tr>
+      <w:tr>
+        <w:tc>
+          <w:tcPr>
+            <w:tcW w:type="dxa" w:w="2268"/>
+            <w:shd w:val="clear" w:color="auto" w:fill="FFFFFF"/>
+          </w:tcPr>
+          <w:p>
+            <w:pPr>
+              <w:pStyle w:val="WS_TD"/>
+              <w:spacing w:before="40" w:after="40"/>
+            </w:pPr>
+            <w:r>
+              <w:t>Histopathology</w:t>
             </w:r>
           </w:p>
         </w:tc>
         <w:tc>
           <w:tcPr>
-            <w:tcW w:type="dxa" w:w="3024"/>
+            <w:tcW w:type="dxa" w:w="7370"/>
+            <w:shd w:val="clear" w:color="auto" w:fill="FFFFFF"/>
           </w:tcPr>
           <w:p>
+            <w:pPr>
+              <w:pStyle w:val="WS_TD"/>
+              <w:spacing w:before="40" w:after="40"/>
+            </w:pPr>
             <w:r>
-              <w:rPr>
-                <w:sz w:val="18"/>
-              </w:rPr>
-              <w:t>Heart and tongue — highest viral copy numbers in EEHV-HD</w:t>
+              <w:t>Caseous necrosis, Langhans giant cells, lymphocytic infiltration</w:t>
+            </w:r>
+          </w:p>
+        </w:tc>
+      </w:tr>
+      <w:tr>
+        <w:tc>
+          <w:tcPr>
+            <w:tcW w:type="dxa" w:w="2268"/>
+            <w:shd w:val="clear" w:color="auto" w:fill="EAF7EE"/>
+          </w:tcPr>
+          <w:p>
+            <w:pPr>
+              <w:pStyle w:val="WS_TD"/>
+              <w:spacing w:before="40" w:after="40"/>
+            </w:pPr>
+            <w:r>
+              <w:t>Diagnosis</w:t>
+            </w:r>
+          </w:p>
+        </w:tc>
+        <w:tc>
+          <w:tcPr>
+            <w:tcW w:type="dxa" w:w="7370"/>
+            <w:shd w:val="clear" w:color="auto" w:fill="EAF7EE"/>
+          </w:tcPr>
+          <w:p>
+            <w:pPr>
+              <w:pStyle w:val="WS_TD"/>
+              <w:spacing w:before="40" w:after="40"/>
+            </w:pPr>
+            <w:r>
+              <w:t>ELISA (ElephantTB STAT-PAK), trunk wash culture (BSL-3), PCR, MGIT</w:t>
+            </w:r>
+          </w:p>
+        </w:tc>
+      </w:tr>
+      <w:tr>
+        <w:tc>
+          <w:tcPr>
+            <w:tcW w:type="dxa" w:w="2268"/>
+            <w:shd w:val="clear" w:color="auto" w:fill="FFFFFF"/>
+          </w:tcPr>
+          <w:p>
+            <w:pPr>
+              <w:pStyle w:val="WS_TD"/>
+              <w:spacing w:before="40" w:after="40"/>
+            </w:pPr>
+            <w:r>
+              <w:t>Zoonotic Risk</w:t>
+            </w:r>
+          </w:p>
+        </w:tc>
+        <w:tc>
+          <w:tcPr>
+            <w:tcW w:type="dxa" w:w="7370"/>
+            <w:shd w:val="clear" w:color="auto" w:fill="FFFFFF"/>
+          </w:tcPr>
+          <w:p>
+            <w:pPr>
+              <w:pStyle w:val="WS_TD"/>
+              <w:spacing w:before="40" w:after="40"/>
+            </w:pPr>
+            <w:r>
+              <w:t>HIGH — PPE (N95 mask, gloves, gown) MANDATORY during necropsy</w:t>
+            </w:r>
+          </w:p>
+        </w:tc>
+      </w:tr>
+      <w:tr>
+        <w:tc>
+          <w:tcPr>
+            <w:tcW w:type="dxa" w:w="2268"/>
+            <w:shd w:val="clear" w:color="auto" w:fill="EAF7EE"/>
+          </w:tcPr>
+          <w:p>
+            <w:pPr>
+              <w:pStyle w:val="WS_TD"/>
+              <w:spacing w:before="40" w:after="40"/>
+            </w:pPr>
+            <w:r>
+              <w:t>Treatment</w:t>
+            </w:r>
+          </w:p>
+        </w:tc>
+        <w:tc>
+          <w:tcPr>
+            <w:tcW w:type="dxa" w:w="7370"/>
+            <w:shd w:val="clear" w:color="auto" w:fill="EAF7EE"/>
+          </w:tcPr>
+          <w:p>
+            <w:pPr>
+              <w:pStyle w:val="WS_TD"/>
+              <w:spacing w:before="40" w:after="40"/>
+            </w:pPr>
+            <w:r>
+              <w:t>Anti-TB regimen (isoniazid, rifampicin, ethambutol) — long-term, complex in elephants</w:t>
+            </w:r>
+          </w:p>
+        </w:tc>
+      </w:tr>
+      <w:tr>
+        <w:tc>
+          <w:tcPr>
+            <w:tcW w:type="dxa" w:w="2268"/>
+            <w:shd w:val="clear" w:color="auto" w:fill="FFFFFF"/>
+          </w:tcPr>
+          <w:p>
+            <w:pPr>
+              <w:pStyle w:val="WS_TD"/>
+              <w:spacing w:before="40" w:after="40"/>
+            </w:pPr>
+            <w:r>
+              <w:t>Surveillance</w:t>
+            </w:r>
+          </w:p>
+        </w:tc>
+        <w:tc>
+          <w:tcPr>
+            <w:tcW w:type="dxa" w:w="7370"/>
+            <w:shd w:val="clear" w:color="auto" w:fill="FFFFFF"/>
+          </w:tcPr>
+          <w:p>
+            <w:pPr>
+              <w:pStyle w:val="WS_TD"/>
+              <w:spacing w:before="40" w:after="40"/>
+            </w:pPr>
+            <w:r>
+              <w:t>Annual trunk wash culture for all captive elephants is mandatory (MoEFCC guidelines)</w:t>
             </w:r>
           </w:p>
         </w:tc>
@@ -2065,1097 +1842,15 @@
     <w:p/>
     <w:p>
       <w:pPr>
-        <w:jc w:val="center"/>
+        <w:pStyle w:val="WS_H2"/>
+        <w:ind w:left="170"/>
       </w:pPr>
       <w:r>
-        <w:drawing>
-          <wp:inline xmlns:a="http://schemas.openxmlformats.org/drawingml/2006/main" xmlns:pic="http://schemas.openxmlformats.org/drawingml/2006/picture">
-            <wp:extent cx="5029200" cy="3886200"/>
-            <wp:docPr id="9" name="Picture 9"/>
-            <wp:cNvGraphicFramePr>
-              <a:graphicFrameLocks noChangeAspect="1"/>
-            </wp:cNvGraphicFramePr>
-            <a:graphic>
-              <a:graphicData uri="http://schemas.openxmlformats.org/drawingml/2006/picture">
-                <pic:pic>
-                  <pic:nvPicPr>
-                    <pic:cNvPr id="0" name="page_14.jpg"/>
-                    <pic:cNvPicPr/>
-                  </pic:nvPicPr>
-                  <pic:blipFill>
-                    <a:blip r:embed="rId17"/>
-                    <a:stretch>
-                      <a:fillRect/>
-                    </a:stretch>
-                  </pic:blipFill>
-                  <pic:spPr>
-                    <a:xfrm>
-                      <a:off x="0" y="0"/>
-                      <a:ext cx="5029200" cy="3886200"/>
-                    </a:xfrm>
-                    <a:prstGeom prst="rect"/>
-                  </pic:spPr>
-                </pic:pic>
-              </a:graphicData>
-            </a:graphic>
-          </wp:inline>
-        </w:drawing>
-      </w:r>
-    </w:p>
-    <w:p>
-      <w:pPr>
-        <w:pStyle w:val="CH3Caption"/>
-      </w:pPr>
-      <w:r>
-        <w:t>Fig 2.7 — Tissue viral load data (qPCR) and qPCR vs conventional PCR comparison</w:t>
-      </w:r>
-    </w:p>
-    <w:p>
-      <w:pPr>
-        <w:pStyle w:val="CH3Subsection"/>
-      </w:pPr>
-      <w:r>
-        <w:t>2.8 Treatment Protocol</w:t>
-      </w:r>
-    </w:p>
-    <w:p>
-      <w:pPr>
-        <w:pStyle w:val="CH3Warning"/>
-      </w:pPr>
-      <w:r>
-        <w:t>⚠ EEHV-HD is a veterinary emergency — begin treatment on clinical suspicion; do NOT wait for PCR results.</w:t>
-      </w:r>
-    </w:p>
-    <w:p>
-      <w:pPr>
-        <w:pStyle w:val="CH3Bullet"/>
-      </w:pPr>
-      <w:r>
-        <w:t>• Famciclovir 5.5–8 mg/kg BID orally — antiviral prodrug; first-line agent; MUST be pre-positioned at all elephant camps</w:t>
-      </w:r>
-    </w:p>
-    <w:p>
-      <w:pPr>
-        <w:pStyle w:val="CH3Bullet"/>
-      </w:pPr>
-      <w:r>
-        <w:t>• Acyclovir IV — in severe cases; slow IV infusion</w:t>
-      </w:r>
-    </w:p>
-    <w:p>
-      <w:pPr>
-        <w:pStyle w:val="CH3Bullet"/>
-      </w:pPr>
-      <w:r>
-        <w:t>• Fluid therapy: Ringer's Lactate / Normal Saline IV — volume resuscitation for vascular leakage</w:t>
-      </w:r>
-    </w:p>
-    <w:p>
-      <w:pPr>
-        <w:pStyle w:val="CH3Bullet"/>
-      </w:pPr>
-      <w:r>
-        <w:t>• Anti-inflammatory: Dexamethasone (cautious use) or Meloxicam</w:t>
-      </w:r>
-    </w:p>
-    <w:p>
-      <w:pPr>
-        <w:pStyle w:val="CH3Bullet"/>
-      </w:pPr>
-      <w:r>
-        <w:t>• Gastric protectants: Omeprazole / Pantoprazole</w:t>
-      </w:r>
-    </w:p>
-    <w:p>
-      <w:pPr>
-        <w:pStyle w:val="CH3Bullet"/>
-      </w:pPr>
-      <w:r>
-        <w:t>• Monitoring: Temperature every 4 hr; blood qPCR every 24–48 hr; CBC and chemistry every 48 hr</w:t>
-      </w:r>
-    </w:p>
-    <w:p>
-      <w:pPr>
-        <w:jc w:val="center"/>
-      </w:pPr>
-      <w:r>
-        <w:drawing>
-          <wp:inline xmlns:a="http://schemas.openxmlformats.org/drawingml/2006/main" xmlns:pic="http://schemas.openxmlformats.org/drawingml/2006/picture">
-            <wp:extent cx="2468880" cy="1907771"/>
-            <wp:docPr id="10" name="Picture 10"/>
-            <wp:cNvGraphicFramePr>
-              <a:graphicFrameLocks noChangeAspect="1"/>
-            </wp:cNvGraphicFramePr>
-            <a:graphic>
-              <a:graphicData uri="http://schemas.openxmlformats.org/drawingml/2006/picture">
-                <pic:pic>
-                  <pic:nvPicPr>
-                    <pic:cNvPr id="0" name="page_15.jpg"/>
-                    <pic:cNvPicPr/>
-                  </pic:nvPicPr>
-                  <pic:blipFill>
-                    <a:blip r:embed="rId18"/>
-                    <a:stretch>
-                      <a:fillRect/>
-                    </a:stretch>
-                  </pic:blipFill>
-                  <pic:spPr>
-                    <a:xfrm>
-                      <a:off x="0" y="0"/>
-                      <a:ext cx="2468880" cy="1907771"/>
-                    </a:xfrm>
-                    <a:prstGeom prst="rect"/>
-                  </pic:spPr>
-                </pic:pic>
-              </a:graphicData>
-            </a:graphic>
-          </wp:inline>
-        </w:drawing>
-      </w:r>
-    </w:p>
-    <w:p>
-      <w:pPr>
-        <w:pStyle w:val="CH3Caption"/>
-      </w:pPr>
-      <w:r>
-        <w:t>Fig 2.8a — Treatment protocol</w:t>
-      </w:r>
-    </w:p>
-    <w:p>
-      <w:pPr>
-        <w:jc w:val="center"/>
-      </w:pPr>
-      <w:r>
-        <w:drawing>
-          <wp:inline xmlns:a="http://schemas.openxmlformats.org/drawingml/2006/main" xmlns:pic="http://schemas.openxmlformats.org/drawingml/2006/picture">
-            <wp:extent cx="2468880" cy="1907771"/>
-            <wp:docPr id="11" name="Picture 11"/>
-            <wp:cNvGraphicFramePr>
-              <a:graphicFrameLocks noChangeAspect="1"/>
-            </wp:cNvGraphicFramePr>
-            <a:graphic>
-              <a:graphicData uri="http://schemas.openxmlformats.org/drawingml/2006/picture">
-                <pic:pic>
-                  <pic:nvPicPr>
-                    <pic:cNvPr id="0" name="page_16.jpg"/>
-                    <pic:cNvPicPr/>
-                  </pic:nvPicPr>
-                  <pic:blipFill>
-                    <a:blip r:embed="rId19"/>
-                    <a:stretch>
-                      <a:fillRect/>
-                    </a:stretch>
-                  </pic:blipFill>
-                  <pic:spPr>
-                    <a:xfrm>
-                      <a:off x="0" y="0"/>
-                      <a:ext cx="2468880" cy="1907771"/>
-                    </a:xfrm>
-                    <a:prstGeom prst="rect"/>
-                  </pic:spPr>
-                </pic:pic>
-              </a:graphicData>
-            </a:graphic>
-          </wp:inline>
-        </w:drawing>
-      </w:r>
-    </w:p>
-    <w:p>
-      <w:pPr>
-        <w:pStyle w:val="CH3Caption"/>
-      </w:pPr>
-      <w:r>
-        <w:t>Fig 2.8b — Monitoring, prevention and mRNA vaccine update</w:t>
-      </w:r>
-    </w:p>
-    <w:p>
-      <w:r>
-        <w:br w:type="page"/>
-      </w:r>
-    </w:p>
-    <w:p>
-      <w:pPr>
-        <w:pStyle w:val="CH3Section"/>
-      </w:pPr>
-      <w:r>
-        <w:t>3. Rabies in Elephants</w:t>
-      </w:r>
-    </w:p>
-    <w:p>
-      <w:pPr>
-        <w:pStyle w:val="CH3Body"/>
-      </w:pPr>
-      <w:r>
-        <w:t>Rabies (Lyssavirus, Rhabdoviridae) is a fatal zoonotic neurological disease. While uncommon in elephants, confirmed cases have been documented in captive individuals following contact with infected dogs. Invariably fatal once clinical signs appear.</w:t>
-      </w:r>
-    </w:p>
-    <w:p>
-      <w:pPr>
-        <w:pStyle w:val="CH3Bullet"/>
-      </w:pPr>
-      <w:r>
-        <w:t>• Transmission: bite of rabid dog (most common); rarely fox or bat</w:t>
-      </w:r>
-    </w:p>
-    <w:p>
-      <w:pPr>
-        <w:pStyle w:val="CH3Bullet"/>
-      </w:pPr>
-      <w:r>
-        <w:t>• Clinical signs: sudden behavioural change; aggression; hypersalivation; dysphagia; seizures; coma; death</w:t>
-      </w:r>
-    </w:p>
-    <w:p>
-      <w:pPr>
-        <w:pStyle w:val="CH3Bullet"/>
-      </w:pPr>
-      <w:r>
-        <w:t>• Sample: BRAIN TISSUE ONLY (cerebellum, hippocampus, brainstem) for rabies diagnosis</w:t>
-      </w:r>
-    </w:p>
-    <w:p>
-      <w:pPr>
-        <w:pStyle w:val="CH3Bullet"/>
-      </w:pPr>
-      <w:r>
-        <w:t>• FAT (Fluorescent Antibody Test): gold standard for diagnosis</w:t>
-      </w:r>
-    </w:p>
-    <w:p>
-      <w:pPr>
-        <w:pStyle w:val="CH3Bullet"/>
-      </w:pPr>
-      <w:r>
-        <w:t>• Histopathology: Negri bodies (eosinophilic intracytoplasmic inclusions in Purkinje cells, H&amp;E ×400)</w:t>
-      </w:r>
-    </w:p>
-    <w:p>
-      <w:pPr>
-        <w:pStyle w:val="CH3Bullet"/>
-      </w:pPr>
-      <w:r>
-        <w:t>• Seller's stain: rapid field stain for Negri bodies (×1000 — appear magenta on blue background)</w:t>
-      </w:r>
-    </w:p>
-    <w:p>
-      <w:pPr>
-        <w:pStyle w:val="CH3Bullet"/>
-      </w:pPr>
-      <w:r>
-        <w:t>• RT-PCR: most sensitive; can use preserved tissue</w:t>
-      </w:r>
-    </w:p>
-    <w:p>
-      <w:pPr>
-        <w:pStyle w:val="CH3Bullet"/>
-      </w:pPr>
-      <w:r>
-        <w:t>• BIOSAFETY: handle brain with gloves, N95, eye protection; post-exposure prophylaxis for exposed persons</w:t>
-      </w:r>
-    </w:p>
-    <w:p>
-      <w:pPr>
-        <w:jc w:val="center"/>
-      </w:pPr>
-      <w:r>
-        <w:drawing>
-          <wp:inline xmlns:a="http://schemas.openxmlformats.org/drawingml/2006/main" xmlns:pic="http://schemas.openxmlformats.org/drawingml/2006/picture">
-            <wp:extent cx="5029200" cy="3886200"/>
-            <wp:docPr id="12" name="Picture 12"/>
-            <wp:cNvGraphicFramePr>
-              <a:graphicFrameLocks noChangeAspect="1"/>
-            </wp:cNvGraphicFramePr>
-            <a:graphic>
-              <a:graphicData uri="http://schemas.openxmlformats.org/drawingml/2006/picture">
-                <pic:pic>
-                  <pic:nvPicPr>
-                    <pic:cNvPr id="0" name="page_17.jpg"/>
-                    <pic:cNvPicPr/>
-                  </pic:nvPicPr>
-                  <pic:blipFill>
-                    <a:blip r:embed="rId20"/>
-                    <a:stretch>
-                      <a:fillRect/>
-                    </a:stretch>
-                  </pic:blipFill>
-                  <pic:spPr>
-                    <a:xfrm>
-                      <a:off x="0" y="0"/>
-                      <a:ext cx="5029200" cy="3886200"/>
-                    </a:xfrm>
-                    <a:prstGeom prst="rect"/>
-                  </pic:spPr>
-                </pic:pic>
-              </a:graphicData>
-            </a:graphic>
-          </wp:inline>
-        </w:drawing>
-      </w:r>
-    </w:p>
-    <w:p>
-      <w:pPr>
-        <w:pStyle w:val="CH3Caption"/>
-      </w:pPr>
-      <w:r>
-        <w:t>Fig 3.1 — Rabies: transmission cycle, Negri body histology (H&amp;E ×400), Seller's stain ×1000, FAT smear, RT-PCR gel</w:t>
-      </w:r>
-    </w:p>
-    <w:p>
-      <w:r>
-        <w:br w:type="page"/>
-      </w:r>
-    </w:p>
-    <w:p>
-      <w:pPr>
-        <w:pStyle w:val="CH3Section"/>
-      </w:pPr>
-      <w:r>
-        <w:t>4. Foot and Mouth Disease (FMD)</w:t>
-      </w:r>
-    </w:p>
-    <w:p>
-      <w:pPr>
-        <w:pStyle w:val="CH3Body"/>
-      </w:pPr>
-      <w:r>
-        <w:t>FMD (Aphthovirus, Picornaviridae; 7 serotypes) can spillover from infected livestock to elephants at forest fringes. Rarely causes death but severe cases with secondary septicaemia can be fatal.</w:t>
-      </w:r>
-    </w:p>
-    <w:p>
-      <w:pPr>
-        <w:pStyle w:val="CH3Bullet"/>
-      </w:pPr>
-      <w:r>
-        <w:t>• Clinical signs: vesicular lesions on feet and trunk tip; lameness; drooling; fever</w:t>
-      </w:r>
-    </w:p>
-    <w:p>
-      <w:pPr>
-        <w:pStyle w:val="CH3Bullet"/>
-      </w:pPr>
-      <w:r>
-        <w:t>• Diagnosis: clinical vesicles; RT-PCR from vesicular fluid; ELISA serology; antigen detection kit (IVRI Mukteswar)</w:t>
-      </w:r>
-    </w:p>
-    <w:p>
-      <w:pPr>
-        <w:pStyle w:val="CH3Bullet"/>
-      </w:pPr>
-      <w:r>
-        <w:t>• Control: vaccination of all surrounding livestock; movement restrictions; lime disinfection</w:t>
-      </w:r>
-    </w:p>
-    <w:p>
-      <w:pPr>
-        <w:jc w:val="center"/>
-      </w:pPr>
-      <w:r>
-        <w:drawing>
-          <wp:inline xmlns:a="http://schemas.openxmlformats.org/drawingml/2006/main" xmlns:pic="http://schemas.openxmlformats.org/drawingml/2006/picture">
-            <wp:extent cx="5029200" cy="3886200"/>
-            <wp:docPr id="13" name="Picture 13"/>
-            <wp:cNvGraphicFramePr>
-              <a:graphicFrameLocks noChangeAspect="1"/>
-            </wp:cNvGraphicFramePr>
-            <a:graphic>
-              <a:graphicData uri="http://schemas.openxmlformats.org/drawingml/2006/picture">
-                <pic:pic>
-                  <pic:nvPicPr>
-                    <pic:cNvPr id="0" name="page_18.jpg"/>
-                    <pic:cNvPicPr/>
-                  </pic:nvPicPr>
-                  <pic:blipFill>
-                    <a:blip r:embed="rId21"/>
-                    <a:stretch>
-                      <a:fillRect/>
-                    </a:stretch>
-                  </pic:blipFill>
-                  <pic:spPr>
-                    <a:xfrm>
-                      <a:off x="0" y="0"/>
-                      <a:ext cx="5029200" cy="3886200"/>
-                    </a:xfrm>
-                    <a:prstGeom prst="rect"/>
-                  </pic:spPr>
-                </pic:pic>
-              </a:graphicData>
-            </a:graphic>
-          </wp:inline>
-        </w:drawing>
-      </w:r>
-    </w:p>
-    <w:p>
-      <w:pPr>
-        <w:pStyle w:val="CH3Caption"/>
-      </w:pPr>
-      <w:r>
-        <w:t>Fig 4.1 — FMD: vesicular lesions on foot, isolation protocol</w:t>
-      </w:r>
-    </w:p>
-    <w:p>
-      <w:r>
-        <w:br w:type="page"/>
-      </w:r>
-    </w:p>
-    <w:p>
-      <w:pPr>
-        <w:pStyle w:val="CH3Section"/>
-      </w:pPr>
-      <w:r>
-        <w:t>5. Poxvirus and EMCV</w:t>
-      </w:r>
-    </w:p>
-    <w:p>
-      <w:pPr>
-        <w:pStyle w:val="CH3Subsection"/>
-      </w:pPr>
-      <w:r>
-        <w:t>5.1 Poxvirus (Cowpox / Elephantpox)</w:t>
-      </w:r>
-    </w:p>
-    <w:p>
-      <w:pPr>
-        <w:pStyle w:val="CH3Body"/>
-      </w:pPr>
-      <w:r>
-        <w:t>Elephants can be infected with cowpox virus (Orthopoxvirus) from infected rodents or dairy cattle. Zoonotic risk — keepers must use PPE.</w:t>
-      </w:r>
-    </w:p>
-    <w:p>
-      <w:pPr>
-        <w:pStyle w:val="CH3Bullet"/>
-      </w:pPr>
-      <w:r>
-        <w:t>• Lesions: papular/vesicular eruptions on skin (trunk, ears, periocular, feet); gross lung lesions in severe systemic cases</w:t>
-      </w:r>
-    </w:p>
-    <w:p>
-      <w:pPr>
-        <w:pStyle w:val="CH3Bullet"/>
-      </w:pPr>
-      <w:r>
-        <w:t>• Diagnosis: electron microscopy; PCR; histopathology (Guarnieri bodies — eosinophilic intracytoplasmic inclusions)</w:t>
-      </w:r>
-    </w:p>
-    <w:p>
-      <w:pPr>
-        <w:pStyle w:val="CH3Bullet"/>
-      </w:pPr>
-      <w:r>
-        <w:t>• Treatment: symptomatic; wound care; antibiotics for secondary infection; tecovirimat in severe cases</w:t>
-      </w:r>
-    </w:p>
-    <w:p>
-      <w:pPr>
-        <w:jc w:val="center"/>
-      </w:pPr>
-      <w:r>
-        <w:drawing>
-          <wp:inline xmlns:a="http://schemas.openxmlformats.org/drawingml/2006/main" xmlns:pic="http://schemas.openxmlformats.org/drawingml/2006/picture">
-            <wp:extent cx="5029200" cy="3886200"/>
-            <wp:docPr id="14" name="Picture 14"/>
-            <wp:cNvGraphicFramePr>
-              <a:graphicFrameLocks noChangeAspect="1"/>
-            </wp:cNvGraphicFramePr>
-            <a:graphic>
-              <a:graphicData uri="http://schemas.openxmlformats.org/drawingml/2006/picture">
-                <pic:pic>
-                  <pic:nvPicPr>
-                    <pic:cNvPr id="0" name="page_20.jpg"/>
-                    <pic:cNvPicPr/>
-                  </pic:nvPicPr>
-                  <pic:blipFill>
-                    <a:blip r:embed="rId22"/>
-                    <a:stretch>
-                      <a:fillRect/>
-                    </a:stretch>
-                  </pic:blipFill>
-                  <pic:spPr>
-                    <a:xfrm>
-                      <a:off x="0" y="0"/>
-                      <a:ext cx="5029200" cy="3886200"/>
-                    </a:xfrm>
-                    <a:prstGeom prst="rect"/>
-                  </pic:spPr>
-                </pic:pic>
-              </a:graphicData>
-            </a:graphic>
-          </wp:inline>
-        </w:drawing>
-      </w:r>
-    </w:p>
-    <w:p>
-      <w:pPr>
-        <w:pStyle w:val="CH3Caption"/>
-      </w:pPr>
-      <w:r>
-        <w:t>Fig 5.1 — Poxvirus: vesicular skin lesions on Asian elephant skin and gross lung lesions</w:t>
-      </w:r>
-    </w:p>
-    <w:p>
-      <w:pPr>
-        <w:pStyle w:val="CH3Subsection"/>
-      </w:pPr>
-      <w:r>
-        <w:t>5.2 Encephalomyocarditis Virus (EMCV)</w:t>
-      </w:r>
-    </w:p>
-    <w:p>
-      <w:pPr>
-        <w:pStyle w:val="CH3Body"/>
-      </w:pPr>
-      <w:r>
-        <w:t>EMCV (Cardiovirus, Picornaviridae) causes acute myocarditis and sudden cardiac death. Transmitted via rodent contamination of food/water. Fatal case documented at Delhi Zoo.</w:t>
-      </w:r>
-    </w:p>
-    <w:p>
-      <w:pPr>
-        <w:pStyle w:val="CH3Bullet"/>
-      </w:pPr>
-      <w:r>
-        <w:t>• PM findings: haemorrhagic myocarditis; pale myocardium; pericardial effusion</w:t>
-      </w:r>
-    </w:p>
-    <w:p>
-      <w:pPr>
-        <w:pStyle w:val="CH3Bullet"/>
-      </w:pPr>
-      <w:r>
-        <w:t>• Diagnosis: virus isolation; serology (ELISA); histopathology; rodent control as prevention</w:t>
-      </w:r>
-    </w:p>
-    <w:p>
-      <w:r>
-        <w:br w:type="page"/>
-      </w:r>
-    </w:p>
-    <w:p>
-      <w:pPr>
-        <w:pStyle w:val="CH3Section"/>
-      </w:pPr>
-      <w:r>
-        <w:t>6. Tuberculosis (TB)</w:t>
-      </w:r>
-    </w:p>
-    <w:p>
-      <w:pPr>
-        <w:pStyle w:val="CH3Body"/>
-      </w:pPr>
-      <w:r>
-        <w:t>Mycobacterium tuberculosis (human strain) causes TB in captive elephants — primarily a reverse zoonosis (humans infect elephants). Chronic, slowly progressive, often clinically silent for years. Infected elephants can shed bacilli to mahouts.</w:t>
-      </w:r>
-    </w:p>
-    <w:p>
-      <w:pPr>
-        <w:pStyle w:val="CH3Subsection"/>
-      </w:pPr>
-      <w:r>
-        <w:t>6.1 Diagnosis</w:t>
-      </w:r>
-    </w:p>
-    <w:p>
-      <w:pPr>
-        <w:pStyle w:val="CH3Bullet"/>
-      </w:pPr>
-      <w:r>
-        <w:t>• Trunk wash (TW): 3 washes on 3 consecutive mornings; pooled sample for culture (LJ medium, 6–8 weeks) or PCR</w:t>
-      </w:r>
-    </w:p>
-    <w:p>
-      <w:pPr>
-        <w:pStyle w:val="CH3Bullet"/>
-      </w:pPr>
-      <w:r>
-        <w:t>• Serology: ElephantTB STAT-PAK / MAPIA — lateral flow assay; detects antibodies; serial testing increases sensitivity</w:t>
-      </w:r>
-    </w:p>
-    <w:p>
-      <w:pPr>
-        <w:pStyle w:val="CH3Bullet"/>
-      </w:pPr>
-      <w:r>
-        <w:t>• PM: miliary TB lesions in lung/lymph nodes; Ziehl-Neelsen acid-fast staining; IS6110 PCR (M. tuberculosis specific)</w:t>
-      </w:r>
-    </w:p>
-    <w:p>
-      <w:pPr>
-        <w:jc w:val="center"/>
-      </w:pPr>
-      <w:r>
-        <w:drawing>
-          <wp:inline xmlns:a="http://schemas.openxmlformats.org/drawingml/2006/main" xmlns:pic="http://schemas.openxmlformats.org/drawingml/2006/picture">
-            <wp:extent cx="2468880" cy="1907771"/>
-            <wp:docPr id="15" name="Picture 15"/>
-            <wp:cNvGraphicFramePr>
-              <a:graphicFrameLocks noChangeAspect="1"/>
-            </wp:cNvGraphicFramePr>
-            <a:graphic>
-              <a:graphicData uri="http://schemas.openxmlformats.org/drawingml/2006/picture">
-                <pic:pic>
-                  <pic:nvPicPr>
-                    <pic:cNvPr id="0" name="page_21.jpg"/>
-                    <pic:cNvPicPr/>
-                  </pic:nvPicPr>
-                  <pic:blipFill>
-                    <a:blip r:embed="rId23"/>
-                    <a:stretch>
-                      <a:fillRect/>
-                    </a:stretch>
-                  </pic:blipFill>
-                  <pic:spPr>
-                    <a:xfrm>
-                      <a:off x="0" y="0"/>
-                      <a:ext cx="2468880" cy="1907771"/>
-                    </a:xfrm>
-                    <a:prstGeom prst="rect"/>
-                  </pic:spPr>
-                </pic:pic>
-              </a:graphicData>
-            </a:graphic>
-          </wp:inline>
-        </w:drawing>
-      </w:r>
-    </w:p>
-    <w:p>
-      <w:pPr>
-        <w:pStyle w:val="CH3Caption"/>
-      </w:pPr>
-      <w:r>
-        <w:t>Fig 6.1a — Acid-fast staining, IS6110 PCR gel, LFA kit (TB STAT-PAK)</w:t>
-      </w:r>
-    </w:p>
-    <w:p>
-      <w:pPr>
-        <w:jc w:val="center"/>
-      </w:pPr>
-      <w:r>
-        <w:drawing>
-          <wp:inline xmlns:a="http://schemas.openxmlformats.org/drawingml/2006/main" xmlns:pic="http://schemas.openxmlformats.org/drawingml/2006/picture">
-            <wp:extent cx="2468880" cy="1907771"/>
-            <wp:docPr id="16" name="Picture 16"/>
-            <wp:cNvGraphicFramePr>
-              <a:graphicFrameLocks noChangeAspect="1"/>
-            </wp:cNvGraphicFramePr>
-            <a:graphic>
-              <a:graphicData uri="http://schemas.openxmlformats.org/drawingml/2006/picture">
-                <pic:pic>
-                  <pic:nvPicPr>
-                    <pic:cNvPr id="0" name="page_22.jpg"/>
-                    <pic:cNvPicPr/>
-                  </pic:nvPicPr>
-                  <pic:blipFill>
-                    <a:blip r:embed="rId24"/>
-                    <a:stretch>
-                      <a:fillRect/>
-                    </a:stretch>
-                  </pic:blipFill>
-                  <pic:spPr>
-                    <a:xfrm>
-                      <a:off x="0" y="0"/>
-                      <a:ext cx="2468880" cy="1907771"/>
-                    </a:xfrm>
-                    <a:prstGeom prst="rect"/>
-                  </pic:spPr>
-                </pic:pic>
-              </a:graphicData>
-            </a:graphic>
-          </wp:inline>
-        </w:drawing>
-      </w:r>
-    </w:p>
-    <w:p>
-      <w:pPr>
-        <w:pStyle w:val="CH3Caption"/>
-      </w:pPr>
-      <w:r>
-        <w:t>Fig 6.1b — USDA diagnostic flowchart; free-range elephant lung with miliary TB lesions</w:t>
-      </w:r>
-    </w:p>
-    <w:p>
-      <w:pPr>
-        <w:pStyle w:val="CH3Subsection"/>
-      </w:pPr>
-      <w:r>
-        <w:t>6.2 Treatment (Anti-Tubercular Therapy — minimum 12–18 months)</w:t>
-      </w:r>
-    </w:p>
-    <w:p>
-      <w:pPr>
-        <w:pStyle w:val="CH3Bullet"/>
-      </w:pPr>
-      <w:r>
-        <w:t>• Isoniazid (INH): 100 mg/day or 4–5 mg/kg</w:t>
-      </w:r>
-    </w:p>
-    <w:p>
-      <w:pPr>
-        <w:pStyle w:val="CH3Bullet"/>
-      </w:pPr>
-      <w:r>
-        <w:t>• Pyrazinamide (PZA): 500 mg/day or 25–30 mg/kg (first 2 months)</w:t>
-      </w:r>
-    </w:p>
-    <w:p>
-      <w:pPr>
-        <w:pStyle w:val="CH3Bullet"/>
-      </w:pPr>
-      <w:r>
-        <w:t>• Rifampicin (RIF): 600 mg/day or 10–15 mg/kg</w:t>
-      </w:r>
-    </w:p>
-    <w:p>
-      <w:pPr>
-        <w:pStyle w:val="CH3Bullet"/>
-      </w:pPr>
-      <w:r>
-        <w:t>• Monitor liver enzymes monthly (AST, ALT) — hepatotoxicity risk</w:t>
-      </w:r>
-    </w:p>
-    <w:p>
-      <w:pPr>
-        <w:pStyle w:val="CH3Bullet"/>
-      </w:pPr>
-      <w:r>
-        <w:t>• Pyridoxine (Vitamin B6) supplementation to prevent INH neuropathy</w:t>
-      </w:r>
-    </w:p>
-    <w:p>
-      <w:pPr>
-        <w:pStyle w:val="CH3Warning"/>
-      </w:pPr>
-      <w:r>
-        <w:t>⚠ TB is notifiable. Mahouts of TB-positive elephants must undergo chest X-ray. Three negative trunk wash cultures required before declaring TB-free.</w:t>
-      </w:r>
-    </w:p>
-    <w:p>
-      <w:r>
-        <w:br w:type="page"/>
-      </w:r>
-    </w:p>
-    <w:p>
-      <w:pPr>
-        <w:pStyle w:val="CH3Section"/>
-      </w:pPr>
-      <w:r>
-        <w:t>7. Anthrax</w:t>
-      </w:r>
-    </w:p>
-    <w:p>
-      <w:pPr>
-        <w:pStyle w:val="CH3Body"/>
-      </w:pPr>
-      <w:r>
-        <w:t>Caused by Bacillus anthracis (Gram-positive, aerobic, spore-forming). Causes peracute to acute disease; death within hours. Spores persist in soil 30–100 years.</w:t>
-      </w:r>
-    </w:p>
-    <w:p>
-      <w:pPr>
-        <w:pStyle w:val="CH3Bullet"/>
-      </w:pPr>
-      <w:r>
-        <w:t>• Pathognomonic sign: non-clotting tarry (dark watery) blood from all natural orifices</w:t>
-      </w:r>
-    </w:p>
-    <w:p>
-      <w:pPr>
-        <w:pStyle w:val="CH3Bullet"/>
-      </w:pPr>
-      <w:r>
-        <w:t>• DO NOT open the carcass in field — sporulation occurs on air contact; contaminates site for decades</w:t>
-      </w:r>
-    </w:p>
-    <w:p>
-      <w:pPr>
-        <w:pStyle w:val="CH3Bullet"/>
-      </w:pPr>
-      <w:r>
-        <w:t>• Staining: polychrome methylene blue (McFadyean reaction) — bamboo-rod shaped bacilli with blue capsule; pathognomonic</w:t>
-      </w:r>
-    </w:p>
-    <w:p>
-      <w:pPr>
-        <w:pStyle w:val="CH3Bullet"/>
-      </w:pPr>
-      <w:r>
-        <w:t>• Outbreaks occur in hot/dry seasons followed by rainfall; documented at Joyepur Forest Range, Dibrugarh, Assam</w:t>
-      </w:r>
-    </w:p>
-    <w:p>
-      <w:pPr>
-        <w:jc w:val="center"/>
-      </w:pPr>
-      <w:r>
-        <w:drawing>
-          <wp:inline xmlns:a="http://schemas.openxmlformats.org/drawingml/2006/main" xmlns:pic="http://schemas.openxmlformats.org/drawingml/2006/picture">
-            <wp:extent cx="5029200" cy="3886200"/>
-            <wp:docPr id="17" name="Picture 17"/>
-            <wp:cNvGraphicFramePr>
-              <a:graphicFrameLocks noChangeAspect="1"/>
-            </wp:cNvGraphicFramePr>
-            <a:graphic>
-              <a:graphicData uri="http://schemas.openxmlformats.org/drawingml/2006/picture">
-                <pic:pic>
-                  <pic:nvPicPr>
-                    <pic:cNvPr id="0" name="page_23.jpg"/>
-                    <pic:cNvPicPr/>
-                  </pic:nvPicPr>
-                  <pic:blipFill>
-                    <a:blip r:embed="rId25"/>
-                    <a:stretch>
-                      <a:fillRect/>
-                    </a:stretch>
-                  </pic:blipFill>
-                  <pic:spPr>
-                    <a:xfrm>
-                      <a:off x="0" y="0"/>
-                      <a:ext cx="5029200" cy="3886200"/>
-                    </a:xfrm>
-                    <a:prstGeom prst="rect"/>
-                  </pic:spPr>
-                </pic:pic>
-              </a:graphicData>
-            </a:graphic>
-          </wp:inline>
-        </w:drawing>
-      </w:r>
-    </w:p>
-    <w:p>
-      <w:pPr>
-        <w:pStyle w:val="CH3Caption"/>
-      </w:pPr>
-      <w:r>
-        <w:t>Fig 7.1 — Anthrax: carcass findings, polychrome methylene blue staining (bamboo-rod bacilli), field investigation (Joyepur Forest Range, Assam)</w:t>
-      </w:r>
-    </w:p>
-    <w:p>
-      <w:pPr>
-        <w:pStyle w:val="CH3Warning"/>
-      </w:pPr>
-      <w:r>
-        <w:t>⚠ ANTHRAX EMERGENCY: BURN carcass and all material — do NOT bury. Full PPE. Notify Chief Wildlife Warden. Vaccinate all livestock within 5 km.</w:t>
-      </w:r>
-    </w:p>
-    <w:p>
-      <w:r>
-        <w:br w:type="page"/>
-      </w:r>
-    </w:p>
-    <w:p>
-      <w:pPr>
-        <w:pStyle w:val="CH3Section"/>
-      </w:pPr>
-      <w:r>
-        <w:t>8. Haemorrhagic Septicaemia (HS)</w:t>
-      </w:r>
-    </w:p>
-    <w:p>
-      <w:pPr>
-        <w:pStyle w:val="CH3Body"/>
-      </w:pPr>
-      <w:r>
-        <w:t>Caused by Pasteurella multocida type B:2. Primarily a bovid disease but elephants are susceptible under stress. Peracute — death within 24–48 hours. Outbreaks investigated at Kalahandi, Odisha and Kartapat WLS.</w:t>
-      </w:r>
-    </w:p>
-    <w:p>
-      <w:pPr>
-        <w:pStyle w:val="CH3Bullet"/>
-      </w:pPr>
-      <w:r>
-        <w:t>• Clinical signs: high fever (40–42°C); oedematous swelling of head/neck/brisket; respiratory distress; death in 24–48 hr</w:t>
-      </w:r>
-    </w:p>
-    <w:p>
-      <w:pPr>
-        <w:pStyle w:val="CH3Bullet"/>
-      </w:pPr>
-      <w:r>
-        <w:t>• PM findings: severe haemorrhagic pneumonia; peracute congestion; haemorrhagic lymph nodes; subcutaneous gelatinous oedema</w:t>
-      </w:r>
-    </w:p>
-    <w:p>
-      <w:pPr>
-        <w:pStyle w:val="CH3Bullet"/>
-      </w:pPr>
-      <w:r>
-        <w:t>• Staining: bipolar organism ("safety pin" appearance) on Gram or Leishman stain</w:t>
-      </w:r>
-    </w:p>
-    <w:p>
-      <w:pPr>
-        <w:pStyle w:val="CH3Bullet"/>
-      </w:pPr>
-      <w:r>
-        <w:t>• Best diagnostic sample: BONE MARROW aspirate from femur or rib (taken within hours of death)</w:t>
-      </w:r>
-    </w:p>
-    <w:p>
-      <w:pPr>
-        <w:pStyle w:val="CH3Bullet"/>
-      </w:pPr>
-      <w:r>
-        <w:t>• Treatment: Penicillin G 20,000 IU/kg IM; Tetracycline; Sulphonamides; fluid therapy; Meloxicam</w:t>
-      </w:r>
-    </w:p>
-    <w:p>
-      <w:pPr>
-        <w:pStyle w:val="CH3Bullet"/>
-      </w:pPr>
-      <w:r>
-        <w:t>• Prevention: HS vaccination of all livestock within 2 km; separate elephant water sources from cattle wallows</w:t>
-      </w:r>
-    </w:p>
-    <w:p>
-      <w:pPr>
-        <w:jc w:val="center"/>
-      </w:pPr>
-      <w:r>
-        <w:drawing>
-          <wp:inline xmlns:a="http://schemas.openxmlformats.org/drawingml/2006/main" xmlns:pic="http://schemas.openxmlformats.org/drawingml/2006/picture">
-            <wp:extent cx="2468880" cy="1907771"/>
-            <wp:docPr id="18" name="Picture 18"/>
-            <wp:cNvGraphicFramePr>
-              <a:graphicFrameLocks noChangeAspect="1"/>
-            </wp:cNvGraphicFramePr>
-            <a:graphic>
-              <a:graphicData uri="http://schemas.openxmlformats.org/drawingml/2006/picture">
-                <pic:pic>
-                  <pic:nvPicPr>
-                    <pic:cNvPr id="0" name="page_24.jpg"/>
-                    <pic:cNvPicPr/>
-                  </pic:nvPicPr>
-                  <pic:blipFill>
-                    <a:blip r:embed="rId26"/>
-                    <a:stretch>
-                      <a:fillRect/>
-                    </a:stretch>
-                  </pic:blipFill>
-                  <pic:spPr>
-                    <a:xfrm>
-                      <a:off x="0" y="0"/>
-                      <a:ext cx="2468880" cy="1907771"/>
-                    </a:xfrm>
-                    <a:prstGeom prst="rect"/>
-                  </pic:spPr>
-                </pic:pic>
-              </a:graphicData>
-            </a:graphic>
-          </wp:inline>
-        </w:drawing>
-      </w:r>
-    </w:p>
-    <w:p>
-      <w:pPr>
-        <w:pStyle w:val="CH3Caption"/>
-      </w:pPr>
-      <w:r>
-        <w:t>Fig 8.1a — HS: bipolar organisms (Leishman stain), haemorrhagic lung lesions, lymphadenopathy</w:t>
-      </w:r>
-    </w:p>
-    <w:p>
-      <w:pPr>
-        <w:jc w:val="center"/>
-      </w:pPr>
-      <w:r>
-        <w:drawing>
-          <wp:inline xmlns:a="http://schemas.openxmlformats.org/drawingml/2006/main" xmlns:pic="http://schemas.openxmlformats.org/drawingml/2006/picture">
-            <wp:extent cx="2468880" cy="1907771"/>
-            <wp:docPr id="19" name="Picture 19"/>
-            <wp:cNvGraphicFramePr>
-              <a:graphicFrameLocks noChangeAspect="1"/>
-            </wp:cNvGraphicFramePr>
-            <a:graphic>
-              <a:graphicData uri="http://schemas.openxmlformats.org/drawingml/2006/picture">
-                <pic:pic>
-                  <pic:nvPicPr>
-                    <pic:cNvPr id="0" name="page_25.jpg"/>
-                    <pic:cNvPicPr/>
-                  </pic:nvPicPr>
-                  <pic:blipFill>
-                    <a:blip r:embed="rId27"/>
-                    <a:stretch>
-                      <a:fillRect/>
-                    </a:stretch>
-                  </pic:blipFill>
-                  <pic:spPr>
-                    <a:xfrm>
-                      <a:off x="0" y="0"/>
-                      <a:ext cx="2468880" cy="1907771"/>
-                    </a:xfrm>
-                    <a:prstGeom prst="rect"/>
-                  </pic:spPr>
-                </pic:pic>
-              </a:graphicData>
-            </a:graphic>
-          </wp:inline>
-        </w:drawing>
-      </w:r>
-    </w:p>
-    <w:p>
-      <w:pPr>
-        <w:pStyle w:val="CH3Caption"/>
-      </w:pPr>
-      <w:r>
-        <w:t>Fig 8.1b — HS field investigation: Kartapat WLS — trackers, necropsy team, carcass disposal</w:t>
-      </w:r>
-    </w:p>
-    <w:p>
-      <w:pPr>
-        <w:jc w:val="center"/>
-      </w:pPr>
-      <w:r>
-        <w:drawing>
-          <wp:inline xmlns:a="http://schemas.openxmlformats.org/drawingml/2006/main" xmlns:pic="http://schemas.openxmlformats.org/drawingml/2006/picture">
-            <wp:extent cx="5029200" cy="3886200"/>
-            <wp:docPr id="20" name="Picture 20"/>
-            <wp:cNvGraphicFramePr>
-              <a:graphicFrameLocks noChangeAspect="1"/>
-            </wp:cNvGraphicFramePr>
-            <a:graphic>
-              <a:graphicData uri="http://schemas.openxmlformats.org/drawingml/2006/picture">
-                <pic:pic>
-                  <pic:nvPicPr>
-                    <pic:cNvPr id="0" name="page_26.jpg"/>
-                    <pic:cNvPicPr/>
-                  </pic:nvPicPr>
-                  <pic:blipFill>
-                    <a:blip r:embed="rId28"/>
-                    <a:stretch>
-                      <a:fillRect/>
-                    </a:stretch>
-                  </pic:blipFill>
-                  <pic:spPr>
-                    <a:xfrm>
-                      <a:off x="0" y="0"/>
-                      <a:ext cx="5029200" cy="3886200"/>
-                    </a:xfrm>
-                    <a:prstGeom prst="rect"/>
-                  </pic:spPr>
-                </pic:pic>
-              </a:graphicData>
-            </a:graphic>
-          </wp:inline>
-        </w:drawing>
-      </w:r>
-    </w:p>
-    <w:p>
-      <w:pPr>
-        <w:pStyle w:val="CH3Caption"/>
-      </w:pPr>
-      <w:r>
-        <w:t>Fig 8.2 — HS control: livestock vaccination and bone marrow sampling protocol</w:t>
-      </w:r>
-    </w:p>
-    <w:p>
-      <w:r>
-        <w:br w:type="page"/>
-      </w:r>
-    </w:p>
-    <w:p>
-      <w:pPr>
-        <w:pStyle w:val="CH3Section"/>
-      </w:pPr>
-      <w:r>
-        <w:t>9. Clostridial Infections</w:t>
+        <w:rPr>
+          <w:b/>
+          <w:color w:val="2D6A4F"/>
+        </w:rPr>
+        <w:t>B. Anthrax (Bacillus anthracis)</w:t>
       </w:r>
     </w:p>
     <w:tbl>
@@ -3165,56 +1860,45 @@
         <w:tblLook w:firstColumn="1" w:firstRow="1" w:lastColumn="0" w:lastRow="0" w:noHBand="0" w:noVBand="1" w:val="04A0"/>
       </w:tblPr>
       <w:tblGrid>
-        <w:gridCol w:w="3024"/>
-        <w:gridCol w:w="3024"/>
-        <w:gridCol w:w="3024"/>
+        <w:gridCol w:w="4819"/>
+        <w:gridCol w:w="4819"/>
       </w:tblGrid>
       <w:tr>
         <w:tc>
           <w:tcPr>
-            <w:tcW w:type="dxa" w:w="3024"/>
-            <w:shd w:val="clear" w:color="auto" w:fill="1B4332"/>
+            <w:tcW w:type="dxa" w:w="2268"/>
+            <w:shd w:val="clear" w:color="auto" w:fill="2D6A4F"/>
           </w:tcPr>
           <w:p>
+            <w:pPr>
+              <w:pStyle w:val="WS_TH"/>
+              <w:spacing w:before="60" w:after="60"/>
+            </w:pPr>
             <w:r>
               <w:rPr>
                 <w:b/>
                 <w:color w:val="FFFFFF"/>
-                <w:sz w:val="18"/>
               </w:rPr>
-              <w:t>Species</w:t>
+              <w:t>Feature</w:t>
             </w:r>
           </w:p>
         </w:tc>
         <w:tc>
           <w:tcPr>
-            <w:tcW w:type="dxa" w:w="3024"/>
-            <w:shd w:val="clear" w:color="auto" w:fill="1B4332"/>
+            <w:tcW w:type="dxa" w:w="7370"/>
+            <w:shd w:val="clear" w:color="auto" w:fill="2D6A4F"/>
           </w:tcPr>
           <w:p>
+            <w:pPr>
+              <w:pStyle w:val="WS_TH"/>
+              <w:spacing w:before="60" w:after="60"/>
+            </w:pPr>
             <w:r>
               <w:rPr>
                 <w:b/>
                 <w:color w:val="FFFFFF"/>
-                <w:sz w:val="18"/>
               </w:rPr>
-              <w:t>Disease</w:t>
-            </w:r>
-          </w:p>
-        </w:tc>
-        <w:tc>
-          <w:tcPr>
-            <w:tcW w:type="dxa" w:w="3024"/>
-            <w:shd w:val="clear" w:color="auto" w:fill="1B4332"/>
-          </w:tcPr>
-          <w:p>
-            <w:r>
-              <w:rPr>
-                <w:b/>
-                <w:color w:val="FFFFFF"/>
-                <w:sz w:val="18"/>
-              </w:rPr>
-              <w:t>Key Features</w:t>
+              <w:t>Details</w:t>
             </w:r>
           </w:p>
         </w:tc>
@@ -3222,43 +1906,31 @@
       <w:tr>
         <w:tc>
           <w:tcPr>
-            <w:tcW w:type="dxa" w:w="3024"/>
-            <w:shd w:val="clear" w:color="auto" w:fill="D8F3DC"/>
+            <w:tcW w:type="dxa" w:w="2268"/>
+            <w:shd w:val="clear" w:color="auto" w:fill="FFFFFF"/>
           </w:tcPr>
           <w:p>
+            <w:pPr>
+              <w:pStyle w:val="WS_TD"/>
+              <w:spacing w:before="40" w:after="40"/>
+            </w:pPr>
             <w:r>
-              <w:rPr>
-                <w:sz w:val="18"/>
-              </w:rPr>
-              <w:t>C. difficile</w:t>
+              <w:t>Causative Agent</w:t>
             </w:r>
           </w:p>
         </w:tc>
         <w:tc>
           <w:tcPr>
-            <w:tcW w:type="dxa" w:w="3024"/>
-            <w:shd w:val="clear" w:color="auto" w:fill="D8F3DC"/>
+            <w:tcW w:type="dxa" w:w="7370"/>
+            <w:shd w:val="clear" w:color="auto" w:fill="FFFFFF"/>
           </w:tcPr>
           <w:p>
+            <w:pPr>
+              <w:pStyle w:val="WS_TD"/>
+              <w:spacing w:before="40" w:after="40"/>
+            </w:pPr>
             <w:r>
-              <w:rPr>
-                <w:sz w:val="18"/>
-              </w:rPr>
-              <w:t>Pseudomembranous enterocolitis</w:t>
-            </w:r>
-          </w:p>
-        </w:tc>
-        <w:tc>
-          <w:tcPr>
-            <w:tcW w:type="dxa" w:w="3024"/>
-            <w:shd w:val="clear" w:color="auto" w:fill="D8F3DC"/>
-          </w:tcPr>
-          <w:p>
-            <w:r>
-              <w:rPr>
-                <w:sz w:val="18"/>
-              </w:rPr>
-              <w:t>Watery/haemorrhagic diarrhoea; pseudomembrane on colonic mucosa; associated with antibiotic use</w:t>
+              <w:t>Bacillus anthracis — spore-forming, Gram-positive rod</w:t>
             </w:r>
           </w:p>
         </w:tc>
@@ -3266,40 +1938,31 @@
       <w:tr>
         <w:tc>
           <w:tcPr>
-            <w:tcW w:type="dxa" w:w="3024"/>
+            <w:tcW w:type="dxa" w:w="2268"/>
+            <w:shd w:val="clear" w:color="auto" w:fill="EAF7EE"/>
           </w:tcPr>
           <w:p>
+            <w:pPr>
+              <w:pStyle w:val="WS_TD"/>
+              <w:spacing w:before="40" w:after="40"/>
+            </w:pPr>
             <w:r>
-              <w:rPr>
-                <w:sz w:val="18"/>
-              </w:rPr>
-              <w:t>C. perfringens (Type A/D)</w:t>
+              <w:t>Risk Areas</w:t>
             </w:r>
           </w:p>
         </w:tc>
         <w:tc>
           <w:tcPr>
-            <w:tcW w:type="dxa" w:w="3024"/>
+            <w:tcW w:type="dxa" w:w="7370"/>
+            <w:shd w:val="clear" w:color="auto" w:fill="EAF7EE"/>
           </w:tcPr>
           <w:p>
+            <w:pPr>
+              <w:pStyle w:val="WS_TD"/>
+              <w:spacing w:before="40" w:after="40"/>
+            </w:pPr>
             <w:r>
-              <w:rPr>
-                <w:sz w:val="18"/>
-              </w:rPr>
-              <w:t>Enterotoxaemia</w:t>
-            </w:r>
-          </w:p>
-        </w:tc>
-        <w:tc>
-          <w:tcPr>
-            <w:tcW w:type="dxa" w:w="3024"/>
-          </w:tcPr>
-          <w:p>
-            <w:r>
-              <w:rPr>
-                <w:sz w:val="18"/>
-              </w:rPr>
-              <w:t>Sudden death; bloat; haemorrhagic enteritis; toxin detection by ELISA from intestinal contents</w:t>
+              <w:t>Soil-borne; enzootic in parts of Karnataka, Andhra Pradesh; CG reports rare</w:t>
             </w:r>
           </w:p>
         </w:tc>
@@ -3307,43 +1970,31 @@
       <w:tr>
         <w:tc>
           <w:tcPr>
-            <w:tcW w:type="dxa" w:w="3024"/>
-            <w:shd w:val="clear" w:color="auto" w:fill="D8F3DC"/>
+            <w:tcW w:type="dxa" w:w="2268"/>
+            <w:shd w:val="clear" w:color="auto" w:fill="FFFFFF"/>
           </w:tcPr>
           <w:p>
+            <w:pPr>
+              <w:pStyle w:val="WS_TD"/>
+              <w:spacing w:before="40" w:after="40"/>
+            </w:pPr>
             <w:r>
-              <w:rPr>
-                <w:sz w:val="18"/>
-              </w:rPr>
-              <w:t>C. tetani</w:t>
+              <w:t>Presentation</w:t>
             </w:r>
           </w:p>
         </w:tc>
         <w:tc>
           <w:tcPr>
-            <w:tcW w:type="dxa" w:w="3024"/>
-            <w:shd w:val="clear" w:color="auto" w:fill="D8F3DC"/>
+            <w:tcW w:type="dxa" w:w="7370"/>
+            <w:shd w:val="clear" w:color="auto" w:fill="FFFFFF"/>
           </w:tcPr>
           <w:p>
+            <w:pPr>
+              <w:pStyle w:val="WS_TD"/>
+              <w:spacing w:before="40" w:after="40"/>
+            </w:pPr>
             <w:r>
-              <w:rPr>
-                <w:sz w:val="18"/>
-              </w:rPr>
-              <w:t>Tetanus</w:t>
-            </w:r>
-          </w:p>
-        </w:tc>
-        <w:tc>
-          <w:tcPr>
-            <w:tcW w:type="dxa" w:w="3024"/>
-            <w:shd w:val="clear" w:color="auto" w:fill="D8F3DC"/>
-          </w:tcPr>
-          <w:p>
-            <w:r>
-              <w:rPr>
-                <w:sz w:val="18"/>
-              </w:rPr>
-              <w:t>Muscular rigidity; lockjaw; opisthotonus; triggered by wound infection</w:t>
+              <w:t>Peracute death; bloody discharge from body orifices; bloating; no rigor mortis</w:t>
             </w:r>
           </w:p>
         </w:tc>
@@ -3351,40 +2002,127 @@
       <w:tr>
         <w:tc>
           <w:tcPr>
-            <w:tcW w:type="dxa" w:w="3024"/>
+            <w:tcW w:type="dxa" w:w="2268"/>
+            <w:shd w:val="clear" w:color="auto" w:fill="EAF7EE"/>
           </w:tcPr>
           <w:p>
+            <w:pPr>
+              <w:pStyle w:val="WS_TD"/>
+              <w:spacing w:before="40" w:after="40"/>
+            </w:pPr>
             <w:r>
-              <w:rPr>
-                <w:sz w:val="18"/>
-              </w:rPr>
-              <w:t>C. botulinum</w:t>
+              <w:t>PM Protocol</w:t>
             </w:r>
           </w:p>
         </w:tc>
         <w:tc>
           <w:tcPr>
-            <w:tcW w:type="dxa" w:w="3024"/>
+            <w:tcW w:type="dxa" w:w="7370"/>
+            <w:shd w:val="clear" w:color="auto" w:fill="EAF7EE"/>
           </w:tcPr>
           <w:p>
+            <w:pPr>
+              <w:pStyle w:val="WS_TD"/>
+              <w:spacing w:before="40" w:after="40"/>
+            </w:pPr>
             <w:r>
-              <w:rPr>
-                <w:sz w:val="18"/>
-              </w:rPr>
-              <w:t>Botulism</w:t>
+              <w:t>DO NOT OPEN carcass if anthrax suspected — risk of sporulation and environmental contamination</w:t>
+            </w:r>
+          </w:p>
+        </w:tc>
+      </w:tr>
+      <w:tr>
+        <w:tc>
+          <w:tcPr>
+            <w:tcW w:type="dxa" w:w="2268"/>
+            <w:shd w:val="clear" w:color="auto" w:fill="FFFFFF"/>
+          </w:tcPr>
+          <w:p>
+            <w:pPr>
+              <w:pStyle w:val="WS_TD"/>
+              <w:spacing w:before="40" w:after="40"/>
+            </w:pPr>
+            <w:r>
+              <w:t>Diagnosis</w:t>
             </w:r>
           </w:p>
         </w:tc>
         <w:tc>
           <w:tcPr>
-            <w:tcW w:type="dxa" w:w="3024"/>
+            <w:tcW w:type="dxa" w:w="7370"/>
+            <w:shd w:val="clear" w:color="auto" w:fill="FFFFFF"/>
           </w:tcPr>
           <w:p>
+            <w:pPr>
+              <w:pStyle w:val="WS_TD"/>
+              <w:spacing w:before="40" w:after="40"/>
+            </w:pPr>
             <w:r>
-              <w:rPr>
-                <w:sz w:val="18"/>
-              </w:rPr>
-              <w:t>Flaccid paralysis; toxin from contaminated feed; peracute death possible</w:t>
+              <w:t>Blood smear (McFadyean stain — blue-black rods with pink capsule), FAT, PCR</w:t>
+            </w:r>
+          </w:p>
+        </w:tc>
+      </w:tr>
+      <w:tr>
+        <w:tc>
+          <w:tcPr>
+            <w:tcW w:type="dxa" w:w="2268"/>
+            <w:shd w:val="clear" w:color="auto" w:fill="EAF7EE"/>
+          </w:tcPr>
+          <w:p>
+            <w:pPr>
+              <w:pStyle w:val="WS_TD"/>
+              <w:spacing w:before="40" w:after="40"/>
+            </w:pPr>
+            <w:r>
+              <w:t>Zoonotic Risk</w:t>
+            </w:r>
+          </w:p>
+        </w:tc>
+        <w:tc>
+          <w:tcPr>
+            <w:tcW w:type="dxa" w:w="7370"/>
+            <w:shd w:val="clear" w:color="auto" w:fill="EAF7EE"/>
+          </w:tcPr>
+          <w:p>
+            <w:pPr>
+              <w:pStyle w:val="WS_TD"/>
+              <w:spacing w:before="40" w:after="40"/>
+            </w:pPr>
+            <w:r>
+              <w:t>EXTREME — cutaneous, gastrointestinal, pulmonary anthrax in humans</w:t>
+            </w:r>
+          </w:p>
+        </w:tc>
+      </w:tr>
+      <w:tr>
+        <w:tc>
+          <w:tcPr>
+            <w:tcW w:type="dxa" w:w="2268"/>
+            <w:shd w:val="clear" w:color="auto" w:fill="FFFFFF"/>
+          </w:tcPr>
+          <w:p>
+            <w:pPr>
+              <w:pStyle w:val="WS_TD"/>
+              <w:spacing w:before="40" w:after="40"/>
+            </w:pPr>
+            <w:r>
+              <w:t>Disposal</w:t>
+            </w:r>
+          </w:p>
+        </w:tc>
+        <w:tc>
+          <w:tcPr>
+            <w:tcW w:type="dxa" w:w="7370"/>
+            <w:shd w:val="clear" w:color="auto" w:fill="FFFFFF"/>
+          </w:tcPr>
+          <w:p>
+            <w:pPr>
+              <w:pStyle w:val="WS_TD"/>
+              <w:spacing w:before="40" w:after="40"/>
+            </w:pPr>
+            <w:r>
+              <w:t>Carcass must be incinerated in situ; burial with lime strongly discouraged</w:t>
             </w:r>
           </w:p>
         </w:tc>
@@ -3393,178 +2131,15 @@
     <w:p/>
     <w:p>
       <w:pPr>
-        <w:pStyle w:val="CH3Warning"/>
+        <w:pStyle w:val="WS_H2"/>
+        <w:ind w:left="170"/>
       </w:pPr>
       <w:r>
-        <w:t>⚠ Do NOT open intestinal loops in field for suspected Clostridial cases. Collect sealed intestinal samples within 1–2 hours of death for toxin ELISA.</w:t>
-      </w:r>
-    </w:p>
-    <w:p>
-      <w:pPr>
-        <w:jc w:val="center"/>
-      </w:pPr>
-      <w:r>
-        <w:drawing>
-          <wp:inline xmlns:a="http://schemas.openxmlformats.org/drawingml/2006/main" xmlns:pic="http://schemas.openxmlformats.org/drawingml/2006/picture">
-            <wp:extent cx="5029200" cy="3886200"/>
-            <wp:docPr id="21" name="Picture 21"/>
-            <wp:cNvGraphicFramePr>
-              <a:graphicFrameLocks noChangeAspect="1"/>
-            </wp:cNvGraphicFramePr>
-            <a:graphic>
-              <a:graphicData uri="http://schemas.openxmlformats.org/drawingml/2006/picture">
-                <pic:pic>
-                  <pic:nvPicPr>
-                    <pic:cNvPr id="0" name="page_27.jpg"/>
-                    <pic:cNvPicPr/>
-                  </pic:nvPicPr>
-                  <pic:blipFill>
-                    <a:blip r:embed="rId29"/>
-                    <a:stretch>
-                      <a:fillRect/>
-                    </a:stretch>
-                  </pic:blipFill>
-                  <pic:spPr>
-                    <a:xfrm>
-                      <a:off x="0" y="0"/>
-                      <a:ext cx="5029200" cy="3886200"/>
-                    </a:xfrm>
-                    <a:prstGeom prst="rect"/>
-                  </pic:spPr>
-                </pic:pic>
-              </a:graphicData>
-            </a:graphic>
-          </wp:inline>
-        </w:drawing>
-      </w:r>
-    </w:p>
-    <w:p>
-      <w:pPr>
-        <w:pStyle w:val="CH3Caption"/>
-      </w:pPr>
-      <w:r>
-        <w:t>Fig 9.1 — Clostridial: C. difficile enterocolitis (gross mucosa), published case literature</w:t>
-      </w:r>
-    </w:p>
-    <w:p>
-      <w:r>
-        <w:br w:type="page"/>
-      </w:r>
-    </w:p>
-    <w:p>
-      <w:pPr>
-        <w:pStyle w:val="CH3Section"/>
-      </w:pPr>
-      <w:r>
-        <w:t>10. Leptospirosis</w:t>
-      </w:r>
-    </w:p>
-    <w:p>
-      <w:pPr>
-        <w:pStyle w:val="CH3Body"/>
-      </w:pPr>
-      <w:r>
-        <w:t>Leptospira spp. (spirochete) — globally important zoonosis. Transmitted through water/soil contaminated by urine of rodents, cattle, or dogs. IVRI maintains 21 serovars for diagnosis.</w:t>
-      </w:r>
-    </w:p>
-    <w:p>
-      <w:pPr>
-        <w:pStyle w:val="CH3Bullet"/>
-      </w:pPr>
-      <w:r>
-        <w:t>• Clinical signs: fever; icterus (jaundice); haemoglobinuria (red urine); abortion in females; acute renal failure</w:t>
-      </w:r>
-    </w:p>
-    <w:p>
-      <w:pPr>
-        <w:pStyle w:val="CH3Bullet"/>
-      </w:pPr>
-      <w:r>
-        <w:t>• Diagnosis: MAT (Microscopic Agglutination Test) — paired samples 2 weeks apart; 4-fold titre rise diagnostic</w:t>
-      </w:r>
-    </w:p>
-    <w:p>
-      <w:pPr>
-        <w:pStyle w:val="CH3Bullet"/>
-      </w:pPr>
-      <w:r>
-        <w:t>• Latex Agglutination Test (LAT) for field screening; darkfield microscopy of urine; PCR on blood/urine</w:t>
-      </w:r>
-    </w:p>
-    <w:p>
-      <w:pPr>
-        <w:pStyle w:val="CH3Bullet"/>
-      </w:pPr>
-      <w:r>
-        <w:t>• Treatment: Penicillin G (early); Doxycycline 5 mg/kg; supportive fluid therapy</w:t>
-      </w:r>
-    </w:p>
-    <w:p>
-      <w:pPr>
-        <w:jc w:val="center"/>
-      </w:pPr>
-      <w:r>
-        <w:drawing>
-          <wp:inline xmlns:a="http://schemas.openxmlformats.org/drawingml/2006/main" xmlns:pic="http://schemas.openxmlformats.org/drawingml/2006/picture">
-            <wp:extent cx="5029200" cy="3886200"/>
-            <wp:docPr id="22" name="Picture 22"/>
-            <wp:cNvGraphicFramePr>
-              <a:graphicFrameLocks noChangeAspect="1"/>
-            </wp:cNvGraphicFramePr>
-            <a:graphic>
-              <a:graphicData uri="http://schemas.openxmlformats.org/drawingml/2006/picture">
-                <pic:pic>
-                  <pic:nvPicPr>
-                    <pic:cNvPr id="0" name="page_28.jpg"/>
-                    <pic:cNvPicPr/>
-                  </pic:nvPicPr>
-                  <pic:blipFill>
-                    <a:blip r:embed="rId30"/>
-                    <a:stretch>
-                      <a:fillRect/>
-                    </a:stretch>
-                  </pic:blipFill>
-                  <pic:spPr>
-                    <a:xfrm>
-                      <a:off x="0" y="0"/>
-                      <a:ext cx="5029200" cy="3886200"/>
-                    </a:xfrm>
-                    <a:prstGeom prst="rect"/>
-                  </pic:spPr>
-                </pic:pic>
-              </a:graphicData>
-            </a:graphic>
-          </wp:inline>
-        </w:drawing>
-      </w:r>
-    </w:p>
-    <w:p>
-      <w:pPr>
-        <w:pStyle w:val="CH3Caption"/>
-      </w:pPr>
-      <w:r>
-        <w:t>Fig 10.1 — Leptospirosis: transmission cycle, MAT serovars panel (IVRI, 21 serovars), Latex Agglutination Test</w:t>
-      </w:r>
-    </w:p>
-    <w:p>
-      <w:r>
-        <w:br w:type="page"/>
-      </w:r>
-    </w:p>
-    <w:p>
-      <w:pPr>
-        <w:pStyle w:val="CH3Section"/>
-      </w:pPr>
-      <w:r>
-        <w:t>11. Parasitic Diseases</w:t>
-      </w:r>
-    </w:p>
-    <w:p>
-      <w:pPr>
-        <w:pStyle w:val="CH3Subsection"/>
-      </w:pPr>
-      <w:r>
-        <w:t>11.1 Helminth Parasites</w:t>
+        <w:rPr>
+          <w:b/>
+          <w:color w:val="2D6A4F"/>
+        </w:rPr>
+        <w:t>C. Salmonellosis, Pasteurellosis, and Other Bacterial Infections</w:t>
       </w:r>
     </w:p>
     <w:tbl>
@@ -3574,73 +2149,65 @@
         <w:tblLook w:firstColumn="1" w:firstRow="1" w:lastColumn="0" w:lastRow="0" w:noHBand="0" w:noVBand="1" w:val="04A0"/>
       </w:tblPr>
       <w:tblGrid>
-        <w:gridCol w:w="2268"/>
-        <w:gridCol w:w="2268"/>
-        <w:gridCol w:w="2268"/>
-        <w:gridCol w:w="2268"/>
+        <w:gridCol w:w="3213"/>
+        <w:gridCol w:w="3213"/>
+        <w:gridCol w:w="3213"/>
       </w:tblGrid>
       <w:tr>
         <w:tc>
           <w:tcPr>
-            <w:tcW w:type="dxa" w:w="2268"/>
-            <w:shd w:val="clear" w:color="auto" w:fill="1B4332"/>
+            <w:tcW w:type="dxa" w:w="1984"/>
+            <w:shd w:val="clear" w:color="auto" w:fill="2D6A4F"/>
           </w:tcPr>
           <w:p>
+            <w:pPr>
+              <w:pStyle w:val="WS_TH"/>
+              <w:spacing w:before="60" w:after="60"/>
+            </w:pPr>
             <w:r>
               <w:rPr>
                 <w:b/>
                 <w:color w:val="FFFFFF"/>
-                <w:sz w:val="18"/>
               </w:rPr>
-              <w:t>Parasite</w:t>
+              <w:t>Pathogen</w:t>
             </w:r>
           </w:p>
         </w:tc>
         <w:tc>
           <w:tcPr>
-            <w:tcW w:type="dxa" w:w="2268"/>
-            <w:shd w:val="clear" w:color="auto" w:fill="1B4332"/>
+            <w:tcW w:type="dxa" w:w="3685"/>
+            <w:shd w:val="clear" w:color="auto" w:fill="2D6A4F"/>
           </w:tcPr>
           <w:p>
+            <w:pPr>
+              <w:pStyle w:val="WS_TH"/>
+              <w:spacing w:before="60" w:after="60"/>
+            </w:pPr>
             <w:r>
               <w:rPr>
                 <w:b/>
                 <w:color w:val="FFFFFF"/>
-                <w:sz w:val="18"/>
               </w:rPr>
-              <w:t>Type</w:t>
+              <w:t>Common Presentation</w:t>
             </w:r>
           </w:p>
         </w:tc>
         <w:tc>
           <w:tcPr>
-            <w:tcW w:type="dxa" w:w="2268"/>
-            <w:shd w:val="clear" w:color="auto" w:fill="1B4332"/>
+            <w:tcW w:type="dxa" w:w="3969"/>
+            <w:shd w:val="clear" w:color="auto" w:fill="2D6A4F"/>
           </w:tcPr>
           <w:p>
+            <w:pPr>
+              <w:pStyle w:val="WS_TH"/>
+              <w:spacing w:before="60" w:after="60"/>
+            </w:pPr>
             <w:r>
               <w:rPr>
                 <w:b/>
                 <w:color w:val="FFFFFF"/>
-                <w:sz w:val="18"/>
               </w:rPr>
-              <w:t>Location</w:t>
-            </w:r>
-          </w:p>
-        </w:tc>
-        <w:tc>
-          <w:tcPr>
-            <w:tcW w:type="dxa" w:w="2268"/>
-            <w:shd w:val="clear" w:color="auto" w:fill="1B4332"/>
-          </w:tcPr>
-          <w:p>
-            <w:r>
-              <w:rPr>
-                <w:b/>
-                <w:color w:val="FFFFFF"/>
-                <w:sz w:val="18"/>
-              </w:rPr>
-              <w:t>Significance</w:t>
+              <w:t>Key Samples for Diagnosis</w:t>
             </w:r>
           </w:p>
         </w:tc>
@@ -3648,57 +2215,46 @@
       <w:tr>
         <w:tc>
           <w:tcPr>
-            <w:tcW w:type="dxa" w:w="2268"/>
-            <w:shd w:val="clear" w:color="auto" w:fill="D8F3DC"/>
+            <w:tcW w:type="dxa" w:w="1984"/>
+            <w:shd w:val="clear" w:color="auto" w:fill="FFFFFF"/>
           </w:tcPr>
           <w:p>
+            <w:pPr>
+              <w:pStyle w:val="WS_TD"/>
+              <w:spacing w:before="40" w:after="40"/>
+            </w:pPr>
             <w:r>
-              <w:rPr>
-                <w:sz w:val="18"/>
-              </w:rPr>
-              <w:t>Fasciola jacksoni</w:t>
+              <w:t>Salmonella spp.</w:t>
             </w:r>
           </w:p>
         </w:tc>
         <w:tc>
           <w:tcPr>
-            <w:tcW w:type="dxa" w:w="2268"/>
-            <w:shd w:val="clear" w:color="auto" w:fill="D8F3DC"/>
+            <w:tcW w:type="dxa" w:w="3685"/>
+            <w:shd w:val="clear" w:color="auto" w:fill="FFFFFF"/>
           </w:tcPr>
           <w:p>
+            <w:pPr>
+              <w:pStyle w:val="WS_TD"/>
+              <w:spacing w:before="40" w:after="40"/>
+            </w:pPr>
             <w:r>
-              <w:rPr>
-                <w:sz w:val="18"/>
-              </w:rPr>
-              <w:t>Trematode (liver fluke)</w:t>
+              <w:t>Septicaemia, haemorrhagic enteritis, sudden death in calves</w:t>
             </w:r>
           </w:p>
         </w:tc>
         <w:tc>
           <w:tcPr>
-            <w:tcW w:type="dxa" w:w="2268"/>
-            <w:shd w:val="clear" w:color="auto" w:fill="D8F3DC"/>
+            <w:tcW w:type="dxa" w:w="3969"/>
+            <w:shd w:val="clear" w:color="auto" w:fill="FFFFFF"/>
           </w:tcPr>
           <w:p>
+            <w:pPr>
+              <w:pStyle w:val="WS_TD"/>
+              <w:spacing w:before="40" w:after="40"/>
+            </w:pPr>
             <w:r>
-              <w:rPr>
-                <w:sz w:val="18"/>
-              </w:rPr>
-              <w:t>Bile ducts / Liver</w:t>
-            </w:r>
-          </w:p>
-        </w:tc>
-        <w:tc>
-          <w:tcPr>
-            <w:tcW w:type="dxa" w:w="2268"/>
-            <w:shd w:val="clear" w:color="auto" w:fill="D8F3DC"/>
-          </w:tcPr>
-          <w:p>
-            <w:r>
-              <w:rPr>
-                <w:sz w:val="18"/>
-              </w:rPr>
-              <w:t>Fasciolosis: hepatomegaly; biliary fibrosis; Fasciola eggs in bile/faeces</w:t>
+              <w:t>Intestinal contents, spleen, liver</w:t>
             </w:r>
           </w:p>
         </w:tc>
@@ -3706,53 +2262,46 @@
       <w:tr>
         <w:tc>
           <w:tcPr>
-            <w:tcW w:type="dxa" w:w="2268"/>
+            <w:tcW w:type="dxa" w:w="1984"/>
+            <w:shd w:val="clear" w:color="auto" w:fill="EAF7EE"/>
           </w:tcPr>
           <w:p>
+            <w:pPr>
+              <w:pStyle w:val="WS_TD"/>
+              <w:spacing w:before="40" w:after="40"/>
+            </w:pPr>
             <w:r>
-              <w:rPr>
-                <w:sz w:val="18"/>
-              </w:rPr>
-              <w:t>Pseudodiscus collinsi</w:t>
+              <w:t>Pasteurella multocida</w:t>
             </w:r>
           </w:p>
         </w:tc>
         <w:tc>
           <w:tcPr>
-            <w:tcW w:type="dxa" w:w="2268"/>
+            <w:tcW w:type="dxa" w:w="3685"/>
+            <w:shd w:val="clear" w:color="auto" w:fill="EAF7EE"/>
           </w:tcPr>
           <w:p>
+            <w:pPr>
+              <w:pStyle w:val="WS_TD"/>
+              <w:spacing w:before="40" w:after="40"/>
+            </w:pPr>
             <w:r>
-              <w:rPr>
-                <w:sz w:val="18"/>
-              </w:rPr>
-              <w:t>Amphistome (rumen fluke)</w:t>
+              <w:t>Haemorrhagic septicaemia, pneumonia — especially stressed/captive animals</w:t>
             </w:r>
           </w:p>
         </w:tc>
         <w:tc>
           <w:tcPr>
-            <w:tcW w:type="dxa" w:w="2268"/>
+            <w:tcW w:type="dxa" w:w="3969"/>
+            <w:shd w:val="clear" w:color="auto" w:fill="EAF7EE"/>
           </w:tcPr>
           <w:p>
+            <w:pPr>
+              <w:pStyle w:val="WS_TD"/>
+              <w:spacing w:before="40" w:after="40"/>
+            </w:pPr>
             <w:r>
-              <w:rPr>
-                <w:sz w:val="18"/>
-              </w:rPr>
-              <w:t>Large intestine / Caecum</w:t>
-            </w:r>
-          </w:p>
-        </w:tc>
-        <w:tc>
-          <w:tcPr>
-            <w:tcW w:type="dxa" w:w="2268"/>
-          </w:tcPr>
-          <w:p>
-            <w:r>
-              <w:rPr>
-                <w:sz w:val="18"/>
-              </w:rPr>
-              <w:t>Heavy burdens → colitis; diarrhoea; flukes attached to mucosa at PM</w:t>
+              <w:t>Lung, lymph nodes, blood</w:t>
             </w:r>
           </w:p>
         </w:tc>
@@ -3760,57 +2309,46 @@
       <w:tr>
         <w:tc>
           <w:tcPr>
-            <w:tcW w:type="dxa" w:w="2268"/>
-            <w:shd w:val="clear" w:color="auto" w:fill="D8F3DC"/>
+            <w:tcW w:type="dxa" w:w="1984"/>
+            <w:shd w:val="clear" w:color="auto" w:fill="FFFFFF"/>
           </w:tcPr>
           <w:p>
+            <w:pPr>
+              <w:pStyle w:val="WS_TD"/>
+              <w:spacing w:before="40" w:after="40"/>
+            </w:pPr>
             <w:r>
-              <w:rPr>
-                <w:sz w:val="18"/>
-              </w:rPr>
-              <w:t>Strongylus spp.</w:t>
+              <w:t>Clostridium perfringens</w:t>
             </w:r>
           </w:p>
         </w:tc>
         <w:tc>
           <w:tcPr>
-            <w:tcW w:type="dxa" w:w="2268"/>
-            <w:shd w:val="clear" w:color="auto" w:fill="D8F3DC"/>
+            <w:tcW w:type="dxa" w:w="3685"/>
+            <w:shd w:val="clear" w:color="auto" w:fill="FFFFFF"/>
           </w:tcPr>
           <w:p>
+            <w:pPr>
+              <w:pStyle w:val="WS_TD"/>
+              <w:spacing w:before="40" w:after="40"/>
+            </w:pPr>
             <w:r>
-              <w:rPr>
-                <w:sz w:val="18"/>
-              </w:rPr>
-              <w:t>Nematode</w:t>
+              <w:t>Enterotoxaemia, sudden death; haemorrhagic enteritis</w:t>
             </w:r>
           </w:p>
         </w:tc>
         <w:tc>
           <w:tcPr>
-            <w:tcW w:type="dxa" w:w="2268"/>
-            <w:shd w:val="clear" w:color="auto" w:fill="D8F3DC"/>
+            <w:tcW w:type="dxa" w:w="3969"/>
+            <w:shd w:val="clear" w:color="auto" w:fill="FFFFFF"/>
           </w:tcPr>
           <w:p>
+            <w:pPr>
+              <w:pStyle w:val="WS_TD"/>
+              <w:spacing w:before="40" w:after="40"/>
+            </w:pPr>
             <w:r>
-              <w:rPr>
-                <w:sz w:val="18"/>
-              </w:rPr>
-              <w:t>Anterior/posterior intestine</w:t>
-            </w:r>
-          </w:p>
-        </w:tc>
-        <w:tc>
-          <w:tcPr>
-            <w:tcW w:type="dxa" w:w="2268"/>
-            <w:shd w:val="clear" w:color="auto" w:fill="D8F3DC"/>
-          </w:tcPr>
-          <w:p>
-            <w:r>
-              <w:rPr>
-                <w:sz w:val="18"/>
-              </w:rPr>
-              <w:t>Colitis; protein loss; larval hepatic migration tracking</w:t>
+              <w:t>Intestinal contents (fresh — no fixative)</w:t>
             </w:r>
           </w:p>
         </w:tc>
@@ -3818,541 +2356,146 @@
       <w:tr>
         <w:tc>
           <w:tcPr>
-            <w:tcW w:type="dxa" w:w="2268"/>
+            <w:tcW w:type="dxa" w:w="1984"/>
+            <w:shd w:val="clear" w:color="auto" w:fill="EAF7EE"/>
           </w:tcPr>
           <w:p>
+            <w:pPr>
+              <w:pStyle w:val="WS_TD"/>
+              <w:spacing w:before="40" w:after="40"/>
+            </w:pPr>
             <w:r>
-              <w:rPr>
-                <w:sz w:val="18"/>
-              </w:rPr>
-              <w:t>Oxyuris (pinworm)</w:t>
+              <w:t>Streptococcus spp.</w:t>
             </w:r>
           </w:p>
         </w:tc>
         <w:tc>
           <w:tcPr>
-            <w:tcW w:type="dxa" w:w="2268"/>
+            <w:tcW w:type="dxa" w:w="3685"/>
+            <w:shd w:val="clear" w:color="auto" w:fill="EAF7EE"/>
           </w:tcPr>
           <w:p>
+            <w:pPr>
+              <w:pStyle w:val="WS_TD"/>
+              <w:spacing w:before="40" w:after="40"/>
+            </w:pPr>
             <w:r>
-              <w:rPr>
-                <w:sz w:val="18"/>
-              </w:rPr>
-              <w:t>Nematode</w:t>
+              <w:t>Septicaemia, endocarditis, joint infection, skin abscess</w:t>
             </w:r>
           </w:p>
         </w:tc>
         <w:tc>
           <w:tcPr>
-            <w:tcW w:type="dxa" w:w="2268"/>
+            <w:tcW w:type="dxa" w:w="3969"/>
+            <w:shd w:val="clear" w:color="auto" w:fill="EAF7EE"/>
           </w:tcPr>
           <w:p>
+            <w:pPr>
+              <w:pStyle w:val="WS_TD"/>
+              <w:spacing w:before="40" w:after="40"/>
+            </w:pPr>
             <w:r>
-              <w:rPr>
-                <w:sz w:val="18"/>
-              </w:rPr>
-              <w:t>Rectum</w:t>
+              <w:t>Blood, joint fluid, abscess swab</w:t>
+            </w:r>
+          </w:p>
+        </w:tc>
+      </w:tr>
+      <w:tr>
+        <w:tc>
+          <w:tcPr>
+            <w:tcW w:type="dxa" w:w="1984"/>
+            <w:shd w:val="clear" w:color="auto" w:fill="FFFFFF"/>
+          </w:tcPr>
+          <w:p>
+            <w:pPr>
+              <w:pStyle w:val="WS_TD"/>
+              <w:spacing w:before="40" w:after="40"/>
+            </w:pPr>
+            <w:r>
+              <w:t>E. coli</w:t>
             </w:r>
           </w:p>
         </w:tc>
         <w:tc>
           <w:tcPr>
-            <w:tcW w:type="dxa" w:w="2268"/>
+            <w:tcW w:type="dxa" w:w="3685"/>
+            <w:shd w:val="clear" w:color="auto" w:fill="FFFFFF"/>
           </w:tcPr>
           <w:p>
+            <w:pPr>
+              <w:pStyle w:val="WS_TD"/>
+              <w:spacing w:before="40" w:after="40"/>
+            </w:pPr>
             <w:r>
-              <w:rPr>
-                <w:sz w:val="18"/>
-              </w:rPr>
-              <w:t>Tail rubbing; anal irritation; common in captive elephants</w:t>
+              <w:t>Diarrhoea in calves; secondary infections</w:t>
+            </w:r>
+          </w:p>
+        </w:tc>
+        <w:tc>
+          <w:tcPr>
+            <w:tcW w:type="dxa" w:w="3969"/>
+            <w:shd w:val="clear" w:color="auto" w:fill="FFFFFF"/>
+          </w:tcPr>
+          <w:p>
+            <w:pPr>
+              <w:pStyle w:val="WS_TD"/>
+              <w:spacing w:before="40" w:after="40"/>
+            </w:pPr>
+            <w:r>
+              <w:t>Faeces, intestine</w:t>
+            </w:r>
+          </w:p>
+        </w:tc>
+      </w:tr>
+      <w:tr>
+        <w:tc>
+          <w:tcPr>
+            <w:tcW w:type="dxa" w:w="1984"/>
+            <w:shd w:val="clear" w:color="auto" w:fill="EAF7EE"/>
+          </w:tcPr>
+          <w:p>
+            <w:pPr>
+              <w:pStyle w:val="WS_TD"/>
+              <w:spacing w:before="40" w:after="40"/>
+            </w:pPr>
+            <w:r>
+              <w:t>Leptospira spp.</w:t>
+            </w:r>
+          </w:p>
+        </w:tc>
+        <w:tc>
+          <w:tcPr>
+            <w:tcW w:type="dxa" w:w="3685"/>
+            <w:shd w:val="clear" w:color="auto" w:fill="EAF7EE"/>
+          </w:tcPr>
+          <w:p>
+            <w:pPr>
+              <w:pStyle w:val="WS_TD"/>
+              <w:spacing w:before="40" w:after="40"/>
+            </w:pPr>
+            <w:r>
+              <w:t>Jaundice, haemolytic anaemia, renal failure — waterborne</w:t>
+            </w:r>
+          </w:p>
+        </w:tc>
+        <w:tc>
+          <w:tcPr>
+            <w:tcW w:type="dxa" w:w="3969"/>
+            <w:shd w:val="clear" w:color="auto" w:fill="EAF7EE"/>
+          </w:tcPr>
+          <w:p>
+            <w:pPr>
+              <w:pStyle w:val="WS_TD"/>
+              <w:spacing w:before="40" w:after="40"/>
+            </w:pPr>
+            <w:r>
+              <w:t>Kidney, urine, serum (MAT)</w:t>
             </w:r>
           </w:p>
         </w:tc>
       </w:tr>
     </w:tbl>
     <w:p/>
-    <w:p>
-      <w:pPr>
-        <w:jc w:val="center"/>
-      </w:pPr>
-      <w:r>
-        <w:drawing>
-          <wp:inline xmlns:a="http://schemas.openxmlformats.org/drawingml/2006/main" xmlns:pic="http://schemas.openxmlformats.org/drawingml/2006/picture">
-            <wp:extent cx="5029200" cy="3886200"/>
-            <wp:docPr id="23" name="Picture 23"/>
-            <wp:cNvGraphicFramePr>
-              <a:graphicFrameLocks noChangeAspect="1"/>
-            </wp:cNvGraphicFramePr>
-            <a:graphic>
-              <a:graphicData uri="http://schemas.openxmlformats.org/drawingml/2006/picture">
-                <pic:pic>
-                  <pic:nvPicPr>
-                    <pic:cNvPr id="0" name="page_29.jpg"/>
-                    <pic:cNvPicPr/>
-                  </pic:nvPicPr>
-                  <pic:blipFill>
-                    <a:blip r:embed="rId31"/>
-                    <a:stretch>
-                      <a:fillRect/>
-                    </a:stretch>
-                  </pic:blipFill>
-                  <pic:spPr>
-                    <a:xfrm>
-                      <a:off x="0" y="0"/>
-                      <a:ext cx="5029200" cy="3886200"/>
-                    </a:xfrm>
-                    <a:prstGeom prst="rect"/>
-                  </pic:spPr>
-                </pic:pic>
-              </a:graphicData>
-            </a:graphic>
-          </wp:inline>
-        </w:drawing>
-      </w:r>
-    </w:p>
-    <w:p>
-      <w:pPr>
-        <w:pStyle w:val="CH3Caption"/>
-      </w:pPr>
-      <w:r>
-        <w:t>Fig 11.1 — Parasites: Pseudodiscus collinsi (amphistome), GI nematodes (Strongyle anterior/posterior), Fasciola jacksoni eggs and flukes</w:t>
-      </w:r>
-    </w:p>
-    <w:p>
-      <w:pPr>
-        <w:pStyle w:val="CH3Subsection"/>
-      </w:pPr>
-      <w:r>
-        <w:t>11.2 Protozoal Parasites</w:t>
-      </w:r>
-    </w:p>
-    <w:p>
-      <w:pPr>
-        <w:pStyle w:val="CH3Bullet"/>
-      </w:pPr>
-      <w:r>
-        <w:t>• Balantidium coli/suis: large ciliated protozoan; causes yellow diarrhoea; cysts visible on microscopy</w:t>
-      </w:r>
-    </w:p>
-    <w:p>
-      <w:pPr>
-        <w:pStyle w:val="CH3Bullet"/>
-      </w:pPr>
-      <w:r>
-        <w:t>• Treatment of Balantidiasis: Metronidazole 15–25 mg/kg BID for 5 days + Omeprazole</w:t>
-      </w:r>
-    </w:p>
-    <w:p>
-      <w:pPr>
-        <w:pStyle w:val="CH3Bullet"/>
-      </w:pPr>
-      <w:r>
-        <w:t>• Haemoparasites: Trypanosoma spp. in blood smears; transmitted by biting flies; emaciation, anaemia</w:t>
-      </w:r>
-    </w:p>
-    <w:p>
-      <w:pPr>
-        <w:pStyle w:val="CH3Bullet"/>
-      </w:pPr>
-      <w:r>
-        <w:t>• Treatment of haemoparasites: Diminazene aceturate</w:t>
-      </w:r>
-    </w:p>
-    <w:p>
-      <w:pPr>
-        <w:jc w:val="center"/>
-      </w:pPr>
-      <w:r>
-        <w:drawing>
-          <wp:inline xmlns:a="http://schemas.openxmlformats.org/drawingml/2006/main" xmlns:pic="http://schemas.openxmlformats.org/drawingml/2006/picture">
-            <wp:extent cx="5029200" cy="3886200"/>
-            <wp:docPr id="24" name="Picture 24"/>
-            <wp:cNvGraphicFramePr>
-              <a:graphicFrameLocks noChangeAspect="1"/>
-            </wp:cNvGraphicFramePr>
-            <a:graphic>
-              <a:graphicData uri="http://schemas.openxmlformats.org/drawingml/2006/picture">
-                <pic:pic>
-                  <pic:nvPicPr>
-                    <pic:cNvPr id="0" name="page_30.jpg"/>
-                    <pic:cNvPicPr/>
-                  </pic:nvPicPr>
-                  <pic:blipFill>
-                    <a:blip r:embed="rId32"/>
-                    <a:stretch>
-                      <a:fillRect/>
-                    </a:stretch>
-                  </pic:blipFill>
-                  <pic:spPr>
-                    <a:xfrm>
-                      <a:off x="0" y="0"/>
-                      <a:ext cx="5029200" cy="3886200"/>
-                    </a:xfrm>
-                    <a:prstGeom prst="rect"/>
-                  </pic:spPr>
-                </pic:pic>
-              </a:graphicData>
-            </a:graphic>
-          </wp:inline>
-        </w:drawing>
-      </w:r>
-    </w:p>
-    <w:p>
-      <w:pPr>
-        <w:pStyle w:val="CH3Caption"/>
-      </w:pPr>
-      <w:r>
-        <w:t>Fig 11.2 — Protozoa: Balantidium cyst microscopy, yellow diarrhoea case, blood smear with haemoparasite, tick burden on tusker</w:t>
-      </w:r>
-    </w:p>
-    <w:p>
-      <w:r>
-        <w:br w:type="page"/>
-      </w:r>
-    </w:p>
-    <w:p>
-      <w:pPr>
-        <w:pStyle w:val="CH3Section"/>
-      </w:pPr>
-      <w:r>
-        <w:t>12. Surgical and Non-Infectious Conditions</w:t>
-      </w:r>
-    </w:p>
-    <w:p>
-      <w:pPr>
-        <w:pStyle w:val="CH3Bullet"/>
-      </w:pPr>
-      <w:r>
-        <w:t>• Sinus wound/abscess: debridement; irrigation with povidone-iodine; systemic antibiotics; surgical debridement under chemical restraint if needed (Etorphine / Medetomidine)</w:t>
-      </w:r>
-    </w:p>
-    <w:p>
-      <w:pPr>
-        <w:pStyle w:val="CH3Bullet"/>
-      </w:pPr>
-      <w:r>
-        <w:t>• Corneal opacity: topical antibiotic + atropine; ophthalmoscopy under chemical restraint</w:t>
-      </w:r>
-    </w:p>
-    <w:p>
-      <w:pPr>
-        <w:pStyle w:val="CH3Bullet"/>
-      </w:pPr>
-      <w:r>
-        <w:t>• Foot problems: overgrown nails, foot pad cracks, sole abscesses (caused by hard substrate, poor hygiene); trimming; foot soaks (copper sulphate/betadine); systemic antibiotics</w:t>
-      </w:r>
-    </w:p>
-    <w:p>
-      <w:pPr>
-        <w:pStyle w:val="CH3Bullet"/>
-      </w:pPr>
-      <w:r>
-        <w:t>• Dystocia: controlled delivery under sedation; pre-position delivery equipment at breeding herds</w:t>
-      </w:r>
-    </w:p>
-    <w:p>
-      <w:pPr>
-        <w:pStyle w:val="CH3Bullet"/>
-      </w:pPr>
-      <w:r>
-        <w:t>• Colic/Impaction: liquid paraffin per os; fluids; Buscopan; flank examination under sedation for severe cases</w:t>
-      </w:r>
-    </w:p>
-    <w:p>
-      <w:pPr>
-        <w:jc w:val="center"/>
-      </w:pPr>
-      <w:r>
-        <w:drawing>
-          <wp:inline xmlns:a="http://schemas.openxmlformats.org/drawingml/2006/main" xmlns:pic="http://schemas.openxmlformats.org/drawingml/2006/picture">
-            <wp:extent cx="2468880" cy="1907771"/>
-            <wp:docPr id="25" name="Picture 25"/>
-            <wp:cNvGraphicFramePr>
-              <a:graphicFrameLocks noChangeAspect="1"/>
-            </wp:cNvGraphicFramePr>
-            <a:graphic>
-              <a:graphicData uri="http://schemas.openxmlformats.org/drawingml/2006/picture">
-                <pic:pic>
-                  <pic:nvPicPr>
-                    <pic:cNvPr id="0" name="page_31.jpg"/>
-                    <pic:cNvPicPr/>
-                  </pic:nvPicPr>
-                  <pic:blipFill>
-                    <a:blip r:embed="rId33"/>
-                    <a:stretch>
-                      <a:fillRect/>
-                    </a:stretch>
-                  </pic:blipFill>
-                  <pic:spPr>
-                    <a:xfrm>
-                      <a:off x="0" y="0"/>
-                      <a:ext cx="2468880" cy="1907771"/>
-                    </a:xfrm>
-                    <a:prstGeom prst="rect"/>
-                  </pic:spPr>
-                </pic:pic>
-              </a:graphicData>
-            </a:graphic>
-          </wp:inline>
-        </w:drawing>
-      </w:r>
-    </w:p>
-    <w:p>
-      <w:pPr>
-        <w:pStyle w:val="CH3Caption"/>
-      </w:pPr>
-      <w:r>
-        <w:t>Fig 12.1a — Sinus wound treatment: elephant Roopakali (Dudhwa NP)</w:t>
-      </w:r>
-    </w:p>
-    <w:p>
-      <w:pPr>
-        <w:jc w:val="center"/>
-      </w:pPr>
-      <w:r>
-        <w:drawing>
-          <wp:inline xmlns:a="http://schemas.openxmlformats.org/drawingml/2006/main" xmlns:pic="http://schemas.openxmlformats.org/drawingml/2006/picture">
-            <wp:extent cx="2468880" cy="1907771"/>
-            <wp:docPr id="26" name="Picture 26"/>
-            <wp:cNvGraphicFramePr>
-              <a:graphicFrameLocks noChangeAspect="1"/>
-            </wp:cNvGraphicFramePr>
-            <a:graphic>
-              <a:graphicData uri="http://schemas.openxmlformats.org/drawingml/2006/picture">
-                <pic:pic>
-                  <pic:nvPicPr>
-                    <pic:cNvPr id="0" name="page_32.jpg"/>
-                    <pic:cNvPicPr/>
-                  </pic:nvPicPr>
-                  <pic:blipFill>
-                    <a:blip r:embed="rId34"/>
-                    <a:stretch>
-                      <a:fillRect/>
-                    </a:stretch>
-                  </pic:blipFill>
-                  <pic:spPr>
-                    <a:xfrm>
-                      <a:off x="0" y="0"/>
-                      <a:ext cx="2468880" cy="1907771"/>
-                    </a:xfrm>
-                    <a:prstGeom prst="rect"/>
-                  </pic:spPr>
-                </pic:pic>
-              </a:graphicData>
-            </a:graphic>
-          </wp:inline>
-        </w:drawing>
-      </w:r>
-    </w:p>
-    <w:p>
-      <w:pPr>
-        <w:pStyle w:val="CH3Caption"/>
-      </w:pPr>
-      <w:r>
-        <w:t>Fig 12.1b — Corneal opacity; overgrown foot nails; sole cracks in captive elephant</w:t>
-      </w:r>
-    </w:p>
-    <w:p>
-      <w:r>
-        <w:br w:type="page"/>
-      </w:r>
-    </w:p>
-    <w:p>
-      <w:pPr>
-        <w:pStyle w:val="CH3Section"/>
-      </w:pPr>
-      <w:r>
-        <w:t>13. Emerging Threats and Mass Mortality Events</w:t>
-      </w:r>
-    </w:p>
-    <w:p>
-      <w:pPr>
-        <w:pStyle w:val="CH3Bullet"/>
-      </w:pPr>
-      <w:r>
-        <w:t>• Cyanobacteria/Algal bloom toxins: Botswana 2020 — 350 elephants died around waterholes; cyanobacterial toxins (nodularin/microcystin or BMAA) implicated; neurological signs before collapse</w:t>
-      </w:r>
-    </w:p>
-    <w:p>
-      <w:pPr>
-        <w:pStyle w:val="CH3Bullet"/>
-      </w:pPr>
-      <w:r>
-        <w:t>• Mpox (Monkeypox): documented in captive elephants from Africa; vesicular skin lesions; zoonotic potential; keepers must use PPE</w:t>
-      </w:r>
-    </w:p>
-    <w:p>
-      <w:pPr>
-        <w:pStyle w:val="CH3Bullet"/>
-      </w:pPr>
-      <w:r>
-        <w:t>• Novel RNA viruses: SARS-CoV-2 antibodies detected in captive elephants (Belgium); Paramyxoviruses; bat-origin pathogens</w:t>
-      </w:r>
-    </w:p>
-    <w:p>
-      <w:pPr>
-        <w:pStyle w:val="CH3Bullet"/>
-      </w:pPr>
-      <w:r>
-        <w:t>• Climate change: shifting mosquito vectors; altered arbovirus range; increased heat stress mortality</w:t>
-      </w:r>
-    </w:p>
-    <w:p>
-      <w:pPr>
-        <w:pStyle w:val="CH3Bullet"/>
-      </w:pPr>
-      <w:r>
-        <w:t>• Antibiotic resistance: mandatory sensitivity testing before treatment in elephants near human settlements</w:t>
-      </w:r>
-    </w:p>
-    <w:p>
-      <w:pPr>
-        <w:jc w:val="center"/>
-      </w:pPr>
-      <w:r>
-        <w:drawing>
-          <wp:inline xmlns:a="http://schemas.openxmlformats.org/drawingml/2006/main" xmlns:pic="http://schemas.openxmlformats.org/drawingml/2006/picture">
-            <wp:extent cx="5029200" cy="3886200"/>
-            <wp:docPr id="27" name="Picture 27"/>
-            <wp:cNvGraphicFramePr>
-              <a:graphicFrameLocks noChangeAspect="1"/>
-            </wp:cNvGraphicFramePr>
-            <a:graphic>
-              <a:graphicData uri="http://schemas.openxmlformats.org/drawingml/2006/picture">
-                <pic:pic>
-                  <pic:nvPicPr>
-                    <pic:cNvPr id="0" name="page_33.jpg"/>
-                    <pic:cNvPicPr/>
-                  </pic:nvPicPr>
-                  <pic:blipFill>
-                    <a:blip r:embed="rId35"/>
-                    <a:stretch>
-                      <a:fillRect/>
-                    </a:stretch>
-                  </pic:blipFill>
-                  <pic:spPr>
-                    <a:xfrm>
-                      <a:off x="0" y="0"/>
-                      <a:ext cx="5029200" cy="3886200"/>
-                    </a:xfrm>
-                    <a:prstGeom prst="rect"/>
-                  </pic:spPr>
-                </pic:pic>
-              </a:graphicData>
-            </a:graphic>
-          </wp:inline>
-        </w:drawing>
-      </w:r>
-    </w:p>
-    <w:p>
-      <w:pPr>
-        <w:pStyle w:val="CH3Caption"/>
-      </w:pPr>
-      <w:r>
-        <w:t>Fig 13.1 — Botswana 2020: mass elephant mortality around waterhole (cyanobacteria / algal bloom toxins)</w:t>
-      </w:r>
-    </w:p>
-    <w:p>
-      <w:r>
-        <w:br w:type="page"/>
-      </w:r>
-    </w:p>
-    <w:p>
-      <w:pPr>
-        <w:pStyle w:val="CH3Section"/>
-      </w:pPr>
-      <w:r>
-        <w:t>14. Field Practice Principles</w:t>
-      </w:r>
-    </w:p>
-    <w:p>
-      <w:pPr>
-        <w:pStyle w:val="CH3Subsection"/>
-      </w:pPr>
-      <w:r>
-        <w:t>14.1 Antibiotic Use</w:t>
-      </w:r>
-    </w:p>
-    <w:p>
-      <w:pPr>
-        <w:pStyle w:val="CH3Bullet"/>
-      </w:pPr>
-      <w:r>
-        <w:t>• Culture-based treatment preferred; collect samples BEFORE starting antibiotics</w:t>
-      </w:r>
-    </w:p>
-    <w:p>
-      <w:pPr>
-        <w:pStyle w:val="CH3Bullet"/>
-      </w:pPr>
-      <w:r>
-        <w:t>• Disk diffusion / Kirby-Bauer sensitivity testing at district labs</w:t>
-      </w:r>
-    </w:p>
-    <w:p>
-      <w:pPr>
-        <w:pStyle w:val="CH3Bullet"/>
-      </w:pPr>
-      <w:r>
-        <w:t>• Document all drug use: drug name, dose, route, duration, outcome</w:t>
-      </w:r>
-    </w:p>
-    <w:p>
-      <w:pPr>
-        <w:pStyle w:val="CH3Subsection"/>
-      </w:pPr>
-      <w:r>
-        <w:t>14.2 Documentation Protocol</w:t>
-      </w:r>
-    </w:p>
-    <w:p>
-      <w:pPr>
-        <w:pStyle w:val="CH3Bullet"/>
-      </w:pPr>
-      <w:r>
-        <w:t>• Photograph before touching: GPS location + scene + carcass position first</w:t>
-      </w:r>
-    </w:p>
-    <w:p>
-      <w:pPr>
-        <w:pStyle w:val="CH3Bullet"/>
-      </w:pPr>
-      <w:r>
-        <w:t>• Video documentation: record gross PM findings continuously with voice narration</w:t>
-      </w:r>
-    </w:p>
-    <w:p>
-      <w:pPr>
-        <w:pStyle w:val="CH3Bullet"/>
-      </w:pPr>
-      <w:r>
-        <w:t>• Systematic PM photography: each body cavity, organ, lesion with scale bar</w:t>
-      </w:r>
-    </w:p>
-    <w:p>
-      <w:pPr>
-        <w:pStyle w:val="CH3Bullet"/>
-      </w:pPr>
-      <w:r>
-        <w:t>• Chain of custody: log each sample; signatures required at handover</w:t>
-      </w:r>
-    </w:p>
-    <w:p>
-      <w:pPr>
-        <w:pStyle w:val="CH3Bullet"/>
-      </w:pPr>
-      <w:r>
-        <w:t>• Necropsy report: submit within 48 hours using standard DFO/CWL format</w:t>
-      </w:r>
-    </w:p>
-    <w:p>
-      <w:pPr>
-        <w:pStyle w:val="CH3Subsection"/>
-      </w:pPr>
-      <w:r>
-        <w:t>14.3 Essential Field Kit</w:t>
-      </w:r>
-    </w:p>
     <w:tbl>
       <w:tblPr>
         <w:tblStyle w:val="TableGrid"/>
@@ -4360,39 +2503,137 @@
         <w:tblLook w:firstColumn="1" w:firstRow="1" w:lastColumn="0" w:lastRow="0" w:noHBand="0" w:noVBand="1" w:val="04A0"/>
       </w:tblPr>
       <w:tblGrid>
-        <w:gridCol w:w="4536"/>
-        <w:gridCol w:w="4536"/>
+        <w:gridCol w:w="9638"/>
       </w:tblGrid>
       <w:tr>
         <w:tc>
           <w:tcPr>
-            <w:tcW w:type="dxa" w:w="4536"/>
-            <w:shd w:val="clear" w:color="auto" w:fill="1B4332"/>
+            <w:tcW w:type="dxa" w:w="9638"/>
+            <w:shd w:val="clear" w:color="auto" w:fill="2D6A4F"/>
           </w:tcPr>
           <w:p>
+            <w:pPr>
+              <w:pStyle w:val="WS_H1"/>
+              <w:spacing w:before="40" w:after="40"/>
+            </w:pPr>
             <w:r>
               <w:rPr>
                 <w:b/>
                 <w:color w:val="FFFFFF"/>
-                <w:sz w:val="18"/>
               </w:rPr>
-              <w:t>Category</w:t>
+              <w:t>4. Parasitic Diseases</w:t>
+            </w:r>
+          </w:p>
+        </w:tc>
+      </w:tr>
+    </w:tbl>
+    <w:p/>
+    <w:tbl>
+      <w:tblPr>
+        <w:tblStyle w:val="TableGrid"/>
+        <w:tblW w:type="auto" w:w="0"/>
+        <w:tblLook w:firstColumn="1" w:firstRow="1" w:lastColumn="0" w:lastRow="0" w:noHBand="0" w:noVBand="1" w:val="04A0"/>
+      </w:tblPr>
+      <w:tblGrid>
+        <w:gridCol w:w="1928"/>
+        <w:gridCol w:w="1928"/>
+        <w:gridCol w:w="1928"/>
+        <w:gridCol w:w="1928"/>
+        <w:gridCol w:w="1928"/>
+      </w:tblGrid>
+      <w:tr>
+        <w:tc>
+          <w:tcPr>
+            <w:tcW w:type="dxa" w:w="1701"/>
+            <w:shd w:val="clear" w:color="auto" w:fill="2D6A4F"/>
+          </w:tcPr>
+          <w:p>
+            <w:pPr>
+              <w:pStyle w:val="WS_TH"/>
+              <w:spacing w:before="60" w:after="60"/>
+            </w:pPr>
+            <w:r>
+              <w:rPr>
+                <w:b/>
+                <w:color w:val="FFFFFF"/>
+              </w:rPr>
+              <w:t>Parasite Group</w:t>
             </w:r>
           </w:p>
         </w:tc>
         <w:tc>
           <w:tcPr>
-            <w:tcW w:type="dxa" w:w="4536"/>
-            <w:shd w:val="clear" w:color="auto" w:fill="1B4332"/>
+            <w:tcW w:type="dxa" w:w="1984"/>
+            <w:shd w:val="clear" w:color="auto" w:fill="2D6A4F"/>
           </w:tcPr>
           <w:p>
+            <w:pPr>
+              <w:pStyle w:val="WS_TH"/>
+              <w:spacing w:before="60" w:after="60"/>
+            </w:pPr>
             <w:r>
               <w:rPr>
                 <w:b/>
                 <w:color w:val="FFFFFF"/>
-                <w:sz w:val="18"/>
               </w:rPr>
-              <w:t>Items</w:t>
+              <w:t>Species</w:t>
+            </w:r>
+          </w:p>
+        </w:tc>
+        <w:tc>
+          <w:tcPr>
+            <w:tcW w:type="dxa" w:w="1417"/>
+            <w:shd w:val="clear" w:color="auto" w:fill="2D6A4F"/>
+          </w:tcPr>
+          <w:p>
+            <w:pPr>
+              <w:pStyle w:val="WS_TH"/>
+              <w:spacing w:before="60" w:after="60"/>
+            </w:pPr>
+            <w:r>
+              <w:rPr>
+                <w:b/>
+                <w:color w:val="FFFFFF"/>
+              </w:rPr>
+              <w:t>Site</w:t>
+            </w:r>
+          </w:p>
+        </w:tc>
+        <w:tc>
+          <w:tcPr>
+            <w:tcW w:type="dxa" w:w="2268"/>
+            <w:shd w:val="clear" w:color="auto" w:fill="2D6A4F"/>
+          </w:tcPr>
+          <w:p>
+            <w:pPr>
+              <w:pStyle w:val="WS_TH"/>
+              <w:spacing w:before="60" w:after="60"/>
+            </w:pPr>
+            <w:r>
+              <w:rPr>
+                <w:b/>
+                <w:color w:val="FFFFFF"/>
+              </w:rPr>
+              <w:t>Clinical Impact</w:t>
+            </w:r>
+          </w:p>
+        </w:tc>
+        <w:tc>
+          <w:tcPr>
+            <w:tcW w:type="dxa" w:w="2268"/>
+            <w:shd w:val="clear" w:color="auto" w:fill="2D6A4F"/>
+          </w:tcPr>
+          <w:p>
+            <w:pPr>
+              <w:pStyle w:val="WS_TH"/>
+              <w:spacing w:before="60" w:after="60"/>
+            </w:pPr>
+            <w:r>
+              <w:rPr>
+                <w:b/>
+                <w:color w:val="FFFFFF"/>
+              </w:rPr>
+              <w:t>Diagnosis</w:t>
             </w:r>
           </w:p>
         </w:tc>
@@ -4400,29 +2641,76 @@
       <w:tr>
         <w:tc>
           <w:tcPr>
-            <w:tcW w:type="dxa" w:w="4536"/>
-            <w:shd w:val="clear" w:color="auto" w:fill="D8F3DC"/>
+            <w:tcW w:type="dxa" w:w="1701"/>
+            <w:shd w:val="clear" w:color="auto" w:fill="FFFFFF"/>
           </w:tcPr>
           <w:p>
+            <w:pPr>
+              <w:pStyle w:val="WS_TD"/>
+              <w:spacing w:before="40" w:after="40"/>
+            </w:pPr>
             <w:r>
-              <w:rPr>
-                <w:sz w:val="18"/>
-              </w:rPr>
-              <w:t>PPE</w:t>
+              <w:t>Nematodes</w:t>
             </w:r>
           </w:p>
         </w:tc>
         <w:tc>
           <w:tcPr>
-            <w:tcW w:type="dxa" w:w="4536"/>
-            <w:shd w:val="clear" w:color="auto" w:fill="D8F3DC"/>
+            <w:tcW w:type="dxa" w:w="1984"/>
+            <w:shd w:val="clear" w:color="auto" w:fill="FFFFFF"/>
           </w:tcPr>
           <w:p>
+            <w:pPr>
+              <w:pStyle w:val="WS_TD"/>
+              <w:spacing w:before="40" w:after="40"/>
+            </w:pPr>
             <w:r>
-              <w:rPr>
-                <w:sz w:val="18"/>
-              </w:rPr>
-              <w:t>Nitrile gloves (×3 pairs), N95 mask, splash goggles, Tyvek suit, boot covers, biohazard waste bags</w:t>
+              <w:t>Quilonia spp., Murshidia spp., Choniangium spp.</w:t>
+            </w:r>
+          </w:p>
+        </w:tc>
+        <w:tc>
+          <w:tcPr>
+            <w:tcW w:type="dxa" w:w="1417"/>
+            <w:shd w:val="clear" w:color="auto" w:fill="FFFFFF"/>
+          </w:tcPr>
+          <w:p>
+            <w:pPr>
+              <w:pStyle w:val="WS_TD"/>
+              <w:spacing w:before="40" w:after="40"/>
+            </w:pPr>
+            <w:r>
+              <w:t>Large intestine</w:t>
+            </w:r>
+          </w:p>
+        </w:tc>
+        <w:tc>
+          <w:tcPr>
+            <w:tcW w:type="dxa" w:w="2268"/>
+            <w:shd w:val="clear" w:color="auto" w:fill="FFFFFF"/>
+          </w:tcPr>
+          <w:p>
+            <w:pPr>
+              <w:pStyle w:val="WS_TD"/>
+              <w:spacing w:before="40" w:after="40"/>
+            </w:pPr>
+            <w:r>
+              <w:t>Colic, weight loss, anaemia in heavy burden</w:t>
+            </w:r>
+          </w:p>
+        </w:tc>
+        <w:tc>
+          <w:tcPr>
+            <w:tcW w:type="dxa" w:w="2268"/>
+            <w:shd w:val="clear" w:color="auto" w:fill="FFFFFF"/>
+          </w:tcPr>
+          <w:p>
+            <w:pPr>
+              <w:pStyle w:val="WS_TD"/>
+              <w:spacing w:before="40" w:after="40"/>
+            </w:pPr>
+            <w:r>
+              <w:t>Faecal flotation, PM intestinal exam</w:t>
             </w:r>
           </w:p>
         </w:tc>
@@ -4430,27 +2718,76 @@
       <w:tr>
         <w:tc>
           <w:tcPr>
-            <w:tcW w:type="dxa" w:w="4536"/>
+            <w:tcW w:type="dxa" w:w="1701"/>
+            <w:shd w:val="clear" w:color="auto" w:fill="EAF7EE"/>
           </w:tcPr>
           <w:p>
+            <w:pPr>
+              <w:pStyle w:val="WS_TD"/>
+              <w:spacing w:before="40" w:after="40"/>
+            </w:pPr>
             <w:r>
-              <w:rPr>
-                <w:sz w:val="18"/>
-              </w:rPr>
-              <w:t>Samples</w:t>
+              <w:t>Trematodes</w:t>
             </w:r>
           </w:p>
         </w:tc>
         <w:tc>
           <w:tcPr>
-            <w:tcW w:type="dxa" w:w="4536"/>
+            <w:tcW w:type="dxa" w:w="1984"/>
+            <w:shd w:val="clear" w:color="auto" w:fill="EAF7EE"/>
           </w:tcPr>
           <w:p>
+            <w:pPr>
+              <w:pStyle w:val="WS_TD"/>
+              <w:spacing w:before="40" w:after="40"/>
+            </w:pPr>
             <w:r>
-              <w:rPr>
-                <w:sz w:val="18"/>
-              </w:rPr>
-              <w:t>EDTA tubes, plain tubes, formalin pots (10%), sterile swabs, viral transport media, bone marrow needle, labelled zip-lock bags</w:t>
+              <w:t>Brumptia bicaudata</w:t>
+            </w:r>
+          </w:p>
+        </w:tc>
+        <w:tc>
+          <w:tcPr>
+            <w:tcW w:type="dxa" w:w="1417"/>
+            <w:shd w:val="clear" w:color="auto" w:fill="EAF7EE"/>
+          </w:tcPr>
+          <w:p>
+            <w:pPr>
+              <w:pStyle w:val="WS_TD"/>
+              <w:spacing w:before="40" w:after="40"/>
+            </w:pPr>
+            <w:r>
+              <w:t>Caecum, large intestine</w:t>
+            </w:r>
+          </w:p>
+        </w:tc>
+        <w:tc>
+          <w:tcPr>
+            <w:tcW w:type="dxa" w:w="2268"/>
+            <w:shd w:val="clear" w:color="auto" w:fill="EAF7EE"/>
+          </w:tcPr>
+          <w:p>
+            <w:pPr>
+              <w:pStyle w:val="WS_TD"/>
+              <w:spacing w:before="40" w:after="40"/>
+            </w:pPr>
+            <w:r>
+              <w:t>Usually subclinical; heavy loads cause enteritis</w:t>
+            </w:r>
+          </w:p>
+        </w:tc>
+        <w:tc>
+          <w:tcPr>
+            <w:tcW w:type="dxa" w:w="2268"/>
+            <w:shd w:val="clear" w:color="auto" w:fill="EAF7EE"/>
+          </w:tcPr>
+          <w:p>
+            <w:pPr>
+              <w:pStyle w:val="WS_TD"/>
+              <w:spacing w:before="40" w:after="40"/>
+            </w:pPr>
+            <w:r>
+              <w:t>Faecal sedimentation, PM</w:t>
             </w:r>
           </w:p>
         </w:tc>
@@ -4458,29 +2795,76 @@
       <w:tr>
         <w:tc>
           <w:tcPr>
-            <w:tcW w:type="dxa" w:w="4536"/>
-            <w:shd w:val="clear" w:color="auto" w:fill="D8F3DC"/>
+            <w:tcW w:type="dxa" w:w="1701"/>
+            <w:shd w:val="clear" w:color="auto" w:fill="FFFFFF"/>
           </w:tcPr>
           <w:p>
+            <w:pPr>
+              <w:pStyle w:val="WS_TD"/>
+              <w:spacing w:before="40" w:after="40"/>
+            </w:pPr>
             <w:r>
-              <w:rPr>
-                <w:sz w:val="18"/>
-              </w:rPr>
-              <w:t>Instruments</w:t>
+              <w:t>Cestodes</w:t>
             </w:r>
           </w:p>
         </w:tc>
         <w:tc>
           <w:tcPr>
-            <w:tcW w:type="dxa" w:w="4536"/>
-            <w:shd w:val="clear" w:color="auto" w:fill="D8F3DC"/>
+            <w:tcW w:type="dxa" w:w="1984"/>
+            <w:shd w:val="clear" w:color="auto" w:fill="FFFFFF"/>
           </w:tcPr>
           <w:p>
+            <w:pPr>
+              <w:pStyle w:val="WS_TD"/>
+              <w:spacing w:before="40" w:after="40"/>
+            </w:pPr>
             <w:r>
-              <w:rPr>
-                <w:sz w:val="18"/>
-              </w:rPr>
-              <w:t>Scalpel (large handle + #22 blades), bone saw, forceps, scissors, ruler, weighing scale</w:t>
+              <w:t>Anoplocephala manubriata</w:t>
+            </w:r>
+          </w:p>
+        </w:tc>
+        <w:tc>
+          <w:tcPr>
+            <w:tcW w:type="dxa" w:w="1417"/>
+            <w:shd w:val="clear" w:color="auto" w:fill="FFFFFF"/>
+          </w:tcPr>
+          <w:p>
+            <w:pPr>
+              <w:pStyle w:val="WS_TD"/>
+              <w:spacing w:before="40" w:after="40"/>
+            </w:pPr>
+            <w:r>
+              <w:t>Small intestine</w:t>
+            </w:r>
+          </w:p>
+        </w:tc>
+        <w:tc>
+          <w:tcPr>
+            <w:tcW w:type="dxa" w:w="2268"/>
+            <w:shd w:val="clear" w:color="auto" w:fill="FFFFFF"/>
+          </w:tcPr>
+          <w:p>
+            <w:pPr>
+              <w:pStyle w:val="WS_TD"/>
+              <w:spacing w:before="40" w:after="40"/>
+            </w:pPr>
+            <w:r>
+              <w:t>Mild; rarely cause mortality</w:t>
+            </w:r>
+          </w:p>
+        </w:tc>
+        <w:tc>
+          <w:tcPr>
+            <w:tcW w:type="dxa" w:w="2268"/>
+            <w:shd w:val="clear" w:color="auto" w:fill="FFFFFF"/>
+          </w:tcPr>
+          <w:p>
+            <w:pPr>
+              <w:pStyle w:val="WS_TD"/>
+              <w:spacing w:before="40" w:after="40"/>
+            </w:pPr>
+            <w:r>
+              <w:t>Faecal exam, PM intestine</w:t>
             </w:r>
           </w:p>
         </w:tc>
@@ -4488,27 +2872,76 @@
       <w:tr>
         <w:tc>
           <w:tcPr>
-            <w:tcW w:type="dxa" w:w="4536"/>
+            <w:tcW w:type="dxa" w:w="1701"/>
+            <w:shd w:val="clear" w:color="auto" w:fill="EAF7EE"/>
           </w:tcPr>
           <w:p>
+            <w:pPr>
+              <w:pStyle w:val="WS_TD"/>
+              <w:spacing w:before="40" w:after="40"/>
+            </w:pPr>
             <w:r>
-              <w:rPr>
-                <w:sz w:val="18"/>
-              </w:rPr>
-              <w:t>Diagnostics</w:t>
+              <w:t>Protozoa</w:t>
             </w:r>
           </w:p>
         </w:tc>
         <w:tc>
           <w:tcPr>
-            <w:tcW w:type="dxa" w:w="4536"/>
+            <w:tcW w:type="dxa" w:w="1984"/>
+            <w:shd w:val="clear" w:color="auto" w:fill="EAF7EE"/>
           </w:tcPr>
           <w:p>
+            <w:pPr>
+              <w:pStyle w:val="WS_TD"/>
+              <w:spacing w:before="40" w:after="40"/>
+            </w:pPr>
             <w:r>
-              <w:rPr>
-                <w:sz w:val="18"/>
-              </w:rPr>
-              <w:t>Glass slides, Wright/Giemsa stain, Seller's stain, portable glucometer</w:t>
+              <w:t>Trypanosoma spp.</w:t>
+            </w:r>
+          </w:p>
+        </w:tc>
+        <w:tc>
+          <w:tcPr>
+            <w:tcW w:type="dxa" w:w="1417"/>
+            <w:shd w:val="clear" w:color="auto" w:fill="EAF7EE"/>
+          </w:tcPr>
+          <w:p>
+            <w:pPr>
+              <w:pStyle w:val="WS_TD"/>
+              <w:spacing w:before="40" w:after="40"/>
+            </w:pPr>
+            <w:r>
+              <w:t>Blood</w:t>
+            </w:r>
+          </w:p>
+        </w:tc>
+        <w:tc>
+          <w:tcPr>
+            <w:tcW w:type="dxa" w:w="2268"/>
+            <w:shd w:val="clear" w:color="auto" w:fill="EAF7EE"/>
+          </w:tcPr>
+          <w:p>
+            <w:pPr>
+              <w:pStyle w:val="WS_TD"/>
+              <w:spacing w:before="40" w:after="40"/>
+            </w:pPr>
+            <w:r>
+              <w:t>Nagana-like syndrome; emaciation; rarely fatal</w:t>
+            </w:r>
+          </w:p>
+        </w:tc>
+        <w:tc>
+          <w:tcPr>
+            <w:tcW w:type="dxa" w:w="2268"/>
+            <w:shd w:val="clear" w:color="auto" w:fill="EAF7EE"/>
+          </w:tcPr>
+          <w:p>
+            <w:pPr>
+              <w:pStyle w:val="WS_TD"/>
+              <w:spacing w:before="40" w:after="40"/>
+            </w:pPr>
+            <w:r>
+              <w:t>Blood smear, PCR</w:t>
             </w:r>
           </w:p>
         </w:tc>
@@ -4516,29 +2949,180 @@
       <w:tr>
         <w:tc>
           <w:tcPr>
-            <w:tcW w:type="dxa" w:w="4536"/>
-            <w:shd w:val="clear" w:color="auto" w:fill="D8F3DC"/>
+            <w:tcW w:type="dxa" w:w="1701"/>
+            <w:shd w:val="clear" w:color="auto" w:fill="FFFFFF"/>
           </w:tcPr>
           <w:p>
+            <w:pPr>
+              <w:pStyle w:val="WS_TD"/>
+              <w:spacing w:before="40" w:after="40"/>
+            </w:pPr>
             <w:r>
-              <w:rPr>
-                <w:sz w:val="18"/>
-              </w:rPr>
-              <w:t>Communication</w:t>
+              <w:t>Ectoparasites</w:t>
             </w:r>
           </w:p>
         </w:tc>
         <w:tc>
           <w:tcPr>
-            <w:tcW w:type="dxa" w:w="4536"/>
-            <w:shd w:val="clear" w:color="auto" w:fill="D8F3DC"/>
+            <w:tcW w:type="dxa" w:w="1984"/>
+            <w:shd w:val="clear" w:color="auto" w:fill="FFFFFF"/>
           </w:tcPr>
           <w:p>
+            <w:pPr>
+              <w:pStyle w:val="WS_TD"/>
+              <w:spacing w:before="40" w:after="40"/>
+            </w:pPr>
+            <w:r>
+              <w:t>Haemaphysalis, Amblyomma ticks; lice; mange mites</w:t>
+            </w:r>
+          </w:p>
+        </w:tc>
+        <w:tc>
+          <w:tcPr>
+            <w:tcW w:type="dxa" w:w="1417"/>
+            <w:shd w:val="clear" w:color="auto" w:fill="FFFFFF"/>
+          </w:tcPr>
+          <w:p>
+            <w:pPr>
+              <w:pStyle w:val="WS_TD"/>
+              <w:spacing w:before="40" w:after="40"/>
+            </w:pPr>
+            <w:r>
+              <w:t>Skin</w:t>
+            </w:r>
+          </w:p>
+        </w:tc>
+        <w:tc>
+          <w:tcPr>
+            <w:tcW w:type="dxa" w:w="2268"/>
+            <w:shd w:val="clear" w:color="auto" w:fill="FFFFFF"/>
+          </w:tcPr>
+          <w:p>
+            <w:pPr>
+              <w:pStyle w:val="WS_TD"/>
+              <w:spacing w:before="40" w:after="40"/>
+            </w:pPr>
+            <w:r>
+              <w:t>Anaemia, skin lesions, vector for pathogens</w:t>
+            </w:r>
+          </w:p>
+        </w:tc>
+        <w:tc>
+          <w:tcPr>
+            <w:tcW w:type="dxa" w:w="2268"/>
+            <w:shd w:val="clear" w:color="auto" w:fill="FFFFFF"/>
+          </w:tcPr>
+          <w:p>
+            <w:pPr>
+              <w:pStyle w:val="WS_TD"/>
+              <w:spacing w:before="40" w:after="40"/>
+            </w:pPr>
+            <w:r>
+              <w:t>Skin scraping, tick collection</w:t>
+            </w:r>
+          </w:p>
+        </w:tc>
+      </w:tr>
+    </w:tbl>
+    <w:p/>
+    <w:tbl>
+      <w:tblPr>
+        <w:tblStyle w:val="TableGrid"/>
+        <w:tblW w:type="auto" w:w="0"/>
+        <w:tblLook w:firstColumn="1" w:firstRow="1" w:lastColumn="0" w:lastRow="0" w:noHBand="0" w:noVBand="1" w:val="04A0"/>
+      </w:tblPr>
+      <w:tblGrid>
+        <w:gridCol w:w="9638"/>
+      </w:tblGrid>
+      <w:tr>
+        <w:tc>
+          <w:tcPr>
+            <w:tcW w:type="dxa" w:w="9638"/>
+            <w:shd w:val="clear" w:color="auto" w:fill="2D6A4F"/>
+          </w:tcPr>
+          <w:p>
+            <w:pPr>
+              <w:pStyle w:val="WS_H1"/>
+              <w:spacing w:before="40" w:after="40"/>
+            </w:pPr>
             <w:r>
               <w:rPr>
-                <w:sz w:val="18"/>
+                <w:b/>
+                <w:color w:val="FFFFFF"/>
               </w:rPr>
-              <w:t>GPS unit, camera with macro lens, waterproof field notebook, contact list (IVRI, WW office, PCCF)</w:t>
+              <w:t>5. EEHV Surveillance Protocol — Field Guide</w:t>
+            </w:r>
+          </w:p>
+        </w:tc>
+      </w:tr>
+    </w:tbl>
+    <w:p/>
+    <w:tbl>
+      <w:tblPr>
+        <w:tblStyle w:val="TableGrid"/>
+        <w:tblW w:type="auto" w:w="0"/>
+        <w:tblLook w:firstColumn="1" w:firstRow="1" w:lastColumn="0" w:lastRow="0" w:noHBand="0" w:noVBand="1" w:val="04A0"/>
+      </w:tblPr>
+      <w:tblGrid>
+        <w:gridCol w:w="3213"/>
+        <w:gridCol w:w="3213"/>
+        <w:gridCol w:w="3213"/>
+      </w:tblGrid>
+      <w:tr>
+        <w:tc>
+          <w:tcPr>
+            <w:tcW w:type="dxa" w:w="454"/>
+            <w:shd w:val="clear" w:color="auto" w:fill="2D6A4F"/>
+          </w:tcPr>
+          <w:p>
+            <w:pPr>
+              <w:pStyle w:val="WS_TH"/>
+              <w:spacing w:before="60" w:after="60"/>
+            </w:pPr>
+            <w:r>
+              <w:rPr>
+                <w:b/>
+                <w:color w:val="FFFFFF"/>
+              </w:rPr>
+              <w:t>Step</w:t>
+            </w:r>
+          </w:p>
+        </w:tc>
+        <w:tc>
+          <w:tcPr>
+            <w:tcW w:type="dxa" w:w="4819"/>
+            <w:shd w:val="clear" w:color="auto" w:fill="2D6A4F"/>
+          </w:tcPr>
+          <w:p>
+            <w:pPr>
+              <w:pStyle w:val="WS_TH"/>
+              <w:spacing w:before="60" w:after="60"/>
+            </w:pPr>
+            <w:r>
+              <w:rPr>
+                <w:b/>
+                <w:color w:val="FFFFFF"/>
+              </w:rPr>
+              <w:t>Action</w:t>
+            </w:r>
+          </w:p>
+        </w:tc>
+        <w:tc>
+          <w:tcPr>
+            <w:tcW w:type="dxa" w:w="4365"/>
+            <w:shd w:val="clear" w:color="auto" w:fill="2D6A4F"/>
+          </w:tcPr>
+          <w:p>
+            <w:pPr>
+              <w:pStyle w:val="WS_TH"/>
+              <w:spacing w:before="60" w:after="60"/>
+            </w:pPr>
+            <w:r>
+              <w:rPr>
+                <w:b/>
+                <w:color w:val="FFFFFF"/>
+              </w:rPr>
+              <w:t>Sample/Method</w:t>
             </w:r>
           </w:p>
         </w:tc>
@@ -4546,54 +3130,334 @@
       <w:tr>
         <w:tc>
           <w:tcPr>
-            <w:tcW w:type="dxa" w:w="4536"/>
+            <w:tcW w:type="dxa" w:w="454"/>
+            <w:shd w:val="clear" w:color="auto" w:fill="FFFFFF"/>
           </w:tcPr>
           <w:p>
+            <w:pPr>
+              <w:pStyle w:val="WS_TD"/>
+              <w:spacing w:before="40" w:after="40"/>
+            </w:pPr>
             <w:r>
-              <w:rPr>
-                <w:sz w:val="18"/>
-              </w:rPr>
-              <w:t>Cold Chain</w:t>
+              <w:t>1</w:t>
             </w:r>
           </w:p>
         </w:tc>
         <w:tc>
           <w:tcPr>
-            <w:tcW w:type="dxa" w:w="4536"/>
+            <w:tcW w:type="dxa" w:w="4819"/>
+            <w:shd w:val="clear" w:color="auto" w:fill="FFFFFF"/>
           </w:tcPr>
           <w:p>
+            <w:pPr>
+              <w:pStyle w:val="WS_TD"/>
+              <w:spacing w:before="40" w:after="40"/>
+            </w:pPr>
             <w:r>
-              <w:rPr>
-                <w:sz w:val="18"/>
-              </w:rPr>
-              <w:t>Ice packs, insulated cool box, cold chain labels</w:t>
+              <w:t>Monitor calves 1–8 years: check for lethargy, oedema, discoloured tongue daily</w:t>
+            </w:r>
+          </w:p>
+        </w:tc>
+        <w:tc>
+          <w:tcPr>
+            <w:tcW w:type="dxa" w:w="4365"/>
+            <w:shd w:val="clear" w:color="auto" w:fill="FFFFFF"/>
+          </w:tcPr>
+          <w:p>
+            <w:pPr>
+              <w:pStyle w:val="WS_TD"/>
+              <w:spacing w:before="40" w:after="40"/>
+            </w:pPr>
+            <w:r>
+              <w:t>Clinical observation</w:t>
+            </w:r>
+          </w:p>
+        </w:tc>
+      </w:tr>
+      <w:tr>
+        <w:tc>
+          <w:tcPr>
+            <w:tcW w:type="dxa" w:w="454"/>
+            <w:shd w:val="clear" w:color="auto" w:fill="EAF7EE"/>
+          </w:tcPr>
+          <w:p>
+            <w:pPr>
+              <w:pStyle w:val="WS_TD"/>
+              <w:spacing w:before="40" w:after="40"/>
+            </w:pPr>
+            <w:r>
+              <w:t>2</w:t>
+            </w:r>
+          </w:p>
+        </w:tc>
+        <w:tc>
+          <w:tcPr>
+            <w:tcW w:type="dxa" w:w="4819"/>
+            <w:shd w:val="clear" w:color="auto" w:fill="EAF7EE"/>
+          </w:tcPr>
+          <w:p>
+            <w:pPr>
+              <w:pStyle w:val="WS_TD"/>
+              <w:spacing w:before="40" w:after="40"/>
+            </w:pPr>
+            <w:r>
+              <w:t>Collect EDTA blood at first clinical sign — do not delay</w:t>
+            </w:r>
+          </w:p>
+        </w:tc>
+        <w:tc>
+          <w:tcPr>
+            <w:tcW w:type="dxa" w:w="4365"/>
+            <w:shd w:val="clear" w:color="auto" w:fill="EAF7EE"/>
+          </w:tcPr>
+          <w:p>
+            <w:pPr>
+              <w:pStyle w:val="WS_TD"/>
+              <w:spacing w:before="40" w:after="40"/>
+            </w:pPr>
+            <w:r>
+              <w:t>5–10 mL EDTA tube on ice</w:t>
+            </w:r>
+          </w:p>
+        </w:tc>
+      </w:tr>
+      <w:tr>
+        <w:tc>
+          <w:tcPr>
+            <w:tcW w:type="dxa" w:w="454"/>
+            <w:shd w:val="clear" w:color="auto" w:fill="FFFFFF"/>
+          </w:tcPr>
+          <w:p>
+            <w:pPr>
+              <w:pStyle w:val="WS_TD"/>
+              <w:spacing w:before="40" w:after="40"/>
+            </w:pPr>
+            <w:r>
+              <w:t>3</w:t>
+            </w:r>
+          </w:p>
+        </w:tc>
+        <w:tc>
+          <w:tcPr>
+            <w:tcW w:type="dxa" w:w="4819"/>
+            <w:shd w:val="clear" w:color="auto" w:fill="FFFFFF"/>
+          </w:tcPr>
+          <w:p>
+            <w:pPr>
+              <w:pStyle w:val="WS_TD"/>
+              <w:spacing w:before="40" w:after="40"/>
+            </w:pPr>
+            <w:r>
+              <w:t>Trunk wash (saline lavage) — collect in sterile container</w:t>
+            </w:r>
+          </w:p>
+        </w:tc>
+        <w:tc>
+          <w:tcPr>
+            <w:tcW w:type="dxa" w:w="4365"/>
+            <w:shd w:val="clear" w:color="auto" w:fill="FFFFFF"/>
+          </w:tcPr>
+          <w:p>
+            <w:pPr>
+              <w:pStyle w:val="WS_TD"/>
+              <w:spacing w:before="40" w:after="40"/>
+            </w:pPr>
+            <w:r>
+              <w:t>10 mL saline; aspirate and collect</w:t>
+            </w:r>
+          </w:p>
+        </w:tc>
+      </w:tr>
+      <w:tr>
+        <w:tc>
+          <w:tcPr>
+            <w:tcW w:type="dxa" w:w="454"/>
+            <w:shd w:val="clear" w:color="auto" w:fill="EAF7EE"/>
+          </w:tcPr>
+          <w:p>
+            <w:pPr>
+              <w:pStyle w:val="WS_TD"/>
+              <w:spacing w:before="40" w:after="40"/>
+            </w:pPr>
+            <w:r>
+              <w:t>4</w:t>
+            </w:r>
+          </w:p>
+        </w:tc>
+        <w:tc>
+          <w:tcPr>
+            <w:tcW w:type="dxa" w:w="4819"/>
+            <w:shd w:val="clear" w:color="auto" w:fill="EAF7EE"/>
+          </w:tcPr>
+          <w:p>
+            <w:pPr>
+              <w:pStyle w:val="WS_TD"/>
+              <w:spacing w:before="40" w:after="40"/>
+            </w:pPr>
+            <w:r>
+              <w:t>Ship samples on ice to ICAR-IVRI Bareilly within 24 hrs</w:t>
+            </w:r>
+          </w:p>
+        </w:tc>
+        <w:tc>
+          <w:tcPr>
+            <w:tcW w:type="dxa" w:w="4365"/>
+            <w:shd w:val="clear" w:color="auto" w:fill="EAF7EE"/>
+          </w:tcPr>
+          <w:p>
+            <w:pPr>
+              <w:pStyle w:val="WS_TD"/>
+              <w:spacing w:before="40" w:after="40"/>
+            </w:pPr>
+            <w:r>
+              <w:t>Cold chain mandatory</w:t>
+            </w:r>
+          </w:p>
+        </w:tc>
+      </w:tr>
+      <w:tr>
+        <w:tc>
+          <w:tcPr>
+            <w:tcW w:type="dxa" w:w="454"/>
+            <w:shd w:val="clear" w:color="auto" w:fill="FFFFFF"/>
+          </w:tcPr>
+          <w:p>
+            <w:pPr>
+              <w:pStyle w:val="WS_TD"/>
+              <w:spacing w:before="40" w:after="40"/>
+            </w:pPr>
+            <w:r>
+              <w:t>5</w:t>
+            </w:r>
+          </w:p>
+        </w:tc>
+        <w:tc>
+          <w:tcPr>
+            <w:tcW w:type="dxa" w:w="4819"/>
+            <w:shd w:val="clear" w:color="auto" w:fill="FFFFFF"/>
+          </w:tcPr>
+          <w:p>
+            <w:pPr>
+              <w:pStyle w:val="WS_TD"/>
+              <w:spacing w:before="40" w:after="40"/>
+            </w:pPr>
+            <w:r>
+              <w:t>At PM: collect spleen, lymph node, heart, liver in 10% NBF and RNAlater</w:t>
+            </w:r>
+          </w:p>
+        </w:tc>
+        <w:tc>
+          <w:tcPr>
+            <w:tcW w:type="dxa" w:w="4365"/>
+            <w:shd w:val="clear" w:color="auto" w:fill="FFFFFF"/>
+          </w:tcPr>
+          <w:p>
+            <w:pPr>
+              <w:pStyle w:val="WS_TD"/>
+              <w:spacing w:before="40" w:after="40"/>
+            </w:pPr>
+            <w:r>
+              <w:t>Fixed + fresh tissue</w:t>
+            </w:r>
+          </w:p>
+        </w:tc>
+      </w:tr>
+      <w:tr>
+        <w:tc>
+          <w:tcPr>
+            <w:tcW w:type="dxa" w:w="454"/>
+            <w:shd w:val="clear" w:color="auto" w:fill="EAF7EE"/>
+          </w:tcPr>
+          <w:p>
+            <w:pPr>
+              <w:pStyle w:val="WS_TD"/>
+              <w:spacing w:before="40" w:after="40"/>
+            </w:pPr>
+            <w:r>
+              <w:t>6</w:t>
+            </w:r>
+          </w:p>
+        </w:tc>
+        <w:tc>
+          <w:tcPr>
+            <w:tcW w:type="dxa" w:w="4819"/>
+            <w:shd w:val="clear" w:color="auto" w:fill="EAF7EE"/>
+          </w:tcPr>
+          <w:p>
+            <w:pPr>
+              <w:pStyle w:val="WS_TD"/>
+              <w:spacing w:before="40" w:after="40"/>
+            </w:pPr>
+            <w:r>
+              <w:t>Run qPCR for EEHV1A, 1B, 4, 5, 6 subtypes</w:t>
+            </w:r>
+          </w:p>
+        </w:tc>
+        <w:tc>
+          <w:tcPr>
+            <w:tcW w:type="dxa" w:w="4365"/>
+            <w:shd w:val="clear" w:color="auto" w:fill="EAF7EE"/>
+          </w:tcPr>
+          <w:p>
+            <w:pPr>
+              <w:pStyle w:val="WS_TD"/>
+              <w:spacing w:before="40" w:after="40"/>
+            </w:pPr>
+            <w:r>
+              <w:t>ICAR-IVRI diagnostic lab</w:t>
+            </w:r>
+          </w:p>
+        </w:tc>
+      </w:tr>
+      <w:tr>
+        <w:tc>
+          <w:tcPr>
+            <w:tcW w:type="dxa" w:w="454"/>
+            <w:shd w:val="clear" w:color="auto" w:fill="FFFFFF"/>
+          </w:tcPr>
+          <w:p>
+            <w:pPr>
+              <w:pStyle w:val="WS_TD"/>
+              <w:spacing w:before="40" w:after="40"/>
+            </w:pPr>
+            <w:r>
+              <w:t>7</w:t>
+            </w:r>
+          </w:p>
+        </w:tc>
+        <w:tc>
+          <w:tcPr>
+            <w:tcW w:type="dxa" w:w="4819"/>
+            <w:shd w:val="clear" w:color="auto" w:fill="FFFFFF"/>
+          </w:tcPr>
+          <w:p>
+            <w:pPr>
+              <w:pStyle w:val="WS_TD"/>
+              <w:spacing w:before="40" w:after="40"/>
+            </w:pPr>
+            <w:r>
+              <w:t>Document GPS coordinates, herd composition, other calves in contact</w:t>
+            </w:r>
+          </w:p>
+        </w:tc>
+        <w:tc>
+          <w:tcPr>
+            <w:tcW w:type="dxa" w:w="4365"/>
+            <w:shd w:val="clear" w:color="auto" w:fill="FFFFFF"/>
+          </w:tcPr>
+          <w:p>
+            <w:pPr>
+              <w:pStyle w:val="WS_TD"/>
+              <w:spacing w:before="40" w:after="40"/>
+            </w:pPr>
+            <w:r>
+              <w:t>Field report + photographs</w:t>
             </w:r>
           </w:p>
         </w:tc>
       </w:tr>
     </w:tbl>
     <w:p/>
-    <w:p>
-      <w:r>
-        <w:br w:type="page"/>
-      </w:r>
-    </w:p>
-    <w:p>
-      <w:pPr>
-        <w:pStyle w:val="CH3Section"/>
-      </w:pPr>
-      <w:r>
-        <w:t>15. Conclusion and Key Take-Aways</w:t>
-      </w:r>
-    </w:p>
-    <w:p>
-      <w:pPr>
-        <w:pStyle w:val="CH3Body"/>
-      </w:pPr>
-      <w:r>
-        <w:t>The field of elephant health medicine in India is rapidly evolving. This chapter has presented the major infectious, parasitic, and management-related diseases of Asian elephants with emphasis on field-relevant diagnostic and treatment protocols.</w:t>
-      </w:r>
-    </w:p>
     <w:tbl>
       <w:tblPr>
         <w:tblStyle w:val="TableGrid"/>
@@ -4601,39 +3465,149 @@
         <w:tblLook w:firstColumn="1" w:firstRow="1" w:lastColumn="0" w:lastRow="0" w:noHBand="0" w:noVBand="1" w:val="04A0"/>
       </w:tblPr>
       <w:tblGrid>
-        <w:gridCol w:w="4536"/>
-        <w:gridCol w:w="4536"/>
+        <w:gridCol w:w="9638"/>
       </w:tblGrid>
       <w:tr>
         <w:tc>
           <w:tcPr>
-            <w:tcW w:type="dxa" w:w="4536"/>
-            <w:shd w:val="clear" w:color="auto" w:fill="1B4332"/>
+            <w:tcW w:type="dxa" w:w="9638"/>
+            <w:shd w:val="clear" w:color="auto" w:fill="2D6A4F"/>
           </w:tcPr>
           <w:p>
+            <w:pPr>
+              <w:pStyle w:val="WS_H1"/>
+              <w:spacing w:before="40" w:after="40"/>
+            </w:pPr>
             <w:r>
               <w:rPr>
                 <w:b/>
                 <w:color w:val="FFFFFF"/>
+              </w:rPr>
+              <w:t>6. Zoonotic Disease Risk at Necropsy — Safety Summary</w:t>
+            </w:r>
+          </w:p>
+        </w:tc>
+      </w:tr>
+    </w:tbl>
+    <w:p/>
+    <w:tbl>
+      <w:tblPr>
+        <w:tblStyle w:val="TableGrid"/>
+        <w:tblW w:type="auto" w:w="0"/>
+        <w:tblLook w:firstColumn="1" w:firstRow="1" w:lastColumn="0" w:lastRow="0" w:noHBand="0" w:noVBand="1" w:val="04A0"/>
+      </w:tblPr>
+      <w:tblGrid>
+        <w:gridCol w:w="9638"/>
+      </w:tblGrid>
+      <w:tr>
+        <w:tc>
+          <w:tcPr>
+            <w:tcW w:type="dxa" w:w="9638"/>
+            <w:shd w:val="clear" w:color="auto" w:fill="FADBD8"/>
+          </w:tcPr>
+          <w:p>
+            <w:pPr>
+              <w:spacing w:before="80" w:after="80"/>
+            </w:pPr>
+            <w:r>
+              <w:rPr>
+                <w:b/>
+                <w:color w:val="C0392B"/>
                 <w:sz w:val="18"/>
               </w:rPr>
-              <w:t>#</w:t>
+              <w:t>ALL elephant necropsies carry zoonotic risk. PPE is NON-NEGOTIABLE: gloves (double), N95 mask, eye protection, gown, boot covers. Wash hands with soap + disinfect with 70% alcohol after every PM.</w:t>
+            </w:r>
+          </w:p>
+        </w:tc>
+      </w:tr>
+    </w:tbl>
+    <w:p/>
+    <w:tbl>
+      <w:tblPr>
+        <w:tblStyle w:val="TableGrid"/>
+        <w:tblW w:type="auto" w:w="0"/>
+        <w:tblLook w:firstColumn="1" w:firstRow="1" w:lastColumn="0" w:lastRow="0" w:noHBand="0" w:noVBand="1" w:val="04A0"/>
+      </w:tblPr>
+      <w:tblGrid>
+        <w:gridCol w:w="2409"/>
+        <w:gridCol w:w="2409"/>
+        <w:gridCol w:w="2409"/>
+        <w:gridCol w:w="2409"/>
+      </w:tblGrid>
+      <w:tr>
+        <w:tc>
+          <w:tcPr>
+            <w:tcW w:type="dxa" w:w="1984"/>
+            <w:shd w:val="clear" w:color="auto" w:fill="2D6A4F"/>
+          </w:tcPr>
+          <w:p>
+            <w:pPr>
+              <w:pStyle w:val="WS_TH"/>
+              <w:spacing w:before="60" w:after="60"/>
+            </w:pPr>
+            <w:r>
+              <w:rPr>
+                <w:b/>
+                <w:color w:val="FFFFFF"/>
+              </w:rPr>
+              <w:t>Disease</w:t>
             </w:r>
           </w:p>
         </w:tc>
         <w:tc>
           <w:tcPr>
-            <w:tcW w:type="dxa" w:w="4536"/>
-            <w:shd w:val="clear" w:color="auto" w:fill="1B4332"/>
+            <w:tcW w:type="dxa" w:w="1417"/>
+            <w:shd w:val="clear" w:color="auto" w:fill="2D6A4F"/>
           </w:tcPr>
           <w:p>
+            <w:pPr>
+              <w:pStyle w:val="WS_TH"/>
+              <w:spacing w:before="60" w:after="60"/>
+            </w:pPr>
             <w:r>
               <w:rPr>
                 <w:b/>
                 <w:color w:val="FFFFFF"/>
-                <w:sz w:val="18"/>
               </w:rPr>
-              <w:t>Key Take-Away</w:t>
+              <w:t>Risk Level</w:t>
+            </w:r>
+          </w:p>
+        </w:tc>
+        <w:tc>
+          <w:tcPr>
+            <w:tcW w:type="dxa" w:w="2835"/>
+            <w:shd w:val="clear" w:color="auto" w:fill="2D6A4F"/>
+          </w:tcPr>
+          <w:p>
+            <w:pPr>
+              <w:pStyle w:val="WS_TH"/>
+              <w:spacing w:before="60" w:after="60"/>
+            </w:pPr>
+            <w:r>
+              <w:rPr>
+                <w:b/>
+                <w:color w:val="FFFFFF"/>
+              </w:rPr>
+              <w:t>Route of Transmission</w:t>
+            </w:r>
+          </w:p>
+        </w:tc>
+        <w:tc>
+          <w:tcPr>
+            <w:tcW w:type="dxa" w:w="3402"/>
+            <w:shd w:val="clear" w:color="auto" w:fill="2D6A4F"/>
+          </w:tcPr>
+          <w:p>
+            <w:pPr>
+              <w:pStyle w:val="WS_TH"/>
+              <w:spacing w:before="60" w:after="60"/>
+            </w:pPr>
+            <w:r>
+              <w:rPr>
+                <w:b/>
+                <w:color w:val="FFFFFF"/>
+              </w:rPr>
+              <w:t>PPE Required</w:t>
             </w:r>
           </w:p>
         </w:tc>
@@ -4641,29 +3615,61 @@
       <w:tr>
         <w:tc>
           <w:tcPr>
-            <w:tcW w:type="dxa" w:w="4536"/>
-            <w:shd w:val="clear" w:color="auto" w:fill="D8F3DC"/>
+            <w:tcW w:type="dxa" w:w="1984"/>
+            <w:shd w:val="clear" w:color="auto" w:fill="FFFFFF"/>
           </w:tcPr>
           <w:p>
+            <w:pPr>
+              <w:pStyle w:val="WS_TD"/>
+              <w:spacing w:before="40" w:after="40"/>
+            </w:pPr>
             <w:r>
-              <w:rPr>
-                <w:sz w:val="18"/>
-              </w:rPr>
-              <w:t>1. EEHV</w:t>
+              <w:t>Tuberculosis</w:t>
             </w:r>
           </w:p>
         </w:tc>
         <w:tc>
           <w:tcPr>
-            <w:tcW w:type="dxa" w:w="4536"/>
-            <w:shd w:val="clear" w:color="auto" w:fill="D8F3DC"/>
+            <w:tcW w:type="dxa" w:w="1417"/>
+            <w:shd w:val="clear" w:color="auto" w:fill="FFFFFF"/>
           </w:tcPr>
           <w:p>
+            <w:pPr>
+              <w:pStyle w:val="WS_TD"/>
+              <w:spacing w:before="40" w:after="40"/>
+            </w:pPr>
             <w:r>
-              <w:rPr>
-                <w:sz w:val="18"/>
-              </w:rPr>
-              <w:t>Highest priority for calves — pre-position famciclovir; early recognition saves lives</w:t>
+              <w:t>HIGH</w:t>
+            </w:r>
+          </w:p>
+        </w:tc>
+        <w:tc>
+          <w:tcPr>
+            <w:tcW w:type="dxa" w:w="2835"/>
+            <w:shd w:val="clear" w:color="auto" w:fill="FFFFFF"/>
+          </w:tcPr>
+          <w:p>
+            <w:pPr>
+              <w:pStyle w:val="WS_TD"/>
+              <w:spacing w:before="40" w:after="40"/>
+            </w:pPr>
+            <w:r>
+              <w:t>Aerosol from trunk secretions, breath</w:t>
+            </w:r>
+          </w:p>
+        </w:tc>
+        <w:tc>
+          <w:tcPr>
+            <w:tcW w:type="dxa" w:w="3402"/>
+            <w:shd w:val="clear" w:color="auto" w:fill="FFFFFF"/>
+          </w:tcPr>
+          <w:p>
+            <w:pPr>
+              <w:pStyle w:val="WS_TD"/>
+              <w:spacing w:before="40" w:after="40"/>
+            </w:pPr>
+            <w:r>
+              <w:t>N95 mask, full PPE, BSL-3 sample handling</w:t>
             </w:r>
           </w:p>
         </w:tc>
@@ -4671,27 +3677,61 @@
       <w:tr>
         <w:tc>
           <w:tcPr>
-            <w:tcW w:type="dxa" w:w="4536"/>
+            <w:tcW w:type="dxa" w:w="1984"/>
+            <w:shd w:val="clear" w:color="auto" w:fill="EAF7EE"/>
           </w:tcPr>
           <w:p>
+            <w:pPr>
+              <w:pStyle w:val="WS_TD"/>
+              <w:spacing w:before="40" w:after="40"/>
+            </w:pPr>
             <w:r>
-              <w:rPr>
-                <w:sz w:val="18"/>
-              </w:rPr>
-              <w:t>2. Anthrax</w:t>
+              <w:t>Anthrax</w:t>
             </w:r>
           </w:p>
         </w:tc>
         <w:tc>
           <w:tcPr>
-            <w:tcW w:type="dxa" w:w="4536"/>
+            <w:tcW w:type="dxa" w:w="1417"/>
+            <w:shd w:val="clear" w:color="auto" w:fill="EAF7EE"/>
           </w:tcPr>
           <w:p>
+            <w:pPr>
+              <w:pStyle w:val="WS_TD"/>
+              <w:spacing w:before="40" w:after="40"/>
+            </w:pPr>
             <w:r>
-              <w:rPr>
-                <w:sz w:val="18"/>
-              </w:rPr>
-              <w:t>Zero-necropsy protocol — burn all material; never bury</w:t>
+              <w:t>EXTREME</w:t>
+            </w:r>
+          </w:p>
+        </w:tc>
+        <w:tc>
+          <w:tcPr>
+            <w:tcW w:type="dxa" w:w="2835"/>
+            <w:shd w:val="clear" w:color="auto" w:fill="EAF7EE"/>
+          </w:tcPr>
+          <w:p>
+            <w:pPr>
+              <w:pStyle w:val="WS_TD"/>
+              <w:spacing w:before="40" w:after="40"/>
+            </w:pPr>
+            <w:r>
+              <w:t>Cutaneous contact, aerosol, ingestion</w:t>
+            </w:r>
+          </w:p>
+        </w:tc>
+        <w:tc>
+          <w:tcPr>
+            <w:tcW w:type="dxa" w:w="3402"/>
+            <w:shd w:val="clear" w:color="auto" w:fill="EAF7EE"/>
+          </w:tcPr>
+          <w:p>
+            <w:pPr>
+              <w:pStyle w:val="WS_TD"/>
+              <w:spacing w:before="40" w:after="40"/>
+            </w:pPr>
+            <w:r>
+              <w:t>Do NOT open — call for specialist support</w:t>
             </w:r>
           </w:p>
         </w:tc>
@@ -4699,29 +3739,61 @@
       <w:tr>
         <w:tc>
           <w:tcPr>
-            <w:tcW w:type="dxa" w:w="4536"/>
-            <w:shd w:val="clear" w:color="auto" w:fill="D8F3DC"/>
+            <w:tcW w:type="dxa" w:w="1984"/>
+            <w:shd w:val="clear" w:color="auto" w:fill="FFFFFF"/>
           </w:tcPr>
           <w:p>
+            <w:pPr>
+              <w:pStyle w:val="WS_TD"/>
+              <w:spacing w:before="40" w:after="40"/>
+            </w:pPr>
             <w:r>
-              <w:rPr>
-                <w:sz w:val="18"/>
-              </w:rPr>
-              <w:t>3. TB</w:t>
+              <w:t>Elephant Pox</w:t>
             </w:r>
           </w:p>
         </w:tc>
         <w:tc>
           <w:tcPr>
-            <w:tcW w:type="dxa" w:w="4536"/>
-            <w:shd w:val="clear" w:color="auto" w:fill="D8F3DC"/>
+            <w:tcW w:type="dxa" w:w="1417"/>
+            <w:shd w:val="clear" w:color="auto" w:fill="FFFFFF"/>
           </w:tcPr>
           <w:p>
+            <w:pPr>
+              <w:pStyle w:val="WS_TD"/>
+              <w:spacing w:before="40" w:after="40"/>
+            </w:pPr>
             <w:r>
-              <w:rPr>
-                <w:sz w:val="18"/>
-              </w:rPr>
-              <w:t>Chronic silent killer and two-way zoonotic risk — mandatory surveillance of elephants and handlers</w:t>
+              <w:t>MODERATE</w:t>
+            </w:r>
+          </w:p>
+        </w:tc>
+        <w:tc>
+          <w:tcPr>
+            <w:tcW w:type="dxa" w:w="2835"/>
+            <w:shd w:val="clear" w:color="auto" w:fill="FFFFFF"/>
+          </w:tcPr>
+          <w:p>
+            <w:pPr>
+              <w:pStyle w:val="WS_TD"/>
+              <w:spacing w:before="40" w:after="40"/>
+            </w:pPr>
+            <w:r>
+              <w:t>Direct contact with lesions</w:t>
+            </w:r>
+          </w:p>
+        </w:tc>
+        <w:tc>
+          <w:tcPr>
+            <w:tcW w:type="dxa" w:w="3402"/>
+            <w:shd w:val="clear" w:color="auto" w:fill="FFFFFF"/>
+          </w:tcPr>
+          <w:p>
+            <w:pPr>
+              <w:pStyle w:val="WS_TD"/>
+              <w:spacing w:before="40" w:after="40"/>
+            </w:pPr>
+            <w:r>
+              <w:t>Gloves, eye protection</w:t>
             </w:r>
           </w:p>
         </w:tc>
@@ -4729,27 +3801,61 @@
       <w:tr>
         <w:tc>
           <w:tcPr>
-            <w:tcW w:type="dxa" w:w="4536"/>
+            <w:tcW w:type="dxa" w:w="1984"/>
+            <w:shd w:val="clear" w:color="auto" w:fill="EAF7EE"/>
           </w:tcPr>
           <w:p>
+            <w:pPr>
+              <w:pStyle w:val="WS_TD"/>
+              <w:spacing w:before="40" w:after="40"/>
+            </w:pPr>
             <w:r>
-              <w:rPr>
-                <w:sz w:val="18"/>
-              </w:rPr>
-              <w:t>4. Rabies</w:t>
+              <w:t>Salmonellosis</w:t>
             </w:r>
           </w:p>
         </w:tc>
         <w:tc>
           <w:tcPr>
-            <w:tcW w:type="dxa" w:w="4536"/>
+            <w:tcW w:type="dxa" w:w="1417"/>
+            <w:shd w:val="clear" w:color="auto" w:fill="EAF7EE"/>
           </w:tcPr>
           <w:p>
+            <w:pPr>
+              <w:pStyle w:val="WS_TD"/>
+              <w:spacing w:before="40" w:after="40"/>
+            </w:pPr>
             <w:r>
-              <w:rPr>
-                <w:sz w:val="18"/>
-              </w:rPr>
-              <w:t>Brain is the ONLY diagnostic sample; full PPE mandatory; PEP for exposed personnel</w:t>
+              <w:t>LOW-MOD</w:t>
+            </w:r>
+          </w:p>
+        </w:tc>
+        <w:tc>
+          <w:tcPr>
+            <w:tcW w:type="dxa" w:w="2835"/>
+            <w:shd w:val="clear" w:color="auto" w:fill="EAF7EE"/>
+          </w:tcPr>
+          <w:p>
+            <w:pPr>
+              <w:pStyle w:val="WS_TD"/>
+              <w:spacing w:before="40" w:after="40"/>
+            </w:pPr>
+            <w:r>
+              <w:t>Faecal-oral contamination</w:t>
+            </w:r>
+          </w:p>
+        </w:tc>
+        <w:tc>
+          <w:tcPr>
+            <w:tcW w:type="dxa" w:w="3402"/>
+            <w:shd w:val="clear" w:color="auto" w:fill="EAF7EE"/>
+          </w:tcPr>
+          <w:p>
+            <w:pPr>
+              <w:pStyle w:val="WS_TD"/>
+              <w:spacing w:before="40" w:after="40"/>
+            </w:pPr>
+            <w:r>
+              <w:t>Gloves, hand hygiene</w:t>
             </w:r>
           </w:p>
         </w:tc>
@@ -4757,29 +3863,61 @@
       <w:tr>
         <w:tc>
           <w:tcPr>
-            <w:tcW w:type="dxa" w:w="4536"/>
-            <w:shd w:val="clear" w:color="auto" w:fill="D8F3DC"/>
+            <w:tcW w:type="dxa" w:w="1984"/>
+            <w:shd w:val="clear" w:color="auto" w:fill="FFFFFF"/>
           </w:tcPr>
           <w:p>
+            <w:pPr>
+              <w:pStyle w:val="WS_TD"/>
+              <w:spacing w:before="40" w:after="40"/>
+            </w:pPr>
             <w:r>
-              <w:rPr>
-                <w:sz w:val="18"/>
-              </w:rPr>
-              <w:t>5. HS / Clostridial</w:t>
+              <w:t>Leptospirosis</w:t>
             </w:r>
           </w:p>
         </w:tc>
         <w:tc>
           <w:tcPr>
-            <w:tcW w:type="dxa" w:w="4536"/>
-            <w:shd w:val="clear" w:color="auto" w:fill="D8F3DC"/>
+            <w:tcW w:type="dxa" w:w="1417"/>
+            <w:shd w:val="clear" w:color="auto" w:fill="FFFFFF"/>
           </w:tcPr>
           <w:p>
+            <w:pPr>
+              <w:pStyle w:val="WS_TD"/>
+              <w:spacing w:before="40" w:after="40"/>
+            </w:pPr>
             <w:r>
-              <w:rPr>
-                <w:sz w:val="18"/>
-              </w:rPr>
-              <w:t>Bone marrow is gold-standard PM sample; collect before lysis</w:t>
+              <w:t>MODERATE</w:t>
+            </w:r>
+          </w:p>
+        </w:tc>
+        <w:tc>
+          <w:tcPr>
+            <w:tcW w:type="dxa" w:w="2835"/>
+            <w:shd w:val="clear" w:color="auto" w:fill="FFFFFF"/>
+          </w:tcPr>
+          <w:p>
+            <w:pPr>
+              <w:pStyle w:val="WS_TD"/>
+              <w:spacing w:before="40" w:after="40"/>
+            </w:pPr>
+            <w:r>
+              <w:t>Urine, kidney tissue contact</w:t>
+            </w:r>
+          </w:p>
+        </w:tc>
+        <w:tc>
+          <w:tcPr>
+            <w:tcW w:type="dxa" w:w="3402"/>
+            <w:shd w:val="clear" w:color="auto" w:fill="FFFFFF"/>
+          </w:tcPr>
+          <w:p>
+            <w:pPr>
+              <w:pStyle w:val="WS_TD"/>
+              <w:spacing w:before="40" w:after="40"/>
+            </w:pPr>
+            <w:r>
+              <w:t>Waterproof gloves, eye shield</w:t>
             </w:r>
           </w:p>
         </w:tc>
@@ -4787,181 +3925,70 @@
       <w:tr>
         <w:tc>
           <w:tcPr>
-            <w:tcW w:type="dxa" w:w="4536"/>
+            <w:tcW w:type="dxa" w:w="1984"/>
+            <w:shd w:val="clear" w:color="auto" w:fill="EAF7EE"/>
           </w:tcPr>
           <w:p>
+            <w:pPr>
+              <w:pStyle w:val="WS_TD"/>
+              <w:spacing w:before="40" w:after="40"/>
+            </w:pPr>
             <w:r>
-              <w:rPr>
-                <w:sz w:val="18"/>
-              </w:rPr>
-              <w:t>6. Parasites</w:t>
+              <w:t>EEHV</w:t>
             </w:r>
           </w:p>
         </w:tc>
         <w:tc>
           <w:tcPr>
-            <w:tcW w:type="dxa" w:w="4536"/>
+            <w:tcW w:type="dxa" w:w="1417"/>
+            <w:shd w:val="clear" w:color="auto" w:fill="EAF7EE"/>
           </w:tcPr>
           <w:p>
+            <w:pPr>
+              <w:pStyle w:val="WS_TD"/>
+              <w:spacing w:before="40" w:after="40"/>
+            </w:pPr>
             <w:r>
-              <w:rPr>
-                <w:sz w:val="18"/>
-              </w:rPr>
-              <w:t>Regular faecal examination and strategic deworming — cornerstone of captive elephant health</w:t>
-            </w:r>
-          </w:p>
-        </w:tc>
-      </w:tr>
-      <w:tr>
-        <w:tc>
-          <w:tcPr>
-            <w:tcW w:type="dxa" w:w="4536"/>
-            <w:shd w:val="clear" w:color="auto" w:fill="D8F3DC"/>
-          </w:tcPr>
-          <w:p>
-            <w:r>
-              <w:rPr>
-                <w:sz w:val="18"/>
-              </w:rPr>
-              <w:t>7. Documentation</w:t>
+              <w:t>NONE (humans)</w:t>
             </w:r>
           </w:p>
         </w:tc>
         <w:tc>
           <w:tcPr>
-            <w:tcW w:type="dxa" w:w="4536"/>
-            <w:shd w:val="clear" w:color="auto" w:fill="D8F3DC"/>
+            <w:tcW w:type="dxa" w:w="2835"/>
+            <w:shd w:val="clear" w:color="auto" w:fill="EAF7EE"/>
           </w:tcPr>
           <w:p>
+            <w:pPr>
+              <w:pStyle w:val="WS_TD"/>
+              <w:spacing w:before="40" w:after="40"/>
+            </w:pPr>
             <w:r>
-              <w:rPr>
-                <w:sz w:val="18"/>
-              </w:rPr>
-              <w:t>Systematic photography, GPS recording and rapid lab submission are as important as clinical intervention</w:t>
-            </w:r>
-          </w:p>
-        </w:tc>
-      </w:tr>
-      <w:tr>
-        <w:tc>
-          <w:tcPr>
-            <w:tcW w:type="dxa" w:w="4536"/>
-          </w:tcPr>
-          <w:p>
-            <w:r>
-              <w:rPr>
-                <w:sz w:val="18"/>
-              </w:rPr>
-              <w:t>8. Preparedness</w:t>
+              <w:t>Not zoonotic</w:t>
             </w:r>
           </w:p>
         </w:tc>
         <w:tc>
           <w:tcPr>
-            <w:tcW w:type="dxa" w:w="4536"/>
+            <w:tcW w:type="dxa" w:w="3402"/>
+            <w:shd w:val="clear" w:color="auto" w:fill="EAF7EE"/>
           </w:tcPr>
           <w:p>
+            <w:pPr>
+              <w:pStyle w:val="WS_TD"/>
+              <w:spacing w:before="40" w:after="40"/>
+            </w:pPr>
             <w:r>
-              <w:rPr>
-                <w:sz w:val="18"/>
-              </w:rPr>
-              <w:t>Every camp/zoo must maintain: emergency drug kit (famciclovir, HS vaccine, anthrax vaccine, antibiotics), contact tree</w:t>
+              <w:t>Standard gloves only for EEHV cases</w:t>
             </w:r>
           </w:p>
         </w:tc>
       </w:tr>
     </w:tbl>
     <w:p/>
-    <w:p>
-      <w:pPr>
-        <w:pStyle w:val="CH3Subsection"/>
-      </w:pPr>
-      <w:r>
-        <w:t>Acknowledgements</w:t>
-      </w:r>
-    </w:p>
-    <w:p>
-      <w:pPr>
-        <w:pStyle w:val="CH3Bullet"/>
-      </w:pPr>
-      <w:r>
-        <w:t>• Resource Person: Dr. M. Karikalan, MVSc, PhD — Asst. Professor, Dept. of Wildlife Science, VBSC &amp; AH, Namakkal</w:t>
-      </w:r>
-    </w:p>
-    <w:p>
-      <w:pPr>
-        <w:pStyle w:val="CH3Bullet"/>
-      </w:pPr>
-      <w:r>
-        <w:t>• Institutions: CWL IVRI, Wildlife Institute of India (WII), Nandankanan ZP, MTR Nilgiris, ERRC Surajpur (CG), Dudhwa NP</w:t>
-      </w:r>
-    </w:p>
-    <w:p>
-      <w:pPr>
-        <w:pStyle w:val="CH3Bullet"/>
-      </w:pPr>
-      <w:r>
-        <w:t>• Workshop organisers: Chhattisgarh Forest Department; Project Elephant, MoEF&amp;CC; PCCF (Wildlife) CG State</w:t>
-      </w:r>
-    </w:p>
-    <w:p>
-      <w:pPr>
-        <w:pStyle w:val="CH3Bullet"/>
-      </w:pPr>
-      <w:r>
-        <w:t>• Sponsors: Central Zoo Authority (CZA), MoEF&amp;CC, Dr Parag Nigam (WII)</w:t>
-      </w:r>
-    </w:p>
-    <w:p>
-      <w:pPr>
-        <w:jc w:val="center"/>
-      </w:pPr>
-      <w:r>
-        <w:drawing>
-          <wp:inline xmlns:a="http://schemas.openxmlformats.org/drawingml/2006/main" xmlns:pic="http://schemas.openxmlformats.org/drawingml/2006/picture">
-            <wp:extent cx="4114800" cy="3179618"/>
-            <wp:docPr id="28" name="Picture 28"/>
-            <wp:cNvGraphicFramePr>
-              <a:graphicFrameLocks noChangeAspect="1"/>
-            </wp:cNvGraphicFramePr>
-            <a:graphic>
-              <a:graphicData uri="http://schemas.openxmlformats.org/drawingml/2006/picture">
-                <pic:pic>
-                  <pic:nvPicPr>
-                    <pic:cNvPr id="0" name="page_34.jpg"/>
-                    <pic:cNvPicPr/>
-                  </pic:nvPicPr>
-                  <pic:blipFill>
-                    <a:blip r:embed="rId36"/>
-                    <a:stretch>
-                      <a:fillRect/>
-                    </a:stretch>
-                  </pic:blipFill>
-                  <pic:spPr>
-                    <a:xfrm>
-                      <a:off x="0" y="0"/>
-                      <a:ext cx="4114800" cy="3179618"/>
-                    </a:xfrm>
-                    <a:prstGeom prst="rect"/>
-                  </pic:spPr>
-                </pic:pic>
-              </a:graphicData>
-            </a:graphic>
-          </wp:inline>
-        </w:drawing>
-      </w:r>
-    </w:p>
-    <w:p>
-      <w:pPr>
-        <w:pStyle w:val="CH3Caption"/>
-      </w:pPr>
-      <w:r>
-        <w:t>Fig 15.1 — Acknowledgements page from the source presentation</w:t>
-      </w:r>
-    </w:p>
     <w:sectPr>
       <w:pgSz w:w="11906" w:h="16838"/>
-      <w:pgMar w:top="1134" w:right="1417" w:bottom="1134" w:left="1417" w:header="720" w:footer="720" w:gutter="0"/>
+      <w:pgMar w:top="1020" w:right="1134" w:bottom="1020" w:left="1134" w:header="720" w:footer="720" w:gutter="0"/>
       <w:cols w:space="720"/>
       <w:docGrid w:linePitch="360"/>
     </w:sectPr>
@@ -17015,146 +16042,191 @@
       </w:tcPr>
     </w:tblStylePr>
   </w:style>
-  <w:style w:type="paragraph" w:customStyle="1" w:styleId="CH3ChapterLabel">
-    <w:name w:val="CH3 Chapter Label"/>
+  <w:style w:type="paragraph" w:customStyle="1" w:styleId="WS_Title">
+    <w:name w:val="WS_Title"/>
     <w:basedOn w:val="Normal"/>
     <w:pPr>
-      <w:spacing w:before="120" w:after="120"/>
+      <w:spacing w:before="0" w:after="80"/>
       <w:jc w:val="center"/>
     </w:pPr>
     <w:rPr>
       <w:rFonts w:ascii="Calibri" w:hAnsi="Calibri"/>
       <w:b/>
       <w:i w:val="0"/>
-      <w:color w:val="2E6A4F"/>
-      <w:sz w:val="26"/>
+      <w:color w:val="FFFFFF"/>
+      <w:sz w:val="36"/>
     </w:rPr>
   </w:style>
-  <w:style w:type="paragraph" w:customStyle="1" w:styleId="CH3Title">
-    <w:name w:val="CH3 Title"/>
+  <w:style w:type="paragraph" w:customStyle="1" w:styleId="WS_Sub">
+    <w:name w:val="WS_Sub"/>
     <w:basedOn w:val="Normal"/>
     <w:pPr>
-      <w:spacing w:before="80" w:after="160"/>
+      <w:spacing w:before="0" w:after="40"/>
+      <w:jc w:val="center"/>
+    </w:pPr>
+    <w:rPr>
+      <w:rFonts w:ascii="Calibri" w:hAnsi="Calibri"/>
+      <w:b w:val="0"/>
+      <w:i/>
+      <w:color w:val="D8F3DC"/>
+      <w:sz w:val="20"/>
+    </w:rPr>
+  </w:style>
+  <w:style w:type="paragraph" w:customStyle="1" w:styleId="WS_H1">
+    <w:name w:val="WS_H1"/>
+    <w:basedOn w:val="Normal"/>
+    <w:pPr>
+      <w:spacing w:before="160" w:after="40"/>
+    </w:pPr>
+    <w:rPr>
+      <w:rFonts w:ascii="Calibri" w:hAnsi="Calibri"/>
+      <w:b/>
+      <w:i w:val="0"/>
+      <w:color w:val="FFFFFF"/>
+      <w:sz w:val="22"/>
+    </w:rPr>
+  </w:style>
+  <w:style w:type="paragraph" w:customStyle="1" w:styleId="WS_H2">
+    <w:name w:val="WS_H2"/>
+    <w:basedOn w:val="Normal"/>
+    <w:pPr>
+      <w:spacing w:before="120" w:after="40"/>
+    </w:pPr>
+    <w:rPr>
+      <w:rFonts w:ascii="Calibri" w:hAnsi="Calibri"/>
+      <w:b/>
+      <w:i w:val="0"/>
+      <w:color w:val="1B4332"/>
+      <w:sz w:val="20"/>
+    </w:rPr>
+  </w:style>
+  <w:style w:type="paragraph" w:customStyle="1" w:styleId="WS_Body">
+    <w:name w:val="WS_Body"/>
+    <w:basedOn w:val="Normal"/>
+    <w:pPr>
+      <w:spacing w:before="0" w:after="80"/>
+    </w:pPr>
+    <w:rPr>
+      <w:rFonts w:ascii="Calibri" w:hAnsi="Calibri"/>
+      <w:b w:val="0"/>
+      <w:i w:val="0"/>
+      <w:color w:val="1A1A1A"/>
+      <w:sz w:val="19"/>
+    </w:rPr>
+  </w:style>
+  <w:style w:type="paragraph" w:customStyle="1" w:styleId="WS_Bold">
+    <w:name w:val="WS_Bold"/>
+    <w:basedOn w:val="Normal"/>
+    <w:pPr>
+      <w:spacing w:before="0" w:after="80"/>
+    </w:pPr>
+    <w:rPr>
+      <w:rFonts w:ascii="Calibri" w:hAnsi="Calibri"/>
+      <w:b/>
+      <w:i w:val="0"/>
+      <w:color w:val="1A1A1A"/>
+      <w:sz w:val="19"/>
+    </w:rPr>
+  </w:style>
+  <w:style w:type="paragraph" w:customStyle="1" w:styleId="WS_Bullet">
+    <w:name w:val="WS_Bullet"/>
+    <w:basedOn w:val="Normal"/>
+    <w:pPr>
+      <w:spacing w:before="0" w:after="40"/>
+    </w:pPr>
+    <w:rPr>
+      <w:rFonts w:ascii="Calibri" w:hAnsi="Calibri"/>
+      <w:b w:val="0"/>
+      <w:i w:val="0"/>
+      <w:color w:val="1A1A1A"/>
+      <w:sz w:val="18"/>
+    </w:rPr>
+  </w:style>
+  <w:style w:type="paragraph" w:customStyle="1" w:styleId="WS_Caption">
+    <w:name w:val="WS_Caption"/>
+    <w:basedOn w:val="Normal"/>
+    <w:pPr>
+      <w:spacing w:before="0" w:after="80"/>
+      <w:jc w:val="center"/>
+    </w:pPr>
+    <w:rPr>
+      <w:rFonts w:ascii="Calibri" w:hAnsi="Calibri"/>
+      <w:b w:val="0"/>
+      <w:i/>
+      <w:color w:val="555555"/>
+      <w:sz w:val="16"/>
+    </w:rPr>
+  </w:style>
+  <w:style w:type="paragraph" w:customStyle="1" w:styleId="WS_TH">
+    <w:name w:val="WS_TH"/>
+    <w:basedOn w:val="Normal"/>
+    <w:pPr>
+      <w:spacing w:before="0" w:after="0"/>
       <w:jc w:val="center"/>
     </w:pPr>
     <w:rPr>
       <w:rFonts w:ascii="Calibri" w:hAnsi="Calibri"/>
       <w:b/>
       <w:i w:val="0"/>
-      <w:color w:val="1B4332"/>
-      <w:sz w:val="48"/>
+      <w:color w:val="FFFFFF"/>
+      <w:sz w:val="17"/>
     </w:rPr>
   </w:style>
-  <w:style w:type="paragraph" w:customStyle="1" w:styleId="CH3Subtitle">
-    <w:name w:val="CH3 Subtitle"/>
+  <w:style w:type="paragraph" w:customStyle="1" w:styleId="WS_TD">
+    <w:name w:val="WS_TD"/>
     <w:basedOn w:val="Normal"/>
     <w:pPr>
-      <w:spacing w:before="40" w:after="80"/>
+      <w:spacing w:before="0" w:after="0"/>
+    </w:pPr>
+    <w:rPr>
+      <w:rFonts w:ascii="Calibri" w:hAnsi="Calibri"/>
+      <w:b w:val="0"/>
+      <w:i w:val="0"/>
+      <w:color w:val="1A1A1A"/>
+      <w:sz w:val="17"/>
+    </w:rPr>
+  </w:style>
+  <w:style w:type="paragraph" w:customStyle="1" w:styleId="WS_TDC">
+    <w:name w:val="WS_TDC"/>
+    <w:basedOn w:val="Normal"/>
+    <w:pPr>
+      <w:spacing w:before="0" w:after="0"/>
       <w:jc w:val="center"/>
     </w:pPr>
     <w:rPr>
       <w:rFonts w:ascii="Calibri" w:hAnsi="Calibri"/>
       <w:b w:val="0"/>
       <w:i w:val="0"/>
-      <w:color w:val="52B788"/>
-      <w:sz w:val="24"/>
+      <w:color w:val="1A1A1A"/>
+      <w:sz w:val="17"/>
     </w:rPr>
   </w:style>
-  <w:style w:type="paragraph" w:customStyle="1" w:styleId="CH3Section">
-    <w:name w:val="CH3 Section"/>
+  <w:style w:type="paragraph" w:customStyle="1" w:styleId="WS_TDB">
+    <w:name w:val="WS_TDB"/>
     <w:basedOn w:val="Normal"/>
     <w:pPr>
-      <w:spacing w:before="360" w:after="120"/>
+      <w:spacing w:before="0" w:after="0"/>
     </w:pPr>
     <w:rPr>
       <w:rFonts w:ascii="Calibri" w:hAnsi="Calibri"/>
       <w:b/>
       <w:i w:val="0"/>
       <w:color w:val="1B4332"/>
-      <w:sz w:val="30"/>
+      <w:sz w:val="17"/>
     </w:rPr>
   </w:style>
-  <w:style w:type="paragraph" w:customStyle="1" w:styleId="CH3Subsection">
-    <w:name w:val="CH3 Subsection"/>
+  <w:style w:type="paragraph" w:customStyle="1" w:styleId="WS_Note">
+    <w:name w:val="WS_Note"/>
     <w:basedOn w:val="Normal"/>
     <w:pPr>
-      <w:spacing w:before="200" w:after="80"/>
-    </w:pPr>
-    <w:rPr>
-      <w:rFonts w:ascii="Calibri" w:hAnsi="Calibri"/>
-      <w:b/>
-      <w:i w:val="0"/>
-      <w:color w:val="2D6A4F"/>
-      <w:sz w:val="24"/>
-    </w:rPr>
-  </w:style>
-  <w:style w:type="paragraph" w:customStyle="1" w:styleId="CH3Body">
-    <w:name w:val="CH3 Body"/>
-    <w:basedOn w:val="Normal"/>
-    <w:pPr>
-      <w:spacing w:before="60" w:after="80"/>
-    </w:pPr>
-    <w:rPr>
-      <w:rFonts w:ascii="Calibri" w:hAnsi="Calibri"/>
-      <w:b w:val="0"/>
-      <w:i w:val="0"/>
-      <w:sz w:val="21"/>
-    </w:rPr>
-  </w:style>
-  <w:style w:type="paragraph" w:customStyle="1" w:styleId="CH3Bullet">
-    <w:name w:val="CH3 Bullet"/>
-    <w:basedOn w:val="Normal"/>
-    <w:pPr>
-      <w:spacing w:before="40" w:after="40"/>
-    </w:pPr>
-    <w:rPr>
-      <w:rFonts w:ascii="Calibri" w:hAnsi="Calibri"/>
-      <w:b w:val="0"/>
-      <w:i w:val="0"/>
-      <w:sz w:val="21"/>
-    </w:rPr>
-  </w:style>
-  <w:style w:type="paragraph" w:customStyle="1" w:styleId="CH3Caption">
-    <w:name w:val="CH3 Caption"/>
-    <w:basedOn w:val="Normal"/>
-    <w:pPr>
-      <w:spacing w:before="40" w:after="160"/>
-      <w:jc w:val="center"/>
+      <w:spacing w:before="0" w:after="60"/>
     </w:pPr>
     <w:rPr>
       <w:rFonts w:ascii="Calibri" w:hAnsi="Calibri"/>
       <w:b w:val="0"/>
       <w:i/>
-      <w:color w:val="2D6A4F"/>
-      <w:sz w:val="18"/>
-    </w:rPr>
-  </w:style>
-  <w:style w:type="paragraph" w:customStyle="1" w:styleId="CH3Warning">
-    <w:name w:val="CH3 Warning"/>
-    <w:basedOn w:val="Normal"/>
-    <w:pPr>
-      <w:spacing w:before="60" w:after="60"/>
-    </w:pPr>
-    <w:rPr>
-      <w:rFonts w:ascii="Calibri" w:hAnsi="Calibri"/>
-      <w:b/>
-      <w:i w:val="0"/>
-      <w:color w:val="D62828"/>
-      <w:sz w:val="21"/>
-    </w:rPr>
-  </w:style>
-  <w:style w:type="paragraph" w:customStyle="1" w:styleId="CH3Key">
-    <w:name w:val="CH3 Key"/>
-    <w:basedOn w:val="Normal"/>
-    <w:pPr>
-      <w:spacing w:before="60" w:after="60"/>
-    </w:pPr>
-    <w:rPr>
-      <w:rFonts w:ascii="Calibri" w:hAnsi="Calibri"/>
-      <w:b/>
-      <w:i w:val="0"/>
-      <w:color w:val="1B4332"/>
-      <w:sz w:val="21"/>
+      <w:color w:val="C0392B"/>
+      <w:sz w:val="17"/>
     </w:rPr>
   </w:style>
 </w:styles>
